--- a/spa/docx/008.content.docx
+++ b/spa/docx/008.content.docx
@@ -349,90 +349,66 @@
           <w:lang w:val="es_ES" w:bidi="es_ES"/>
         </w:rPr>
       </w:r>
-      <w:hyperlink r:id="rId13">
-        <w:r>
-          <w:rPr>
-            <w:lang w:val="es_ES" w:bidi="es_ES"/>
-          </w:rPr>
-          <w:rPr>
-            <w:color w:val="0000EE"/>
-            <w:u w:val="single"/>
-          </w:rPr>
-          <w:t>1 Crónicas 8:29</w:t>
-        </w:r>
-      </w:hyperlink>
-    </w:p>
-    <w:p>
-      <w:pPr>
-        <w:pStyle w:val="ListBullet"/>
-        <w:spacing w:line="240" w:lineRule="auto"/>
-        <w:ind w:left="720"/>
-      </w:pPr>
-      <w:r>
-        <w:rPr>
-          <w:lang w:val="es_ES" w:bidi="es_ES"/>
-        </w:rPr>
-      </w:r>
-      <w:hyperlink r:id="rId14">
-        <w:r>
-          <w:rPr>
-            <w:lang w:val="es_ES" w:bidi="es_ES"/>
-          </w:rPr>
-          <w:rPr>
-            <w:color w:val="0000EE"/>
-            <w:u w:val="single"/>
-          </w:rPr>
-          <w:t>1 Reyes 3:4–5</w:t>
-        </w:r>
-      </w:hyperlink>
-    </w:p>
-    <w:p>
-      <w:pPr>
-        <w:pStyle w:val="ListBullet"/>
-        <w:spacing w:line="240" w:lineRule="auto"/>
-        <w:ind w:left="720"/>
-      </w:pPr>
-      <w:r>
-        <w:rPr>
-          <w:lang w:val="es_ES" w:bidi="es_ES"/>
-        </w:rPr>
-      </w:r>
-      <w:hyperlink r:id="rId15">
-        <w:r>
-          <w:rPr>
-            <w:lang w:val="es_ES" w:bidi="es_ES"/>
-          </w:rPr>
-          <w:rPr>
-            <w:color w:val="0000EE"/>
-            <w:u w:val="single"/>
-          </w:rPr>
-          <w:t>2 Samuel 2:12–13</w:t>
-        </w:r>
-      </w:hyperlink>
-    </w:p>
-    <w:p>
-      <w:pPr>
-        <w:pStyle w:val="ListBullet"/>
-        <w:spacing w:line="240" w:lineRule="auto"/>
-        <w:ind w:left="720"/>
-      </w:pPr>
-      <w:r>
-        <w:rPr>
-          <w:lang w:val="es_ES" w:bidi="es_ES"/>
-        </w:rPr>
-      </w:r>
-      <w:hyperlink r:id="rId16">
-        <w:r>
-          <w:rPr>
-            <w:lang w:val="es_ES" w:bidi="es_ES"/>
-          </w:rPr>
-          <w:rPr>
-            <w:color w:val="0000EE"/>
-            <w:u w:val="single"/>
-          </w:rPr>
-          <w:t>Josué 9:3–5</w:t>
-        </w:r>
-      </w:hyperlink>
+      <w:r>
+        <w:rPr>
+          <w:lang w:val="es_ES" w:bidi="es_ES"/>
+        </w:rPr>
+        <w:t>1 Crónicas 8:29</w:t>
+      </w:r>
+    </w:p>
+    <w:p>
+      <w:pPr>
+        <w:pStyle w:val="ListBullet"/>
+        <w:spacing w:line="240" w:lineRule="auto"/>
+        <w:ind w:left="720"/>
+      </w:pPr>
+      <w:r>
+        <w:rPr>
+          <w:lang w:val="es_ES" w:bidi="es_ES"/>
+        </w:rPr>
+      </w:r>
+      <w:r>
+        <w:rPr>
+          <w:lang w:val="es_ES" w:bidi="es_ES"/>
+        </w:rPr>
+        <w:t>1 Reyes 3:4–5</w:t>
+      </w:r>
+    </w:p>
+    <w:p>
+      <w:pPr>
+        <w:pStyle w:val="ListBullet"/>
+        <w:spacing w:line="240" w:lineRule="auto"/>
+        <w:ind w:left="720"/>
+      </w:pPr>
+      <w:r>
+        <w:rPr>
+          <w:lang w:val="es_ES" w:bidi="es_ES"/>
+        </w:rPr>
+      </w:r>
+      <w:r>
+        <w:rPr>
+          <w:lang w:val="es_ES" w:bidi="es_ES"/>
+        </w:rPr>
+        <w:t>2 Samuel 2:12–13</w:t>
+      </w:r>
+    </w:p>
+    <w:p>
+      <w:pPr>
+        <w:pStyle w:val="ListBullet"/>
+        <w:spacing w:line="240" w:lineRule="auto"/>
+        <w:ind w:left="720"/>
+      </w:pPr>
+      <w:r>
+        <w:rPr>
+          <w:lang w:val="es_ES" w:bidi="es_ES"/>
+        </w:rPr>
+      </w:r>
+      <w:r>
+        <w:rPr>
+          <w:lang w:val="es_ES" w:bidi="es_ES"/>
+        </w:rPr>
+        <w:t>Josué 9:3–5</w:t>
+      </w:r>
     </w:p>
     <w:p>
       <w:pPr>
@@ -878,90 +854,66 @@
           <w:lang w:val="es_ES" w:bidi="es_ES"/>
         </w:rPr>
       </w:r>
-      <w:hyperlink r:id="rId17">
-        <w:r>
-          <w:rPr>
-            <w:lang w:val="es_ES" w:bidi="es_ES"/>
-          </w:rPr>
-          <w:rPr>
-            <w:color w:val="0000EE"/>
-            <w:u w:val="single"/>
-          </w:rPr>
-          <w:t>Daniel 8:15–17</w:t>
-        </w:r>
-      </w:hyperlink>
-    </w:p>
-    <w:p>
-      <w:pPr>
-        <w:pStyle w:val="ListBullet"/>
-        <w:spacing w:line="240" w:lineRule="auto"/>
-        <w:ind w:left="720"/>
-      </w:pPr>
-      <w:r>
-        <w:rPr>
-          <w:lang w:val="es_ES" w:bidi="es_ES"/>
-        </w:rPr>
-      </w:r>
-      <w:hyperlink r:id="rId18">
-        <w:r>
-          <w:rPr>
-            <w:lang w:val="es_ES" w:bidi="es_ES"/>
-          </w:rPr>
-          <w:rPr>
-            <w:color w:val="0000EE"/>
-            <w:u w:val="single"/>
-          </w:rPr>
-          <w:t>Daniel 9:21</w:t>
-        </w:r>
-      </w:hyperlink>
-    </w:p>
-    <w:p>
-      <w:pPr>
-        <w:pStyle w:val="ListBullet"/>
-        <w:spacing w:line="240" w:lineRule="auto"/>
-        <w:ind w:left="720"/>
-      </w:pPr>
-      <w:r>
-        <w:rPr>
-          <w:lang w:val="es_ES" w:bidi="es_ES"/>
-        </w:rPr>
-      </w:r>
-      <w:hyperlink r:id="rId19">
-        <w:r>
-          <w:rPr>
-            <w:lang w:val="es_ES" w:bidi="es_ES"/>
-          </w:rPr>
-          <w:rPr>
-            <w:color w:val="0000EE"/>
-            <w:u w:val="single"/>
-          </w:rPr>
-          <w:t>Lucas 1:19</w:t>
-        </w:r>
-      </w:hyperlink>
-    </w:p>
-    <w:p>
-      <w:pPr>
-        <w:pStyle w:val="ListBullet"/>
-        <w:spacing w:line="240" w:lineRule="auto"/>
-        <w:ind w:left="720"/>
-      </w:pPr>
-      <w:r>
-        <w:rPr>
-          <w:lang w:val="es_ES" w:bidi="es_ES"/>
-        </w:rPr>
-      </w:r>
-      <w:hyperlink r:id="rId20">
-        <w:r>
-          <w:rPr>
-            <w:lang w:val="es_ES" w:bidi="es_ES"/>
-          </w:rPr>
-          <w:rPr>
-            <w:color w:val="0000EE"/>
-            <w:u w:val="single"/>
-          </w:rPr>
-          <w:t>Lucas 1:26</w:t>
-        </w:r>
-      </w:hyperlink>
+      <w:r>
+        <w:rPr>
+          <w:lang w:val="es_ES" w:bidi="es_ES"/>
+        </w:rPr>
+        <w:t>Daniel 8:15–17</w:t>
+      </w:r>
+    </w:p>
+    <w:p>
+      <w:pPr>
+        <w:pStyle w:val="ListBullet"/>
+        <w:spacing w:line="240" w:lineRule="auto"/>
+        <w:ind w:left="720"/>
+      </w:pPr>
+      <w:r>
+        <w:rPr>
+          <w:lang w:val="es_ES" w:bidi="es_ES"/>
+        </w:rPr>
+      </w:r>
+      <w:r>
+        <w:rPr>
+          <w:lang w:val="es_ES" w:bidi="es_ES"/>
+        </w:rPr>
+        <w:t>Daniel 9:21</w:t>
+      </w:r>
+    </w:p>
+    <w:p>
+      <w:pPr>
+        <w:pStyle w:val="ListBullet"/>
+        <w:spacing w:line="240" w:lineRule="auto"/>
+        <w:ind w:left="720"/>
+      </w:pPr>
+      <w:r>
+        <w:rPr>
+          <w:lang w:val="es_ES" w:bidi="es_ES"/>
+        </w:rPr>
+      </w:r>
+      <w:r>
+        <w:rPr>
+          <w:lang w:val="es_ES" w:bidi="es_ES"/>
+        </w:rPr>
+        <w:t>Lucas 1:19</w:t>
+      </w:r>
+    </w:p>
+    <w:p>
+      <w:pPr>
+        <w:pStyle w:val="ListBullet"/>
+        <w:spacing w:line="240" w:lineRule="auto"/>
+        <w:ind w:left="720"/>
+      </w:pPr>
+      <w:r>
+        <w:rPr>
+          <w:lang w:val="es_ES" w:bidi="es_ES"/>
+        </w:rPr>
+      </w:r>
+      <w:r>
+        <w:rPr>
+          <w:lang w:val="es_ES" w:bidi="es_ES"/>
+        </w:rPr>
+        <w:t>Lucas 1:26</w:t>
+      </w:r>
     </w:p>
     <w:p>
       <w:pPr>
@@ -1209,114 +1161,84 @@
           <w:lang w:val="es_ES" w:bidi="es_ES"/>
         </w:rPr>
       </w:r>
-      <w:hyperlink r:id="rId21">
-        <w:r>
-          <w:rPr>
-            <w:lang w:val="es_ES" w:bidi="es_ES"/>
-          </w:rPr>
-          <w:rPr>
-            <w:color w:val="0000EE"/>
-            <w:u w:val="single"/>
-          </w:rPr>
-          <w:t>1 Crónicas 5:18</w:t>
-        </w:r>
-      </w:hyperlink>
-    </w:p>
-    <w:p>
-      <w:pPr>
-        <w:pStyle w:val="ListBullet"/>
-        <w:spacing w:line="240" w:lineRule="auto"/>
-        <w:ind w:left="720"/>
-      </w:pPr>
-      <w:r>
-        <w:rPr>
-          <w:lang w:val="es_ES" w:bidi="es_ES"/>
-        </w:rPr>
-      </w:r>
-      <w:hyperlink r:id="rId22">
-        <w:r>
-          <w:rPr>
-            <w:lang w:val="es_ES" w:bidi="es_ES"/>
-          </w:rPr>
-          <w:rPr>
-            <w:color w:val="0000EE"/>
-            <w:u w:val="single"/>
-          </w:rPr>
-          <w:t>Éxodo 1:1–5</w:t>
-        </w:r>
-      </w:hyperlink>
-    </w:p>
-    <w:p>
-      <w:pPr>
-        <w:pStyle w:val="ListBullet"/>
-        <w:spacing w:line="240" w:lineRule="auto"/>
-        <w:ind w:left="720"/>
-      </w:pPr>
-      <w:r>
-        <w:rPr>
-          <w:lang w:val="es_ES" w:bidi="es_ES"/>
-        </w:rPr>
-      </w:r>
-      <w:hyperlink r:id="rId23">
-        <w:r>
-          <w:rPr>
-            <w:lang w:val="es_ES" w:bidi="es_ES"/>
-          </w:rPr>
-          <w:rPr>
-            <w:color w:val="0000EE"/>
-            <w:u w:val="single"/>
-          </w:rPr>
-          <w:t>Génesis 30:11</w:t>
-        </w:r>
-      </w:hyperlink>
-    </w:p>
-    <w:p>
-      <w:pPr>
-        <w:pStyle w:val="ListBullet"/>
-        <w:spacing w:line="240" w:lineRule="auto"/>
-        <w:ind w:left="720"/>
-      </w:pPr>
-      <w:r>
-        <w:rPr>
-          <w:lang w:val="es_ES" w:bidi="es_ES"/>
-        </w:rPr>
-      </w:r>
-      <w:hyperlink r:id="rId24">
-        <w:r>
-          <w:rPr>
-            <w:lang w:val="es_ES" w:bidi="es_ES"/>
-          </w:rPr>
-          <w:rPr>
-            <w:color w:val="0000EE"/>
-            <w:u w:val="single"/>
-          </w:rPr>
-          <w:t>Josué 1:12</w:t>
-        </w:r>
-      </w:hyperlink>
-    </w:p>
-    <w:p>
-      <w:pPr>
-        <w:pStyle w:val="ListBullet"/>
-        <w:spacing w:line="240" w:lineRule="auto"/>
-        <w:ind w:left="720"/>
-      </w:pPr>
-      <w:r>
-        <w:rPr>
-          <w:lang w:val="es_ES" w:bidi="es_ES"/>
-        </w:rPr>
-      </w:r>
-      <w:hyperlink r:id="rId25">
-        <w:r>
-          <w:rPr>
-            <w:lang w:val="es_ES" w:bidi="es_ES"/>
-          </w:rPr>
-          <w:rPr>
-            <w:color w:val="0000EE"/>
-            <w:u w:val="single"/>
-          </w:rPr>
-          <w:t>Josué 21:38</w:t>
-        </w:r>
-      </w:hyperlink>
+      <w:r>
+        <w:rPr>
+          <w:lang w:val="es_ES" w:bidi="es_ES"/>
+        </w:rPr>
+        <w:t>1 Crónicas 5:18</w:t>
+      </w:r>
+    </w:p>
+    <w:p>
+      <w:pPr>
+        <w:pStyle w:val="ListBullet"/>
+        <w:spacing w:line="240" w:lineRule="auto"/>
+        <w:ind w:left="720"/>
+      </w:pPr>
+      <w:r>
+        <w:rPr>
+          <w:lang w:val="es_ES" w:bidi="es_ES"/>
+        </w:rPr>
+      </w:r>
+      <w:r>
+        <w:rPr>
+          <w:lang w:val="es_ES" w:bidi="es_ES"/>
+        </w:rPr>
+        <w:t>Éxodo 1:1–5</w:t>
+      </w:r>
+    </w:p>
+    <w:p>
+      <w:pPr>
+        <w:pStyle w:val="ListBullet"/>
+        <w:spacing w:line="240" w:lineRule="auto"/>
+        <w:ind w:left="720"/>
+      </w:pPr>
+      <w:r>
+        <w:rPr>
+          <w:lang w:val="es_ES" w:bidi="es_ES"/>
+        </w:rPr>
+      </w:r>
+      <w:r>
+        <w:rPr>
+          <w:lang w:val="es_ES" w:bidi="es_ES"/>
+        </w:rPr>
+        <w:t>Génesis 30:11</w:t>
+      </w:r>
+    </w:p>
+    <w:p>
+      <w:pPr>
+        <w:pStyle w:val="ListBullet"/>
+        <w:spacing w:line="240" w:lineRule="auto"/>
+        <w:ind w:left="720"/>
+      </w:pPr>
+      <w:r>
+        <w:rPr>
+          <w:lang w:val="es_ES" w:bidi="es_ES"/>
+        </w:rPr>
+      </w:r>
+      <w:r>
+        <w:rPr>
+          <w:lang w:val="es_ES" w:bidi="es_ES"/>
+        </w:rPr>
+        <w:t>Josué 1:12</w:t>
+      </w:r>
+    </w:p>
+    <w:p>
+      <w:pPr>
+        <w:pStyle w:val="ListBullet"/>
+        <w:spacing w:line="240" w:lineRule="auto"/>
+        <w:ind w:left="720"/>
+      </w:pPr>
+      <w:r>
+        <w:rPr>
+          <w:lang w:val="es_ES" w:bidi="es_ES"/>
+        </w:rPr>
+      </w:r>
+      <w:r>
+        <w:rPr>
+          <w:lang w:val="es_ES" w:bidi="es_ES"/>
+        </w:rPr>
+        <w:t>Josué 21:38</w:t>
+      </w:r>
     </w:p>
     <w:p>
       <w:pPr>
@@ -1600,114 +1522,84 @@
           <w:lang w:val="es_ES" w:bidi="es_ES"/>
         </w:rPr>
       </w:r>
-      <w:hyperlink r:id="rId26">
-        <w:r>
-          <w:rPr>
-            <w:lang w:val="es_ES" w:bidi="es_ES"/>
-          </w:rPr>
-          <w:rPr>
-            <w:color w:val="0000EE"/>
-            <w:u w:val="single"/>
-          </w:rPr>
-          <w:t>1 Corintios 16:1–2</w:t>
-        </w:r>
-      </w:hyperlink>
-    </w:p>
-    <w:p>
-      <w:pPr>
-        <w:pStyle w:val="ListBullet"/>
-        <w:spacing w:line="240" w:lineRule="auto"/>
-        <w:ind w:left="720"/>
-      </w:pPr>
-      <w:r>
-        <w:rPr>
-          <w:lang w:val="es_ES" w:bidi="es_ES"/>
-        </w:rPr>
-      </w:r>
-      <w:hyperlink r:id="rId27">
-        <w:r>
-          <w:rPr>
-            <w:lang w:val="es_ES" w:bidi="es_ES"/>
-          </w:rPr>
-          <w:rPr>
-            <w:color w:val="0000EE"/>
-            <w:u w:val="single"/>
-          </w:rPr>
-          <w:t>1 Pedro 1:1–2</w:t>
-        </w:r>
-      </w:hyperlink>
-    </w:p>
-    <w:p>
-      <w:pPr>
-        <w:pStyle w:val="ListBullet"/>
-        <w:spacing w:line="240" w:lineRule="auto"/>
-        <w:ind w:left="720"/>
-      </w:pPr>
-      <w:r>
-        <w:rPr>
-          <w:lang w:val="es_ES" w:bidi="es_ES"/>
-        </w:rPr>
-      </w:r>
-      <w:hyperlink r:id="rId28">
-        <w:r>
-          <w:rPr>
-            <w:lang w:val="es_ES" w:bidi="es_ES"/>
-          </w:rPr>
-          <w:rPr>
-            <w:color w:val="0000EE"/>
-            <w:u w:val="single"/>
-          </w:rPr>
-          <w:t>2 Timoteo 4:9–10</w:t>
-        </w:r>
-      </w:hyperlink>
-    </w:p>
-    <w:p>
-      <w:pPr>
-        <w:pStyle w:val="ListBullet"/>
-        <w:spacing w:line="240" w:lineRule="auto"/>
-        <w:ind w:left="720"/>
-      </w:pPr>
-      <w:r>
-        <w:rPr>
-          <w:lang w:val="es_ES" w:bidi="es_ES"/>
-        </w:rPr>
-      </w:r>
-      <w:hyperlink r:id="rId29">
-        <w:r>
-          <w:rPr>
-            <w:lang w:val="es_ES" w:bidi="es_ES"/>
-          </w:rPr>
-          <w:rPr>
-            <w:color w:val="0000EE"/>
-            <w:u w:val="single"/>
-          </w:rPr>
-          <w:t>Hechos 16:6–8</w:t>
-        </w:r>
-      </w:hyperlink>
-    </w:p>
-    <w:p>
-      <w:pPr>
-        <w:pStyle w:val="ListBullet"/>
-        <w:spacing w:line="240" w:lineRule="auto"/>
-        <w:ind w:left="720"/>
-      </w:pPr>
-      <w:r>
-        <w:rPr>
-          <w:lang w:val="es_ES" w:bidi="es_ES"/>
-        </w:rPr>
-      </w:r>
-      <w:hyperlink r:id="rId30">
-        <w:r>
-          <w:rPr>
-            <w:lang w:val="es_ES" w:bidi="es_ES"/>
-          </w:rPr>
-          <w:rPr>
-            <w:color w:val="0000EE"/>
-            <w:u w:val="single"/>
-          </w:rPr>
-          <w:t>Gálatas 1:1</w:t>
-        </w:r>
-      </w:hyperlink>
+      <w:r>
+        <w:rPr>
+          <w:lang w:val="es_ES" w:bidi="es_ES"/>
+        </w:rPr>
+        <w:t>1 Corintios 16:1–2</w:t>
+      </w:r>
+    </w:p>
+    <w:p>
+      <w:pPr>
+        <w:pStyle w:val="ListBullet"/>
+        <w:spacing w:line="240" w:lineRule="auto"/>
+        <w:ind w:left="720"/>
+      </w:pPr>
+      <w:r>
+        <w:rPr>
+          <w:lang w:val="es_ES" w:bidi="es_ES"/>
+        </w:rPr>
+      </w:r>
+      <w:r>
+        <w:rPr>
+          <w:lang w:val="es_ES" w:bidi="es_ES"/>
+        </w:rPr>
+        <w:t>1 Pedro 1:1–2</w:t>
+      </w:r>
+    </w:p>
+    <w:p>
+      <w:pPr>
+        <w:pStyle w:val="ListBullet"/>
+        <w:spacing w:line="240" w:lineRule="auto"/>
+        <w:ind w:left="720"/>
+      </w:pPr>
+      <w:r>
+        <w:rPr>
+          <w:lang w:val="es_ES" w:bidi="es_ES"/>
+        </w:rPr>
+      </w:r>
+      <w:r>
+        <w:rPr>
+          <w:lang w:val="es_ES" w:bidi="es_ES"/>
+        </w:rPr>
+        <w:t>2 Timoteo 4:9–10</w:t>
+      </w:r>
+    </w:p>
+    <w:p>
+      <w:pPr>
+        <w:pStyle w:val="ListBullet"/>
+        <w:spacing w:line="240" w:lineRule="auto"/>
+        <w:ind w:left="720"/>
+      </w:pPr>
+      <w:r>
+        <w:rPr>
+          <w:lang w:val="es_ES" w:bidi="es_ES"/>
+        </w:rPr>
+      </w:r>
+      <w:r>
+        <w:rPr>
+          <w:lang w:val="es_ES" w:bidi="es_ES"/>
+        </w:rPr>
+        <w:t>Hechos 16:6–8</w:t>
+      </w:r>
+    </w:p>
+    <w:p>
+      <w:pPr>
+        <w:pStyle w:val="ListBullet"/>
+        <w:spacing w:line="240" w:lineRule="auto"/>
+        <w:ind w:left="720"/>
+      </w:pPr>
+      <w:r>
+        <w:rPr>
+          <w:lang w:val="es_ES" w:bidi="es_ES"/>
+        </w:rPr>
+      </w:r>
+      <w:r>
+        <w:rPr>
+          <w:lang w:val="es_ES" w:bidi="es_ES"/>
+        </w:rPr>
+        <w:t>Gálatas 1:1</w:t>
+      </w:r>
     </w:p>
     <w:p>
       <w:pPr>
@@ -1941,186 +1833,138 @@
           <w:lang w:val="es_ES" w:bidi="es_ES"/>
         </w:rPr>
       </w:r>
-      <w:hyperlink r:id="rId31">
-        <w:r>
-          <w:rPr>
-            <w:lang w:val="es_ES" w:bidi="es_ES"/>
-          </w:rPr>
-          <w:rPr>
-            <w:color w:val="0000EE"/>
-            <w:u w:val="single"/>
-          </w:rPr>
-          <w:t>Hechos 9:32.</w:t>
-        </w:r>
-      </w:hyperlink>
-    </w:p>
-    <w:p>
-      <w:pPr>
-        <w:pStyle w:val="ListBullet"/>
-        <w:spacing w:line="240" w:lineRule="auto"/>
-        <w:ind w:left="720"/>
-      </w:pPr>
-      <w:r>
-        <w:rPr>
-          <w:lang w:val="es_ES" w:bidi="es_ES"/>
-        </w:rPr>
-      </w:r>
-      <w:hyperlink r:id="rId32">
-        <w:r>
-          <w:rPr>
-            <w:lang w:val="es_ES" w:bidi="es_ES"/>
-          </w:rPr>
-          <w:rPr>
-            <w:color w:val="0000EE"/>
-            <w:u w:val="single"/>
-          </w:rPr>
-          <w:t>Hechos 13:31</w:t>
-        </w:r>
-      </w:hyperlink>
-    </w:p>
-    <w:p>
-      <w:pPr>
-        <w:pStyle w:val="ListBullet"/>
-        <w:spacing w:line="240" w:lineRule="auto"/>
-        <w:ind w:left="720"/>
-      </w:pPr>
-      <w:r>
-        <w:rPr>
-          <w:lang w:val="es_ES" w:bidi="es_ES"/>
-        </w:rPr>
-      </w:r>
-      <w:hyperlink r:id="rId33">
-        <w:r>
-          <w:rPr>
-            <w:lang w:val="es_ES" w:bidi="es_ES"/>
-          </w:rPr>
-          <w:rPr>
-            <w:color w:val="0000EE"/>
-            <w:u w:val="single"/>
-          </w:rPr>
-          <w:t>Juan 2:1–2</w:t>
-        </w:r>
-      </w:hyperlink>
-    </w:p>
-    <w:p>
-      <w:pPr>
-        <w:pStyle w:val="ListBullet"/>
-        <w:spacing w:line="240" w:lineRule="auto"/>
-        <w:ind w:left="720"/>
-      </w:pPr>
-      <w:r>
-        <w:rPr>
-          <w:lang w:val="es_ES" w:bidi="es_ES"/>
-        </w:rPr>
-      </w:r>
-      <w:hyperlink r:id="rId34">
-        <w:r>
-          <w:rPr>
-            <w:lang w:val="es_ES" w:bidi="es_ES"/>
-          </w:rPr>
-          <w:rPr>
-            <w:color w:val="0000EE"/>
-            <w:u w:val="single"/>
-          </w:rPr>
-          <w:t>Juan 4:3</w:t>
-        </w:r>
-      </w:hyperlink>
-    </w:p>
-    <w:p>
-      <w:pPr>
-        <w:pStyle w:val="ListBullet"/>
-        <w:spacing w:line="240" w:lineRule="auto"/>
-        <w:ind w:left="720"/>
-      </w:pPr>
-      <w:r>
-        <w:rPr>
-          <w:lang w:val="es_ES" w:bidi="es_ES"/>
-        </w:rPr>
-      </w:r>
-      <w:hyperlink r:id="rId35">
-        <w:r>
-          <w:rPr>
-            <w:lang w:val="es_ES" w:bidi="es_ES"/>
-          </w:rPr>
-          <w:rPr>
-            <w:color w:val="0000EE"/>
-            <w:u w:val="single"/>
-          </w:rPr>
-          <w:t>Lucas 13:3</w:t>
-        </w:r>
-      </w:hyperlink>
-    </w:p>
-    <w:p>
-      <w:pPr>
-        <w:pStyle w:val="ListBullet"/>
-        <w:spacing w:line="240" w:lineRule="auto"/>
-        <w:ind w:left="720"/>
-      </w:pPr>
-      <w:r>
-        <w:rPr>
-          <w:lang w:val="es_ES" w:bidi="es_ES"/>
-        </w:rPr>
-      </w:r>
-      <w:hyperlink r:id="rId36">
-        <w:r>
-          <w:rPr>
-            <w:lang w:val="es_ES" w:bidi="es_ES"/>
-          </w:rPr>
-          <w:rPr>
-            <w:color w:val="0000EE"/>
-            <w:u w:val="single"/>
-          </w:rPr>
-          <w:t>Marcos 3:7</w:t>
-        </w:r>
-      </w:hyperlink>
-    </w:p>
-    <w:p>
-      <w:pPr>
-        <w:pStyle w:val="ListBullet"/>
-        <w:spacing w:line="240" w:lineRule="auto"/>
-        <w:ind w:left="720"/>
-      </w:pPr>
-      <w:r>
-        <w:rPr>
-          <w:lang w:val="es_ES" w:bidi="es_ES"/>
-        </w:rPr>
-      </w:r>
-      <w:hyperlink r:id="rId37">
-        <w:r>
-          <w:rPr>
-            <w:lang w:val="es_ES" w:bidi="es_ES"/>
-          </w:rPr>
-          <w:rPr>
-            <w:color w:val="0000EE"/>
-            <w:u w:val="single"/>
-          </w:rPr>
-          <w:t>Mateo 2:22–23</w:t>
-        </w:r>
-      </w:hyperlink>
-    </w:p>
-    <w:p>
-      <w:pPr>
-        <w:pStyle w:val="ListBullet"/>
-        <w:spacing w:line="240" w:lineRule="auto"/>
-        <w:ind w:left="720"/>
-      </w:pPr>
-      <w:r>
-        <w:rPr>
-          <w:lang w:val="es_ES" w:bidi="es_ES"/>
-        </w:rPr>
-      </w:r>
-      <w:hyperlink r:id="rId38">
-        <w:r>
-          <w:rPr>
-            <w:lang w:val="es_ES" w:bidi="es_ES"/>
-          </w:rPr>
-          <w:rPr>
-            <w:color w:val="0000EE"/>
-            <w:u w:val="single"/>
-          </w:rPr>
-          <w:t>Mateo 3:13–15</w:t>
-        </w:r>
-      </w:hyperlink>
+      <w:r>
+        <w:rPr>
+          <w:lang w:val="es_ES" w:bidi="es_ES"/>
+        </w:rPr>
+        <w:t>Hechos 9:32.</w:t>
+      </w:r>
+    </w:p>
+    <w:p>
+      <w:pPr>
+        <w:pStyle w:val="ListBullet"/>
+        <w:spacing w:line="240" w:lineRule="auto"/>
+        <w:ind w:left="720"/>
+      </w:pPr>
+      <w:r>
+        <w:rPr>
+          <w:lang w:val="es_ES" w:bidi="es_ES"/>
+        </w:rPr>
+      </w:r>
+      <w:r>
+        <w:rPr>
+          <w:lang w:val="es_ES" w:bidi="es_ES"/>
+        </w:rPr>
+        <w:t>Hechos 13:31</w:t>
+      </w:r>
+    </w:p>
+    <w:p>
+      <w:pPr>
+        <w:pStyle w:val="ListBullet"/>
+        <w:spacing w:line="240" w:lineRule="auto"/>
+        <w:ind w:left="720"/>
+      </w:pPr>
+      <w:r>
+        <w:rPr>
+          <w:lang w:val="es_ES" w:bidi="es_ES"/>
+        </w:rPr>
+      </w:r>
+      <w:r>
+        <w:rPr>
+          <w:lang w:val="es_ES" w:bidi="es_ES"/>
+        </w:rPr>
+        <w:t>Juan 2:1–2</w:t>
+      </w:r>
+    </w:p>
+    <w:p>
+      <w:pPr>
+        <w:pStyle w:val="ListBullet"/>
+        <w:spacing w:line="240" w:lineRule="auto"/>
+        <w:ind w:left="720"/>
+      </w:pPr>
+      <w:r>
+        <w:rPr>
+          <w:lang w:val="es_ES" w:bidi="es_ES"/>
+        </w:rPr>
+      </w:r>
+      <w:r>
+        <w:rPr>
+          <w:lang w:val="es_ES" w:bidi="es_ES"/>
+        </w:rPr>
+        <w:t>Juan 4:3</w:t>
+      </w:r>
+    </w:p>
+    <w:p>
+      <w:pPr>
+        <w:pStyle w:val="ListBullet"/>
+        <w:spacing w:line="240" w:lineRule="auto"/>
+        <w:ind w:left="720"/>
+      </w:pPr>
+      <w:r>
+        <w:rPr>
+          <w:lang w:val="es_ES" w:bidi="es_ES"/>
+        </w:rPr>
+      </w:r>
+      <w:r>
+        <w:rPr>
+          <w:lang w:val="es_ES" w:bidi="es_ES"/>
+        </w:rPr>
+        <w:t>Lucas 13:3</w:t>
+      </w:r>
+    </w:p>
+    <w:p>
+      <w:pPr>
+        <w:pStyle w:val="ListBullet"/>
+        <w:spacing w:line="240" w:lineRule="auto"/>
+        <w:ind w:left="720"/>
+      </w:pPr>
+      <w:r>
+        <w:rPr>
+          <w:lang w:val="es_ES" w:bidi="es_ES"/>
+        </w:rPr>
+      </w:r>
+      <w:r>
+        <w:rPr>
+          <w:lang w:val="es_ES" w:bidi="es_ES"/>
+        </w:rPr>
+        <w:t>Marcos 3:7</w:t>
+      </w:r>
+    </w:p>
+    <w:p>
+      <w:pPr>
+        <w:pStyle w:val="ListBullet"/>
+        <w:spacing w:line="240" w:lineRule="auto"/>
+        <w:ind w:left="720"/>
+      </w:pPr>
+      <w:r>
+        <w:rPr>
+          <w:lang w:val="es_ES" w:bidi="es_ES"/>
+        </w:rPr>
+      </w:r>
+      <w:r>
+        <w:rPr>
+          <w:lang w:val="es_ES" w:bidi="es_ES"/>
+        </w:rPr>
+        <w:t>Mateo 2:22–23</w:t>
+      </w:r>
+    </w:p>
+    <w:p>
+      <w:pPr>
+        <w:pStyle w:val="ListBullet"/>
+        <w:spacing w:line="240" w:lineRule="auto"/>
+        <w:ind w:left="720"/>
+      </w:pPr>
+      <w:r>
+        <w:rPr>
+          <w:lang w:val="es_ES" w:bidi="es_ES"/>
+        </w:rPr>
+      </w:r>
+      <w:r>
+        <w:rPr>
+          <w:lang w:val="es_ES" w:bidi="es_ES"/>
+        </w:rPr>
+        <w:t>Mateo 3:13–15</w:t>
+      </w:r>
     </w:p>
     <w:p>
       <w:pPr>
@@ -2555,114 +2399,84 @@
           <w:lang w:val="es_ES" w:bidi="es_ES"/>
         </w:rPr>
       </w:r>
-      <w:hyperlink r:id="rId39">
-        <w:r>
-          <w:rPr>
-            <w:lang w:val="es_ES" w:bidi="es_ES"/>
-          </w:rPr>
-          <w:rPr>
-            <w:color w:val="0000EE"/>
-            <w:u w:val="single"/>
-          </w:rPr>
-          <w:t>2 Reyes 3.15–17</w:t>
-        </w:r>
-      </w:hyperlink>
-    </w:p>
-    <w:p>
-      <w:pPr>
-        <w:pStyle w:val="ListBullet"/>
-        <w:spacing w:line="240" w:lineRule="auto"/>
-        <w:ind w:left="720"/>
-      </w:pPr>
-      <w:r>
-        <w:rPr>
-          <w:lang w:val="es_ES" w:bidi="es_ES"/>
-        </w:rPr>
-      </w:r>
-      <w:hyperlink r:id="rId40">
-        <w:r>
-          <w:rPr>
-            <w:lang w:val="es_ES" w:bidi="es_ES"/>
-          </w:rPr>
-          <w:rPr>
-            <w:color w:val="0000EE"/>
-            <w:u w:val="single"/>
-          </w:rPr>
-          <w:t>Génesis 30.29</w:t>
-        </w:r>
-      </w:hyperlink>
-    </w:p>
-    <w:p>
-      <w:pPr>
-        <w:pStyle w:val="ListBullet"/>
-        <w:spacing w:line="240" w:lineRule="auto"/>
-        <w:ind w:left="720"/>
-      </w:pPr>
-      <w:r>
-        <w:rPr>
-          <w:lang w:val="es_ES" w:bidi="es_ES"/>
-        </w:rPr>
-      </w:r>
-      <w:hyperlink r:id="rId41">
-        <w:r>
-          <w:rPr>
-            <w:lang w:val="es_ES" w:bidi="es_ES"/>
-          </w:rPr>
-          <w:rPr>
-            <w:color w:val="0000EE"/>
-            <w:u w:val="single"/>
-          </w:rPr>
-          <w:t>Josué 1.14–15</w:t>
-        </w:r>
-      </w:hyperlink>
-    </w:p>
-    <w:p>
-      <w:pPr>
-        <w:pStyle w:val="ListBullet"/>
-        <w:spacing w:line="240" w:lineRule="auto"/>
-        <w:ind w:left="720"/>
-      </w:pPr>
-      <w:r>
-        <w:rPr>
-          <w:lang w:val="es_ES" w:bidi="es_ES"/>
-        </w:rPr>
-      </w:r>
-      <w:hyperlink r:id="rId42">
-        <w:r>
-          <w:rPr>
-            <w:lang w:val="es_ES" w:bidi="es_ES"/>
-          </w:rPr>
-          <w:rPr>
-            <w:color w:val="0000EE"/>
-            <w:u w:val="single"/>
-          </w:rPr>
-          <w:t>Nehemías 9.36–37</w:t>
-        </w:r>
-      </w:hyperlink>
-    </w:p>
-    <w:p>
-      <w:pPr>
-        <w:pStyle w:val="ListBullet"/>
-        <w:spacing w:line="240" w:lineRule="auto"/>
-        <w:ind w:left="720"/>
-      </w:pPr>
-      <w:r>
-        <w:rPr>
-          <w:lang w:val="es_ES" w:bidi="es_ES"/>
-        </w:rPr>
-      </w:r>
-      <w:hyperlink r:id="rId43">
-        <w:r>
-          <w:rPr>
-            <w:lang w:val="es_ES" w:bidi="es_ES"/>
-          </w:rPr>
-          <w:rPr>
-            <w:color w:val="0000EE"/>
-            <w:u w:val="single"/>
-          </w:rPr>
-          <w:t>Números 3.41</w:t>
-        </w:r>
-      </w:hyperlink>
+      <w:r>
+        <w:rPr>
+          <w:lang w:val="es_ES" w:bidi="es_ES"/>
+        </w:rPr>
+        <w:t>2 Reyes 3.15–17</w:t>
+      </w:r>
+    </w:p>
+    <w:p>
+      <w:pPr>
+        <w:pStyle w:val="ListBullet"/>
+        <w:spacing w:line="240" w:lineRule="auto"/>
+        <w:ind w:left="720"/>
+      </w:pPr>
+      <w:r>
+        <w:rPr>
+          <w:lang w:val="es_ES" w:bidi="es_ES"/>
+        </w:rPr>
+      </w:r>
+      <w:r>
+        <w:rPr>
+          <w:lang w:val="es_ES" w:bidi="es_ES"/>
+        </w:rPr>
+        <w:t>Génesis 30.29</w:t>
+      </w:r>
+    </w:p>
+    <w:p>
+      <w:pPr>
+        <w:pStyle w:val="ListBullet"/>
+        <w:spacing w:line="240" w:lineRule="auto"/>
+        <w:ind w:left="720"/>
+      </w:pPr>
+      <w:r>
+        <w:rPr>
+          <w:lang w:val="es_ES" w:bidi="es_ES"/>
+        </w:rPr>
+      </w:r>
+      <w:r>
+        <w:rPr>
+          <w:lang w:val="es_ES" w:bidi="es_ES"/>
+        </w:rPr>
+        <w:t>Josué 1.14–15</w:t>
+      </w:r>
+    </w:p>
+    <w:p>
+      <w:pPr>
+        <w:pStyle w:val="ListBullet"/>
+        <w:spacing w:line="240" w:lineRule="auto"/>
+        <w:ind w:left="720"/>
+      </w:pPr>
+      <w:r>
+        <w:rPr>
+          <w:lang w:val="es_ES" w:bidi="es_ES"/>
+        </w:rPr>
+      </w:r>
+      <w:r>
+        <w:rPr>
+          <w:lang w:val="es_ES" w:bidi="es_ES"/>
+        </w:rPr>
+        <w:t>Nehemías 9.36–37</w:t>
+      </w:r>
+    </w:p>
+    <w:p>
+      <w:pPr>
+        <w:pStyle w:val="ListBullet"/>
+        <w:spacing w:line="240" w:lineRule="auto"/>
+        <w:ind w:left="720"/>
+      </w:pPr>
+      <w:r>
+        <w:rPr>
+          <w:lang w:val="es_ES" w:bidi="es_ES"/>
+        </w:rPr>
+      </w:r>
+      <w:r>
+        <w:rPr>
+          <w:lang w:val="es_ES" w:bidi="es_ES"/>
+        </w:rPr>
+        <w:t>Números 3.41</w:t>
+      </w:r>
     </w:p>
     <w:p>
       <w:pPr>
@@ -2928,90 +2742,66 @@
           <w:lang w:val="es_ES" w:bidi="es_ES"/>
         </w:rPr>
       </w:r>
-      <w:hyperlink r:id="rId44">
-        <w:r>
-          <w:rPr>
-            <w:lang w:val="es_ES" w:bidi="es_ES"/>
-          </w:rPr>
-          <w:rPr>
-            <w:color w:val="0000EE"/>
-            <w:u w:val="single"/>
-          </w:rPr>
-          <w:t>1 Reyes 2:39.</w:t>
-        </w:r>
-      </w:hyperlink>
-    </w:p>
-    <w:p>
-      <w:pPr>
-        <w:pStyle w:val="ListBullet"/>
-        <w:spacing w:line="240" w:lineRule="auto"/>
-        <w:ind w:left="720"/>
-      </w:pPr>
-      <w:r>
-        <w:rPr>
-          <w:lang w:val="es_ES" w:bidi="es_ES"/>
-        </w:rPr>
-      </w:r>
-      <w:hyperlink r:id="rId45">
-        <w:r>
-          <w:rPr>
-            <w:lang w:val="es_ES" w:bidi="es_ES"/>
-          </w:rPr>
-          <w:rPr>
-            <w:color w:val="0000EE"/>
-            <w:u w:val="single"/>
-          </w:rPr>
-          <w:t>1 Samuel 5:8–9.</w:t>
-        </w:r>
-      </w:hyperlink>
-    </w:p>
-    <w:p>
-      <w:pPr>
-        <w:pStyle w:val="ListBullet"/>
-        <w:spacing w:line="240" w:lineRule="auto"/>
-        <w:ind w:left="720"/>
-      </w:pPr>
-      <w:r>
-        <w:rPr>
-          <w:lang w:val="es_ES" w:bidi="es_ES"/>
-        </w:rPr>
-      </w:r>
-      <w:hyperlink r:id="rId46">
-        <w:r>
-          <w:rPr>
-            <w:lang w:val="es_ES" w:bidi="es_ES"/>
-          </w:rPr>
-          <w:rPr>
-            <w:color w:val="0000EE"/>
-            <w:u w:val="single"/>
-          </w:rPr>
-          <w:t>2 Crónicas 26:6–8.</w:t>
-        </w:r>
-      </w:hyperlink>
-    </w:p>
-    <w:p>
-      <w:pPr>
-        <w:pStyle w:val="ListBullet"/>
-        <w:spacing w:line="240" w:lineRule="auto"/>
-        <w:ind w:left="720"/>
-      </w:pPr>
-      <w:r>
-        <w:rPr>
-          <w:lang w:val="es_ES" w:bidi="es_ES"/>
-        </w:rPr>
-      </w:r>
-      <w:hyperlink r:id="rId47">
-        <w:r>
-          <w:rPr>
-            <w:lang w:val="es_ES" w:bidi="es_ES"/>
-          </w:rPr>
-          <w:rPr>
-            <w:color w:val="0000EE"/>
-            <w:u w:val="single"/>
-          </w:rPr>
-          <w:t>Josué 11:21–22.</w:t>
-        </w:r>
-      </w:hyperlink>
+      <w:r>
+        <w:rPr>
+          <w:lang w:val="es_ES" w:bidi="es_ES"/>
+        </w:rPr>
+        <w:t>1 Reyes 2:39.</w:t>
+      </w:r>
+    </w:p>
+    <w:p>
+      <w:pPr>
+        <w:pStyle w:val="ListBullet"/>
+        <w:spacing w:line="240" w:lineRule="auto"/>
+        <w:ind w:left="720"/>
+      </w:pPr>
+      <w:r>
+        <w:rPr>
+          <w:lang w:val="es_ES" w:bidi="es_ES"/>
+        </w:rPr>
+      </w:r>
+      <w:r>
+        <w:rPr>
+          <w:lang w:val="es_ES" w:bidi="es_ES"/>
+        </w:rPr>
+        <w:t>1 Samuel 5:8–9.</w:t>
+      </w:r>
+    </w:p>
+    <w:p>
+      <w:pPr>
+        <w:pStyle w:val="ListBullet"/>
+        <w:spacing w:line="240" w:lineRule="auto"/>
+        <w:ind w:left="720"/>
+      </w:pPr>
+      <w:r>
+        <w:rPr>
+          <w:lang w:val="es_ES" w:bidi="es_ES"/>
+        </w:rPr>
+      </w:r>
+      <w:r>
+        <w:rPr>
+          <w:lang w:val="es_ES" w:bidi="es_ES"/>
+        </w:rPr>
+        <w:t>2 Crónicas 26:6–8.</w:t>
+      </w:r>
+    </w:p>
+    <w:p>
+      <w:pPr>
+        <w:pStyle w:val="ListBullet"/>
+        <w:spacing w:line="240" w:lineRule="auto"/>
+        <w:ind w:left="720"/>
+      </w:pPr>
+      <w:r>
+        <w:rPr>
+          <w:lang w:val="es_ES" w:bidi="es_ES"/>
+        </w:rPr>
+      </w:r>
+      <w:r>
+        <w:rPr>
+          <w:lang w:val="es_ES" w:bidi="es_ES"/>
+        </w:rPr>
+        <w:t>Josué 11:21–22.</w:t>
+      </w:r>
     </w:p>
     <w:p>
       <w:pPr>
@@ -3283,114 +3073,84 @@
           <w:lang w:val="es_ES" w:bidi="es_ES"/>
         </w:rPr>
       </w:r>
-      <w:hyperlink r:id="rId48">
-        <w:r>
-          <w:rPr>
-            <w:lang w:val="es_ES" w:bidi="es_ES"/>
-          </w:rPr>
-          <w:rPr>
-            <w:color w:val="0000EE"/>
-            <w:u w:val="single"/>
-          </w:rPr>
-          <w:t>1 Reyes 4:24–25.</w:t>
-        </w:r>
-      </w:hyperlink>
-    </w:p>
-    <w:p>
-      <w:pPr>
-        <w:pStyle w:val="ListBullet"/>
-        <w:spacing w:line="240" w:lineRule="auto"/>
-        <w:ind w:left="720"/>
-      </w:pPr>
-      <w:r>
-        <w:rPr>
-          <w:lang w:val="es_ES" w:bidi="es_ES"/>
-        </w:rPr>
-      </w:r>
-      <w:hyperlink r:id="rId49">
-        <w:r>
-          <w:rPr>
-            <w:lang w:val="es_ES" w:bidi="es_ES"/>
-          </w:rPr>
-          <w:rPr>
-            <w:color w:val="0000EE"/>
-            <w:u w:val="single"/>
-          </w:rPr>
-          <w:t>Hechos 8:26.</w:t>
-        </w:r>
-      </w:hyperlink>
-    </w:p>
-    <w:p>
-      <w:pPr>
-        <w:pStyle w:val="ListBullet"/>
-        <w:spacing w:line="240" w:lineRule="auto"/>
-        <w:ind w:left="720"/>
-      </w:pPr>
-      <w:r>
-        <w:rPr>
-          <w:lang w:val="es_ES" w:bidi="es_ES"/>
-        </w:rPr>
-      </w:r>
-      <w:hyperlink r:id="rId50">
-        <w:r>
-          <w:rPr>
-            <w:lang w:val="es_ES" w:bidi="es_ES"/>
-          </w:rPr>
-          <w:rPr>
-            <w:color w:val="0000EE"/>
-            <w:u w:val="single"/>
-          </w:rPr>
-          <w:t>Génesis 10:19.</w:t>
-        </w:r>
-      </w:hyperlink>
-    </w:p>
-    <w:p>
-      <w:pPr>
-        <w:pStyle w:val="ListBullet"/>
-        <w:spacing w:line="240" w:lineRule="auto"/>
-        <w:ind w:left="720"/>
-      </w:pPr>
-      <w:r>
-        <w:rPr>
-          <w:lang w:val="es_ES" w:bidi="es_ES"/>
-        </w:rPr>
-      </w:r>
-      <w:hyperlink r:id="rId51">
-        <w:r>
-          <w:rPr>
-            <w:lang w:val="es_ES" w:bidi="es_ES"/>
-          </w:rPr>
-          <w:rPr>
-            <w:color w:val="0000EE"/>
-            <w:u w:val="single"/>
-          </w:rPr>
-          <w:t>Josué 10:40–41.</w:t>
-        </w:r>
-      </w:hyperlink>
-    </w:p>
-    <w:p>
-      <w:pPr>
-        <w:pStyle w:val="ListBullet"/>
-        <w:spacing w:line="240" w:lineRule="auto"/>
-        <w:ind w:left="720"/>
-      </w:pPr>
-      <w:r>
-        <w:rPr>
-          <w:lang w:val="es_ES" w:bidi="es_ES"/>
-        </w:rPr>
-      </w:r>
-      <w:hyperlink r:id="rId52">
-        <w:r>
-          <w:rPr>
-            <w:lang w:val="es_ES" w:bidi="es_ES"/>
-          </w:rPr>
-          <w:rPr>
-            <w:color w:val="0000EE"/>
-            <w:u w:val="single"/>
-          </w:rPr>
-          <w:t>Jueces 6:3–4.</w:t>
-        </w:r>
-      </w:hyperlink>
+      <w:r>
+        <w:rPr>
+          <w:lang w:val="es_ES" w:bidi="es_ES"/>
+        </w:rPr>
+        <w:t>1 Reyes 4:24–25.</w:t>
+      </w:r>
+    </w:p>
+    <w:p>
+      <w:pPr>
+        <w:pStyle w:val="ListBullet"/>
+        <w:spacing w:line="240" w:lineRule="auto"/>
+        <w:ind w:left="720"/>
+      </w:pPr>
+      <w:r>
+        <w:rPr>
+          <w:lang w:val="es_ES" w:bidi="es_ES"/>
+        </w:rPr>
+      </w:r>
+      <w:r>
+        <w:rPr>
+          <w:lang w:val="es_ES" w:bidi="es_ES"/>
+        </w:rPr>
+        <w:t>Hechos 8:26.</w:t>
+      </w:r>
+    </w:p>
+    <w:p>
+      <w:pPr>
+        <w:pStyle w:val="ListBullet"/>
+        <w:spacing w:line="240" w:lineRule="auto"/>
+        <w:ind w:left="720"/>
+      </w:pPr>
+      <w:r>
+        <w:rPr>
+          <w:lang w:val="es_ES" w:bidi="es_ES"/>
+        </w:rPr>
+      </w:r>
+      <w:r>
+        <w:rPr>
+          <w:lang w:val="es_ES" w:bidi="es_ES"/>
+        </w:rPr>
+        <w:t>Génesis 10:19.</w:t>
+      </w:r>
+    </w:p>
+    <w:p>
+      <w:pPr>
+        <w:pStyle w:val="ListBullet"/>
+        <w:spacing w:line="240" w:lineRule="auto"/>
+        <w:ind w:left="720"/>
+      </w:pPr>
+      <w:r>
+        <w:rPr>
+          <w:lang w:val="es_ES" w:bidi="es_ES"/>
+        </w:rPr>
+      </w:r>
+      <w:r>
+        <w:rPr>
+          <w:lang w:val="es_ES" w:bidi="es_ES"/>
+        </w:rPr>
+        <w:t>Josué 10:40–41.</w:t>
+      </w:r>
+    </w:p>
+    <w:p>
+      <w:pPr>
+        <w:pStyle w:val="ListBullet"/>
+        <w:spacing w:line="240" w:lineRule="auto"/>
+        <w:ind w:left="720"/>
+      </w:pPr>
+      <w:r>
+        <w:rPr>
+          <w:lang w:val="es_ES" w:bidi="es_ES"/>
+        </w:rPr>
+      </w:r>
+      <w:r>
+        <w:rPr>
+          <w:lang w:val="es_ES" w:bidi="es_ES"/>
+        </w:rPr>
+        <w:t>Jueces 6:3–4.</w:t>
+      </w:r>
     </w:p>
     <w:p>
       <w:pPr>
@@ -4084,90 +3844,66 @@
           <w:lang w:val="es_ES" w:bidi="es_ES"/>
         </w:rPr>
       </w:r>
-      <w:hyperlink r:id="rId53">
-        <w:r>
-          <w:rPr>
-            <w:lang w:val="es_ES" w:bidi="es_ES"/>
-          </w:rPr>
-          <w:rPr>
-            <w:color w:val="0000EE"/>
-            <w:u w:val="single"/>
-          </w:rPr>
-          <w:t>2 Crónicas 14:12–13</w:t>
-        </w:r>
-      </w:hyperlink>
-    </w:p>
-    <w:p>
-      <w:pPr>
-        <w:pStyle w:val="ListBullet"/>
-        <w:spacing w:line="240" w:lineRule="auto"/>
-        <w:ind w:left="720"/>
-      </w:pPr>
-      <w:r>
-        <w:rPr>
-          <w:lang w:val="es_ES" w:bidi="es_ES"/>
-        </w:rPr>
-      </w:r>
-      <w:hyperlink r:id="rId54">
-        <w:r>
-          <w:rPr>
-            <w:lang w:val="es_ES" w:bidi="es_ES"/>
-          </w:rPr>
-          <w:rPr>
-            <w:color w:val="0000EE"/>
-            <w:u w:val="single"/>
-          </w:rPr>
-          <w:t>Génesis 20:1–3</w:t>
-        </w:r>
-      </w:hyperlink>
-    </w:p>
-    <w:p>
-      <w:pPr>
-        <w:pStyle w:val="ListBullet"/>
-        <w:spacing w:line="240" w:lineRule="auto"/>
-        <w:ind w:left="720"/>
-      </w:pPr>
-      <w:r>
-        <w:rPr>
-          <w:lang w:val="es_ES" w:bidi="es_ES"/>
-        </w:rPr>
-      </w:r>
-      <w:hyperlink r:id="rId55">
-        <w:r>
-          <w:rPr>
-            <w:lang w:val="es_ES" w:bidi="es_ES"/>
-          </w:rPr>
-          <w:rPr>
-            <w:color w:val="0000EE"/>
-            <w:u w:val="single"/>
-          </w:rPr>
-          <w:t>Génesis 26:1</w:t>
-        </w:r>
-      </w:hyperlink>
-    </w:p>
-    <w:p>
-      <w:pPr>
-        <w:pStyle w:val="ListBullet"/>
-        <w:spacing w:line="240" w:lineRule="auto"/>
-        <w:ind w:left="720"/>
-      </w:pPr>
-      <w:r>
-        <w:rPr>
-          <w:lang w:val="es_ES" w:bidi="es_ES"/>
-        </w:rPr>
-      </w:r>
-      <w:hyperlink r:id="rId56">
-        <w:r>
-          <w:rPr>
-            <w:lang w:val="es_ES" w:bidi="es_ES"/>
-          </w:rPr>
-          <w:rPr>
-            <w:color w:val="0000EE"/>
-            <w:u w:val="single"/>
-          </w:rPr>
-          <w:t>Génesis 26:6</w:t>
-        </w:r>
-      </w:hyperlink>
+      <w:r>
+        <w:rPr>
+          <w:lang w:val="es_ES" w:bidi="es_ES"/>
+        </w:rPr>
+        <w:t>2 Crónicas 14:12–13</w:t>
+      </w:r>
+    </w:p>
+    <w:p>
+      <w:pPr>
+        <w:pStyle w:val="ListBullet"/>
+        <w:spacing w:line="240" w:lineRule="auto"/>
+        <w:ind w:left="720"/>
+      </w:pPr>
+      <w:r>
+        <w:rPr>
+          <w:lang w:val="es_ES" w:bidi="es_ES"/>
+        </w:rPr>
+      </w:r>
+      <w:r>
+        <w:rPr>
+          <w:lang w:val="es_ES" w:bidi="es_ES"/>
+        </w:rPr>
+        <w:t>Génesis 20:1–3</w:t>
+      </w:r>
+    </w:p>
+    <w:p>
+      <w:pPr>
+        <w:pStyle w:val="ListBullet"/>
+        <w:spacing w:line="240" w:lineRule="auto"/>
+        <w:ind w:left="720"/>
+      </w:pPr>
+      <w:r>
+        <w:rPr>
+          <w:lang w:val="es_ES" w:bidi="es_ES"/>
+        </w:rPr>
+      </w:r>
+      <w:r>
+        <w:rPr>
+          <w:lang w:val="es_ES" w:bidi="es_ES"/>
+        </w:rPr>
+        <w:t>Génesis 26:1</w:t>
+      </w:r>
+    </w:p>
+    <w:p>
+      <w:pPr>
+        <w:pStyle w:val="ListBullet"/>
+        <w:spacing w:line="240" w:lineRule="auto"/>
+        <w:ind w:left="720"/>
+      </w:pPr>
+      <w:r>
+        <w:rPr>
+          <w:lang w:val="es_ES" w:bidi="es_ES"/>
+        </w:rPr>
+      </w:r>
+      <w:r>
+        <w:rPr>
+          <w:lang w:val="es_ES" w:bidi="es_ES"/>
+        </w:rPr>
+        <w:t>Génesis 26:6</w:t>
+      </w:r>
     </w:p>
     <w:p>
       <w:pPr>
@@ -4419,162 +4155,120 @@
           <w:lang w:val="es_ES" w:bidi="es_ES"/>
         </w:rPr>
       </w:r>
-      <w:hyperlink r:id="rId57">
-        <w:r>
-          <w:rPr>
-            <w:lang w:val="es_ES" w:bidi="es_ES"/>
-          </w:rPr>
-          <w:rPr>
-            <w:color w:val="0000EE"/>
-            <w:u w:val="single"/>
-          </w:rPr>
-          <w:t>Hechos 9:13–16.</w:t>
-        </w:r>
-      </w:hyperlink>
-    </w:p>
-    <w:p>
-      <w:pPr>
-        <w:pStyle w:val="ListBullet"/>
-        <w:spacing w:line="240" w:lineRule="auto"/>
-        <w:ind w:left="720"/>
-      </w:pPr>
-      <w:r>
-        <w:rPr>
-          <w:lang w:val="es_ES" w:bidi="es_ES"/>
-        </w:rPr>
-      </w:r>
-      <w:hyperlink r:id="rId58">
-        <w:r>
-          <w:rPr>
-            <w:lang w:val="es_ES" w:bidi="es_ES"/>
-          </w:rPr>
-          <w:rPr>
-            <w:color w:val="0000EE"/>
-            <w:u w:val="single"/>
-          </w:rPr>
-          <w:t>Hechos 14:5–7.</w:t>
-        </w:r>
-      </w:hyperlink>
-    </w:p>
-    <w:p>
-      <w:pPr>
-        <w:pStyle w:val="ListBullet"/>
-        <w:spacing w:line="240" w:lineRule="auto"/>
-        <w:ind w:left="720"/>
-      </w:pPr>
-      <w:r>
-        <w:rPr>
-          <w:lang w:val="es_ES" w:bidi="es_ES"/>
-        </w:rPr>
-      </w:r>
-      <w:hyperlink r:id="rId59">
-        <w:r>
-          <w:rPr>
-            <w:lang w:val="es_ES" w:bidi="es_ES"/>
-          </w:rPr>
-          <w:rPr>
-            <w:color w:val="0000EE"/>
-            <w:u w:val="single"/>
-          </w:rPr>
-          <w:t>Gálatas 2:16.</w:t>
-        </w:r>
-      </w:hyperlink>
-    </w:p>
-    <w:p>
-      <w:pPr>
-        <w:pStyle w:val="ListBullet"/>
-        <w:spacing w:line="240" w:lineRule="auto"/>
-        <w:ind w:left="720"/>
-      </w:pPr>
-      <w:r>
-        <w:rPr>
-          <w:lang w:val="es_ES" w:bidi="es_ES"/>
-        </w:rPr>
-      </w:r>
-      <w:hyperlink r:id="rId60">
-        <w:r>
-          <w:rPr>
-            <w:lang w:val="es_ES" w:bidi="es_ES"/>
-          </w:rPr>
-          <w:rPr>
-            <w:color w:val="0000EE"/>
-            <w:u w:val="single"/>
-          </w:rPr>
-          <w:t>Lucas 2:32.</w:t>
-        </w:r>
-      </w:hyperlink>
-    </w:p>
-    <w:p>
-      <w:pPr>
-        <w:pStyle w:val="ListBullet"/>
-        <w:spacing w:line="240" w:lineRule="auto"/>
-        <w:ind w:left="720"/>
-      </w:pPr>
-      <w:r>
-        <w:rPr>
-          <w:lang w:val="es_ES" w:bidi="es_ES"/>
-        </w:rPr>
-      </w:r>
-      <w:hyperlink r:id="rId61">
-        <w:r>
-          <w:rPr>
-            <w:lang w:val="es_ES" w:bidi="es_ES"/>
-          </w:rPr>
-          <w:rPr>
-            <w:color w:val="0000EE"/>
-            <w:u w:val="single"/>
-          </w:rPr>
-          <w:t>Mateo 5:47.</w:t>
-        </w:r>
-      </w:hyperlink>
-    </w:p>
-    <w:p>
-      <w:pPr>
-        <w:pStyle w:val="ListBullet"/>
-        <w:spacing w:line="240" w:lineRule="auto"/>
-        <w:ind w:left="720"/>
-      </w:pPr>
-      <w:r>
-        <w:rPr>
-          <w:lang w:val="es_ES" w:bidi="es_ES"/>
-        </w:rPr>
-      </w:r>
-      <w:hyperlink r:id="rId62">
-        <w:r>
-          <w:rPr>
-            <w:lang w:val="es_ES" w:bidi="es_ES"/>
-          </w:rPr>
-          <w:rPr>
-            <w:color w:val="0000EE"/>
-            <w:u w:val="single"/>
-          </w:rPr>
-          <w:t>Mateo 6:5–7.</w:t>
-        </w:r>
-      </w:hyperlink>
-    </w:p>
-    <w:p>
-      <w:pPr>
-        <w:pStyle w:val="ListBullet"/>
-        <w:spacing w:line="240" w:lineRule="auto"/>
-        <w:ind w:left="720"/>
-      </w:pPr>
-      <w:r>
-        <w:rPr>
-          <w:lang w:val="es_ES" w:bidi="es_ES"/>
-        </w:rPr>
-      </w:r>
-      <w:hyperlink r:id="rId63">
-        <w:r>
-          <w:rPr>
-            <w:lang w:val="es_ES" w:bidi="es_ES"/>
-          </w:rPr>
-          <w:rPr>
-            <w:color w:val="0000EE"/>
-            <w:u w:val="single"/>
-          </w:rPr>
-          <w:t>Romanos 11:25.</w:t>
-        </w:r>
-      </w:hyperlink>
+      <w:r>
+        <w:rPr>
+          <w:lang w:val="es_ES" w:bidi="es_ES"/>
+        </w:rPr>
+        <w:t>Hechos 9:13–16.</w:t>
+      </w:r>
+    </w:p>
+    <w:p>
+      <w:pPr>
+        <w:pStyle w:val="ListBullet"/>
+        <w:spacing w:line="240" w:lineRule="auto"/>
+        <w:ind w:left="720"/>
+      </w:pPr>
+      <w:r>
+        <w:rPr>
+          <w:lang w:val="es_ES" w:bidi="es_ES"/>
+        </w:rPr>
+      </w:r>
+      <w:r>
+        <w:rPr>
+          <w:lang w:val="es_ES" w:bidi="es_ES"/>
+        </w:rPr>
+        <w:t>Hechos 14:5–7.</w:t>
+      </w:r>
+    </w:p>
+    <w:p>
+      <w:pPr>
+        <w:pStyle w:val="ListBullet"/>
+        <w:spacing w:line="240" w:lineRule="auto"/>
+        <w:ind w:left="720"/>
+      </w:pPr>
+      <w:r>
+        <w:rPr>
+          <w:lang w:val="es_ES" w:bidi="es_ES"/>
+        </w:rPr>
+      </w:r>
+      <w:r>
+        <w:rPr>
+          <w:lang w:val="es_ES" w:bidi="es_ES"/>
+        </w:rPr>
+        <w:t>Gálatas 2:16.</w:t>
+      </w:r>
+    </w:p>
+    <w:p>
+      <w:pPr>
+        <w:pStyle w:val="ListBullet"/>
+        <w:spacing w:line="240" w:lineRule="auto"/>
+        <w:ind w:left="720"/>
+      </w:pPr>
+      <w:r>
+        <w:rPr>
+          <w:lang w:val="es_ES" w:bidi="es_ES"/>
+        </w:rPr>
+      </w:r>
+      <w:r>
+        <w:rPr>
+          <w:lang w:val="es_ES" w:bidi="es_ES"/>
+        </w:rPr>
+        <w:t>Lucas 2:32.</w:t>
+      </w:r>
+    </w:p>
+    <w:p>
+      <w:pPr>
+        <w:pStyle w:val="ListBullet"/>
+        <w:spacing w:line="240" w:lineRule="auto"/>
+        <w:ind w:left="720"/>
+      </w:pPr>
+      <w:r>
+        <w:rPr>
+          <w:lang w:val="es_ES" w:bidi="es_ES"/>
+        </w:rPr>
+      </w:r>
+      <w:r>
+        <w:rPr>
+          <w:lang w:val="es_ES" w:bidi="es_ES"/>
+        </w:rPr>
+        <w:t>Mateo 5:47.</w:t>
+      </w:r>
+    </w:p>
+    <w:p>
+      <w:pPr>
+        <w:pStyle w:val="ListBullet"/>
+        <w:spacing w:line="240" w:lineRule="auto"/>
+        <w:ind w:left="720"/>
+      </w:pPr>
+      <w:r>
+        <w:rPr>
+          <w:lang w:val="es_ES" w:bidi="es_ES"/>
+        </w:rPr>
+      </w:r>
+      <w:r>
+        <w:rPr>
+          <w:lang w:val="es_ES" w:bidi="es_ES"/>
+        </w:rPr>
+        <w:t>Mateo 6:5–7.</w:t>
+      </w:r>
+    </w:p>
+    <w:p>
+      <w:pPr>
+        <w:pStyle w:val="ListBullet"/>
+        <w:spacing w:line="240" w:lineRule="auto"/>
+        <w:ind w:left="720"/>
+      </w:pPr>
+      <w:r>
+        <w:rPr>
+          <w:lang w:val="es_ES" w:bidi="es_ES"/>
+        </w:rPr>
+      </w:r>
+      <w:r>
+        <w:rPr>
+          <w:lang w:val="es_ES" w:bidi="es_ES"/>
+        </w:rPr>
+        <w:t>Romanos 11:25.</w:t>
+      </w:r>
     </w:p>
     <w:p>
       <w:pPr>
@@ -4786,42 +4480,30 @@
           <w:lang w:val="es_ES" w:bidi="es_ES"/>
         </w:rPr>
       </w:r>
-      <w:hyperlink r:id="rId64">
-        <w:r>
-          <w:rPr>
-            <w:lang w:val="es_ES" w:bidi="es_ES"/>
-          </w:rPr>
-          <w:rPr>
-            <w:color w:val="0000EE"/>
-            <w:u w:val="single"/>
-          </w:rPr>
-          <w:t>Marcos 14:32.</w:t>
-        </w:r>
-      </w:hyperlink>
-    </w:p>
-    <w:p>
-      <w:pPr>
-        <w:pStyle w:val="ListBullet"/>
-        <w:spacing w:line="240" w:lineRule="auto"/>
-        <w:ind w:left="720"/>
-      </w:pPr>
-      <w:r>
-        <w:rPr>
-          <w:lang w:val="es_ES" w:bidi="es_ES"/>
-        </w:rPr>
-      </w:r>
-      <w:hyperlink r:id="rId65">
-        <w:r>
-          <w:rPr>
-            <w:lang w:val="es_ES" w:bidi="es_ES"/>
-          </w:rPr>
-          <w:rPr>
-            <w:color w:val="0000EE"/>
-            <w:u w:val="single"/>
-          </w:rPr>
-          <w:t>Mateo 26:36.</w:t>
-        </w:r>
-      </w:hyperlink>
+      <w:r>
+        <w:rPr>
+          <w:lang w:val="es_ES" w:bidi="es_ES"/>
+        </w:rPr>
+        <w:t>Marcos 14:32.</w:t>
+      </w:r>
+    </w:p>
+    <w:p>
+      <w:pPr>
+        <w:pStyle w:val="ListBullet"/>
+        <w:spacing w:line="240" w:lineRule="auto"/>
+        <w:ind w:left="720"/>
+      </w:pPr>
+      <w:r>
+        <w:rPr>
+          <w:lang w:val="es_ES" w:bidi="es_ES"/>
+        </w:rPr>
+      </w:r>
+      <w:r>
+        <w:rPr>
+          <w:lang w:val="es_ES" w:bidi="es_ES"/>
+        </w:rPr>
+        <w:t>Mateo 26:36.</w:t>
+      </w:r>
     </w:p>
     <w:p>
       <w:pPr>
@@ -5093,90 +4775,66 @@
           <w:lang w:val="es_ES" w:bidi="es_ES"/>
         </w:rPr>
       </w:r>
-      <w:hyperlink r:id="rId66">
-        <w:r>
-          <w:rPr>
-            <w:lang w:val="es_ES" w:bidi="es_ES"/>
-          </w:rPr>
-          <w:rPr>
-            <w:color w:val="0000EE"/>
-            <w:u w:val="single"/>
-          </w:rPr>
-          <w:t>Hebreos 11:32–34.</w:t>
-        </w:r>
-      </w:hyperlink>
-    </w:p>
-    <w:p>
-      <w:pPr>
-        <w:pStyle w:val="ListBullet"/>
-        <w:spacing w:line="240" w:lineRule="auto"/>
-        <w:ind w:left="720"/>
-      </w:pPr>
-      <w:r>
-        <w:rPr>
-          <w:lang w:val="es_ES" w:bidi="es_ES"/>
-        </w:rPr>
-      </w:r>
-      <w:hyperlink r:id="rId67">
-        <w:r>
-          <w:rPr>
-            <w:lang w:val="es_ES" w:bidi="es_ES"/>
-          </w:rPr>
-          <w:rPr>
-            <w:color w:val="0000EE"/>
-            <w:u w:val="single"/>
-          </w:rPr>
-          <w:t>Jueces 6:11.</w:t>
-        </w:r>
-      </w:hyperlink>
-    </w:p>
-    <w:p>
-      <w:pPr>
-        <w:pStyle w:val="ListBullet"/>
-        <w:spacing w:line="240" w:lineRule="auto"/>
-        <w:ind w:left="720"/>
-      </w:pPr>
-      <w:r>
-        <w:rPr>
-          <w:lang w:val="es_ES" w:bidi="es_ES"/>
-        </w:rPr>
-      </w:r>
-      <w:hyperlink r:id="rId68">
-        <w:r>
-          <w:rPr>
-            <w:lang w:val="es_ES" w:bidi="es_ES"/>
-          </w:rPr>
-          <w:rPr>
-            <w:color w:val="0000EE"/>
-            <w:u w:val="single"/>
-          </w:rPr>
-          <w:t>Jueces 6:23.</w:t>
-        </w:r>
-      </w:hyperlink>
-    </w:p>
-    <w:p>
-      <w:pPr>
-        <w:pStyle w:val="ListBullet"/>
-        <w:spacing w:line="240" w:lineRule="auto"/>
-        <w:ind w:left="720"/>
-      </w:pPr>
-      <w:r>
-        <w:rPr>
-          <w:lang w:val="es_ES" w:bidi="es_ES"/>
-        </w:rPr>
-      </w:r>
-      <w:hyperlink r:id="rId69">
-        <w:r>
-          <w:rPr>
-            <w:lang w:val="es_ES" w:bidi="es_ES"/>
-          </w:rPr>
-          <w:rPr>
-            <w:color w:val="0000EE"/>
-            <w:u w:val="single"/>
-          </w:rPr>
-          <w:t>Jueces 8:17.</w:t>
-        </w:r>
-      </w:hyperlink>
+      <w:r>
+        <w:rPr>
+          <w:lang w:val="es_ES" w:bidi="es_ES"/>
+        </w:rPr>
+        <w:t>Hebreos 11:32–34.</w:t>
+      </w:r>
+    </w:p>
+    <w:p>
+      <w:pPr>
+        <w:pStyle w:val="ListBullet"/>
+        <w:spacing w:line="240" w:lineRule="auto"/>
+        <w:ind w:left="720"/>
+      </w:pPr>
+      <w:r>
+        <w:rPr>
+          <w:lang w:val="es_ES" w:bidi="es_ES"/>
+        </w:rPr>
+      </w:r>
+      <w:r>
+        <w:rPr>
+          <w:lang w:val="es_ES" w:bidi="es_ES"/>
+        </w:rPr>
+        <w:t>Jueces 6:11.</w:t>
+      </w:r>
+    </w:p>
+    <w:p>
+      <w:pPr>
+        <w:pStyle w:val="ListBullet"/>
+        <w:spacing w:line="240" w:lineRule="auto"/>
+        <w:ind w:left="720"/>
+      </w:pPr>
+      <w:r>
+        <w:rPr>
+          <w:lang w:val="es_ES" w:bidi="es_ES"/>
+        </w:rPr>
+      </w:r>
+      <w:r>
+        <w:rPr>
+          <w:lang w:val="es_ES" w:bidi="es_ES"/>
+        </w:rPr>
+        <w:t>Jueces 6:23.</w:t>
+      </w:r>
+    </w:p>
+    <w:p>
+      <w:pPr>
+        <w:pStyle w:val="ListBullet"/>
+        <w:spacing w:line="240" w:lineRule="auto"/>
+        <w:ind w:left="720"/>
+      </w:pPr>
+      <w:r>
+        <w:rPr>
+          <w:lang w:val="es_ES" w:bidi="es_ES"/>
+        </w:rPr>
+      </w:r>
+      <w:r>
+        <w:rPr>
+          <w:lang w:val="es_ES" w:bidi="es_ES"/>
+        </w:rPr>
+        <w:t>Jueces 8:17.</w:t>
+      </w:r>
     </w:p>
     <w:p>
       <w:pPr>
@@ -5702,42 +5360,30 @@
           <w:lang w:val="es_ES" w:bidi="es_ES"/>
         </w:rPr>
       </w:r>
-      <w:hyperlink r:id="rId70">
-        <w:r>
-          <w:rPr>
-            <w:lang w:val="es_ES" w:bidi="es_ES"/>
-          </w:rPr>
-          <w:rPr>
-            <w:color w:val="0000EE"/>
-            <w:u w:val="single"/>
-          </w:rPr>
-          <w:t>Génesis 6:4</w:t>
-        </w:r>
-      </w:hyperlink>
-    </w:p>
-    <w:p>
-      <w:pPr>
-        <w:pStyle w:val="ListBullet"/>
-        <w:spacing w:line="240" w:lineRule="auto"/>
-        <w:ind w:left="720"/>
-      </w:pPr>
-      <w:r>
-        <w:rPr>
-          <w:lang w:val="es_ES" w:bidi="es_ES"/>
-        </w:rPr>
-      </w:r>
-      <w:hyperlink r:id="rId71">
-        <w:r>
-          <w:rPr>
-            <w:lang w:val="es_ES" w:bidi="es_ES"/>
-          </w:rPr>
-          <w:rPr>
-            <w:color w:val="0000EE"/>
-            <w:u w:val="single"/>
-          </w:rPr>
-          <w:t>Números 13:32–33</w:t>
-        </w:r>
-      </w:hyperlink>
+      <w:r>
+        <w:rPr>
+          <w:lang w:val="es_ES" w:bidi="es_ES"/>
+        </w:rPr>
+        <w:t>Génesis 6:4</w:t>
+      </w:r>
+    </w:p>
+    <w:p>
+      <w:pPr>
+        <w:pStyle w:val="ListBullet"/>
+        <w:spacing w:line="240" w:lineRule="auto"/>
+        <w:ind w:left="720"/>
+      </w:pPr>
+      <w:r>
+        <w:rPr>
+          <w:lang w:val="es_ES" w:bidi="es_ES"/>
+        </w:rPr>
+      </w:r>
+      <w:r>
+        <w:rPr>
+          <w:lang w:val="es_ES" w:bidi="es_ES"/>
+        </w:rPr>
+        <w:t>Números 13:32–33</w:t>
+      </w:r>
     </w:p>
     <w:p>
       <w:pPr>
@@ -5973,138 +5619,102 @@
           <w:lang w:val="es_ES" w:bidi="es_ES"/>
         </w:rPr>
       </w:r>
-      <w:hyperlink r:id="rId72">
-        <w:r>
-          <w:rPr>
-            <w:lang w:val="es_ES" w:bidi="es_ES"/>
-          </w:rPr>
-          <w:rPr>
-            <w:color w:val="0000EE"/>
-            <w:u w:val="single"/>
-          </w:rPr>
-          <w:t>1 Crónicas 2.22.</w:t>
-        </w:r>
-      </w:hyperlink>
-    </w:p>
-    <w:p>
-      <w:pPr>
-        <w:pStyle w:val="ListBullet"/>
-        <w:spacing w:line="240" w:lineRule="auto"/>
-        <w:ind w:left="720"/>
-      </w:pPr>
-      <w:r>
-        <w:rPr>
-          <w:lang w:val="es_ES" w:bidi="es_ES"/>
-        </w:rPr>
-      </w:r>
-      <w:hyperlink r:id="rId73">
-        <w:r>
-          <w:rPr>
-            <w:lang w:val="es_ES" w:bidi="es_ES"/>
-          </w:rPr>
-          <w:rPr>
-            <w:color w:val="0000EE"/>
-            <w:u w:val="single"/>
-          </w:rPr>
-          <w:t>1 Samuel 11.1.</w:t>
-        </w:r>
-      </w:hyperlink>
-    </w:p>
-    <w:p>
-      <w:pPr>
-        <w:pStyle w:val="ListBullet"/>
-        <w:spacing w:line="240" w:lineRule="auto"/>
-        <w:ind w:left="720"/>
-      </w:pPr>
-      <w:r>
-        <w:rPr>
-          <w:lang w:val="es_ES" w:bidi="es_ES"/>
-        </w:rPr>
-      </w:r>
-      <w:hyperlink r:id="rId74">
-        <w:r>
-          <w:rPr>
-            <w:lang w:val="es_ES" w:bidi="es_ES"/>
-          </w:rPr>
-          <w:rPr>
-            <w:color w:val="0000EE"/>
-            <w:u w:val="single"/>
-          </w:rPr>
-          <w:t>Amós 1.3.</w:t>
-        </w:r>
-      </w:hyperlink>
-    </w:p>
-    <w:p>
-      <w:pPr>
-        <w:pStyle w:val="ListBullet"/>
-        <w:spacing w:line="240" w:lineRule="auto"/>
-        <w:ind w:left="720"/>
-      </w:pPr>
-      <w:r>
-        <w:rPr>
-          <w:lang w:val="es_ES" w:bidi="es_ES"/>
-        </w:rPr>
-      </w:r>
-      <w:hyperlink r:id="rId75">
-        <w:r>
-          <w:rPr>
-            <w:lang w:val="es_ES" w:bidi="es_ES"/>
-          </w:rPr>
-          <w:rPr>
-            <w:color w:val="0000EE"/>
-            <w:u w:val="single"/>
-          </w:rPr>
-          <w:t>Deuteronomio 2.36–37.</w:t>
-        </w:r>
-      </w:hyperlink>
-    </w:p>
-    <w:p>
-      <w:pPr>
-        <w:pStyle w:val="ListBullet"/>
-        <w:spacing w:line="240" w:lineRule="auto"/>
-        <w:ind w:left="720"/>
-      </w:pPr>
-      <w:r>
-        <w:rPr>
-          <w:lang w:val="es_ES" w:bidi="es_ES"/>
-        </w:rPr>
-      </w:r>
-      <w:hyperlink r:id="rId76">
-        <w:r>
-          <w:rPr>
-            <w:lang w:val="es_ES" w:bidi="es_ES"/>
-          </w:rPr>
-          <w:rPr>
-            <w:color w:val="0000EE"/>
-            <w:u w:val="single"/>
-          </w:rPr>
-          <w:t>Génesis 31.21.</w:t>
-        </w:r>
-      </w:hyperlink>
-    </w:p>
-    <w:p>
-      <w:pPr>
-        <w:pStyle w:val="ListBullet"/>
-        <w:spacing w:line="240" w:lineRule="auto"/>
-        <w:ind w:left="720"/>
-      </w:pPr>
-      <w:r>
-        <w:rPr>
-          <w:lang w:val="es_ES" w:bidi="es_ES"/>
-        </w:rPr>
-      </w:r>
-      <w:hyperlink r:id="rId77">
-        <w:r>
-          <w:rPr>
-            <w:lang w:val="es_ES" w:bidi="es_ES"/>
-          </w:rPr>
-          <w:rPr>
-            <w:color w:val="0000EE"/>
-            <w:u w:val="single"/>
-          </w:rPr>
-          <w:t>Génesis 37.25–26.</w:t>
-        </w:r>
-      </w:hyperlink>
+      <w:r>
+        <w:rPr>
+          <w:lang w:val="es_ES" w:bidi="es_ES"/>
+        </w:rPr>
+        <w:t>1 Crónicas 2.22.</w:t>
+      </w:r>
+    </w:p>
+    <w:p>
+      <w:pPr>
+        <w:pStyle w:val="ListBullet"/>
+        <w:spacing w:line="240" w:lineRule="auto"/>
+        <w:ind w:left="720"/>
+      </w:pPr>
+      <w:r>
+        <w:rPr>
+          <w:lang w:val="es_ES" w:bidi="es_ES"/>
+        </w:rPr>
+      </w:r>
+      <w:r>
+        <w:rPr>
+          <w:lang w:val="es_ES" w:bidi="es_ES"/>
+        </w:rPr>
+        <w:t>1 Samuel 11.1.</w:t>
+      </w:r>
+    </w:p>
+    <w:p>
+      <w:pPr>
+        <w:pStyle w:val="ListBullet"/>
+        <w:spacing w:line="240" w:lineRule="auto"/>
+        <w:ind w:left="720"/>
+      </w:pPr>
+      <w:r>
+        <w:rPr>
+          <w:lang w:val="es_ES" w:bidi="es_ES"/>
+        </w:rPr>
+      </w:r>
+      <w:r>
+        <w:rPr>
+          <w:lang w:val="es_ES" w:bidi="es_ES"/>
+        </w:rPr>
+        <w:t>Amós 1.3.</w:t>
+      </w:r>
+    </w:p>
+    <w:p>
+      <w:pPr>
+        <w:pStyle w:val="ListBullet"/>
+        <w:spacing w:line="240" w:lineRule="auto"/>
+        <w:ind w:left="720"/>
+      </w:pPr>
+      <w:r>
+        <w:rPr>
+          <w:lang w:val="es_ES" w:bidi="es_ES"/>
+        </w:rPr>
+      </w:r>
+      <w:r>
+        <w:rPr>
+          <w:lang w:val="es_ES" w:bidi="es_ES"/>
+        </w:rPr>
+        <w:t>Deuteronomio 2.36–37.</w:t>
+      </w:r>
+    </w:p>
+    <w:p>
+      <w:pPr>
+        <w:pStyle w:val="ListBullet"/>
+        <w:spacing w:line="240" w:lineRule="auto"/>
+        <w:ind w:left="720"/>
+      </w:pPr>
+      <w:r>
+        <w:rPr>
+          <w:lang w:val="es_ES" w:bidi="es_ES"/>
+        </w:rPr>
+      </w:r>
+      <w:r>
+        <w:rPr>
+          <w:lang w:val="es_ES" w:bidi="es_ES"/>
+        </w:rPr>
+        <w:t>Génesis 31.21.</w:t>
+      </w:r>
+    </w:p>
+    <w:p>
+      <w:pPr>
+        <w:pStyle w:val="ListBullet"/>
+        <w:spacing w:line="240" w:lineRule="auto"/>
+        <w:ind w:left="720"/>
+      </w:pPr>
+      <w:r>
+        <w:rPr>
+          <w:lang w:val="es_ES" w:bidi="es_ES"/>
+        </w:rPr>
+      </w:r>
+      <w:r>
+        <w:rPr>
+          <w:lang w:val="es_ES" w:bidi="es_ES"/>
+        </w:rPr>
+        <w:t>Génesis 37.25–26.</w:t>
+      </w:r>
     </w:p>
     <w:p>
       <w:pPr>
@@ -6382,90 +5992,66 @@
           <w:lang w:val="es_ES" w:bidi="es_ES"/>
         </w:rPr>
       </w:r>
-      <w:hyperlink r:id="rId78">
-        <w:r>
-          <w:rPr>
-            <w:lang w:val="es_ES" w:bidi="es_ES"/>
-          </w:rPr>
-          <w:rPr>
-            <w:color w:val="0000EE"/>
-            <w:u w:val="single"/>
-          </w:rPr>
-          <w:t>1 Samuel 7.15–17.</w:t>
-        </w:r>
-      </w:hyperlink>
-    </w:p>
-    <w:p>
-      <w:pPr>
-        <w:pStyle w:val="ListBullet"/>
-        <w:spacing w:line="240" w:lineRule="auto"/>
-        <w:ind w:left="720"/>
-      </w:pPr>
-      <w:r>
-        <w:rPr>
-          <w:lang w:val="es_ES" w:bidi="es_ES"/>
-        </w:rPr>
-      </w:r>
-      <w:hyperlink r:id="rId79">
-        <w:r>
-          <w:rPr>
-            <w:lang w:val="es_ES" w:bidi="es_ES"/>
-          </w:rPr>
-          <w:rPr>
-            <w:color w:val="0000EE"/>
-            <w:u w:val="single"/>
-          </w:rPr>
-          <w:t>2 Reyes 2.1–2.</w:t>
-        </w:r>
-      </w:hyperlink>
-    </w:p>
-    <w:p>
-      <w:pPr>
-        <w:pStyle w:val="ListBullet"/>
-        <w:spacing w:line="240" w:lineRule="auto"/>
-        <w:ind w:left="720"/>
-      </w:pPr>
-      <w:r>
-        <w:rPr>
-          <w:lang w:val="es_ES" w:bidi="es_ES"/>
-        </w:rPr>
-      </w:r>
-      <w:hyperlink r:id="rId80">
-        <w:r>
-          <w:rPr>
-            <w:lang w:val="es_ES" w:bidi="es_ES"/>
-          </w:rPr>
-          <w:rPr>
-            <w:color w:val="0000EE"/>
-            <w:u w:val="single"/>
-          </w:rPr>
-          <w:t>Oseas 4.15.</w:t>
-        </w:r>
-      </w:hyperlink>
-    </w:p>
-    <w:p>
-      <w:pPr>
-        <w:pStyle w:val="ListBullet"/>
-        <w:spacing w:line="240" w:lineRule="auto"/>
-        <w:ind w:left="720"/>
-      </w:pPr>
-      <w:r>
-        <w:rPr>
-          <w:lang w:val="es_ES" w:bidi="es_ES"/>
-        </w:rPr>
-      </w:r>
-      <w:hyperlink r:id="rId81">
-        <w:r>
-          <w:rPr>
-            <w:lang w:val="es_ES" w:bidi="es_ES"/>
-          </w:rPr>
-          <w:rPr>
-            <w:color w:val="0000EE"/>
-            <w:u w:val="single"/>
-          </w:rPr>
-          <w:t>Jueces 2.1.</w:t>
-        </w:r>
-      </w:hyperlink>
+      <w:r>
+        <w:rPr>
+          <w:lang w:val="es_ES" w:bidi="es_ES"/>
+        </w:rPr>
+        <w:t>1 Samuel 7.15–17.</w:t>
+      </w:r>
+    </w:p>
+    <w:p>
+      <w:pPr>
+        <w:pStyle w:val="ListBullet"/>
+        <w:spacing w:line="240" w:lineRule="auto"/>
+        <w:ind w:left="720"/>
+      </w:pPr>
+      <w:r>
+        <w:rPr>
+          <w:lang w:val="es_ES" w:bidi="es_ES"/>
+        </w:rPr>
+      </w:r>
+      <w:r>
+        <w:rPr>
+          <w:lang w:val="es_ES" w:bidi="es_ES"/>
+        </w:rPr>
+        <w:t>2 Reyes 2.1–2.</w:t>
+      </w:r>
+    </w:p>
+    <w:p>
+      <w:pPr>
+        <w:pStyle w:val="ListBullet"/>
+        <w:spacing w:line="240" w:lineRule="auto"/>
+        <w:ind w:left="720"/>
+      </w:pPr>
+      <w:r>
+        <w:rPr>
+          <w:lang w:val="es_ES" w:bidi="es_ES"/>
+        </w:rPr>
+      </w:r>
+      <w:r>
+        <w:rPr>
+          <w:lang w:val="es_ES" w:bidi="es_ES"/>
+        </w:rPr>
+        <w:t>Oseas 4.15.</w:t>
+      </w:r>
+    </w:p>
+    <w:p>
+      <w:pPr>
+        <w:pStyle w:val="ListBullet"/>
+        <w:spacing w:line="240" w:lineRule="auto"/>
+        <w:ind w:left="720"/>
+      </w:pPr>
+      <w:r>
+        <w:rPr>
+          <w:lang w:val="es_ES" w:bidi="es_ES"/>
+        </w:rPr>
+      </w:r>
+      <w:r>
+        <w:rPr>
+          <w:lang w:val="es_ES" w:bidi="es_ES"/>
+        </w:rPr>
+        <w:t>Jueces 2.1.</w:t>
+      </w:r>
     </w:p>
     <w:p>
       <w:pPr>
@@ -6695,114 +6281,84 @@
           <w:lang w:val="es_ES" w:bidi="es_ES"/>
         </w:rPr>
       </w:r>
-      <w:hyperlink r:id="rId82">
-        <w:r>
-          <w:rPr>
-            <w:lang w:val="es_ES" w:bidi="es_ES"/>
-          </w:rPr>
-          <w:rPr>
-            <w:color w:val="0000EE"/>
-            <w:u w:val="single"/>
-          </w:rPr>
-          <w:t>1 Crónicas 1.14.</w:t>
-        </w:r>
-      </w:hyperlink>
-    </w:p>
-    <w:p>
-      <w:pPr>
-        <w:pStyle w:val="ListBullet"/>
-        <w:spacing w:line="240" w:lineRule="auto"/>
-        <w:ind w:left="720"/>
-      </w:pPr>
-      <w:r>
-        <w:rPr>
-          <w:lang w:val="es_ES" w:bidi="es_ES"/>
-        </w:rPr>
-      </w:r>
-      <w:hyperlink r:id="rId83">
-        <w:r>
-          <w:rPr>
-            <w:lang w:val="es_ES" w:bidi="es_ES"/>
-          </w:rPr>
-          <w:rPr>
-            <w:color w:val="0000EE"/>
-            <w:u w:val="single"/>
-          </w:rPr>
-          <w:t>Deuteronomio 7.1.</w:t>
-        </w:r>
-      </w:hyperlink>
-    </w:p>
-    <w:p>
-      <w:pPr>
-        <w:pStyle w:val="ListBullet"/>
-        <w:spacing w:line="240" w:lineRule="auto"/>
-        <w:ind w:left="720"/>
-      </w:pPr>
-      <w:r>
-        <w:rPr>
-          <w:lang w:val="es_ES" w:bidi="es_ES"/>
-        </w:rPr>
-      </w:r>
-      <w:hyperlink r:id="rId84">
-        <w:r>
-          <w:rPr>
-            <w:lang w:val="es_ES" w:bidi="es_ES"/>
-          </w:rPr>
-          <w:rPr>
-            <w:color w:val="0000EE"/>
-            <w:u w:val="single"/>
-          </w:rPr>
-          <w:t>Génesis 10.16.</w:t>
-        </w:r>
-      </w:hyperlink>
-    </w:p>
-    <w:p>
-      <w:pPr>
-        <w:pStyle w:val="ListBullet"/>
-        <w:spacing w:line="240" w:lineRule="auto"/>
-        <w:ind w:left="720"/>
-      </w:pPr>
-      <w:r>
-        <w:rPr>
-          <w:lang w:val="es_ES" w:bidi="es_ES"/>
-        </w:rPr>
-      </w:r>
-      <w:hyperlink r:id="rId85">
-        <w:r>
-          <w:rPr>
-            <w:lang w:val="es_ES" w:bidi="es_ES"/>
-          </w:rPr>
-          <w:rPr>
-            <w:color w:val="0000EE"/>
-            <w:u w:val="single"/>
-          </w:rPr>
-          <w:t>Josué 3.9–11.</w:t>
-        </w:r>
-      </w:hyperlink>
-    </w:p>
-    <w:p>
-      <w:pPr>
-        <w:pStyle w:val="ListBullet"/>
-        <w:spacing w:line="240" w:lineRule="auto"/>
-        <w:ind w:left="720"/>
-      </w:pPr>
-      <w:r>
-        <w:rPr>
-          <w:lang w:val="es_ES" w:bidi="es_ES"/>
-        </w:rPr>
-      </w:r>
-      <w:hyperlink r:id="rId86">
-        <w:r>
-          <w:rPr>
-            <w:lang w:val="es_ES" w:bidi="es_ES"/>
-          </w:rPr>
-          <w:rPr>
-            <w:color w:val="0000EE"/>
-            <w:u w:val="single"/>
-          </w:rPr>
-          <w:t>Josué 24.11–12.</w:t>
-        </w:r>
-      </w:hyperlink>
+      <w:r>
+        <w:rPr>
+          <w:lang w:val="es_ES" w:bidi="es_ES"/>
+        </w:rPr>
+        <w:t>1 Crónicas 1.14.</w:t>
+      </w:r>
+    </w:p>
+    <w:p>
+      <w:pPr>
+        <w:pStyle w:val="ListBullet"/>
+        <w:spacing w:line="240" w:lineRule="auto"/>
+        <w:ind w:left="720"/>
+      </w:pPr>
+      <w:r>
+        <w:rPr>
+          <w:lang w:val="es_ES" w:bidi="es_ES"/>
+        </w:rPr>
+      </w:r>
+      <w:r>
+        <w:rPr>
+          <w:lang w:val="es_ES" w:bidi="es_ES"/>
+        </w:rPr>
+        <w:t>Deuteronomio 7.1.</w:t>
+      </w:r>
+    </w:p>
+    <w:p>
+      <w:pPr>
+        <w:pStyle w:val="ListBullet"/>
+        <w:spacing w:line="240" w:lineRule="auto"/>
+        <w:ind w:left="720"/>
+      </w:pPr>
+      <w:r>
+        <w:rPr>
+          <w:lang w:val="es_ES" w:bidi="es_ES"/>
+        </w:rPr>
+      </w:r>
+      <w:r>
+        <w:rPr>
+          <w:lang w:val="es_ES" w:bidi="es_ES"/>
+        </w:rPr>
+        <w:t>Génesis 10.16.</w:t>
+      </w:r>
+    </w:p>
+    <w:p>
+      <w:pPr>
+        <w:pStyle w:val="ListBullet"/>
+        <w:spacing w:line="240" w:lineRule="auto"/>
+        <w:ind w:left="720"/>
+      </w:pPr>
+      <w:r>
+        <w:rPr>
+          <w:lang w:val="es_ES" w:bidi="es_ES"/>
+        </w:rPr>
+      </w:r>
+      <w:r>
+        <w:rPr>
+          <w:lang w:val="es_ES" w:bidi="es_ES"/>
+        </w:rPr>
+        <w:t>Josué 3.9–11.</w:t>
+      </w:r>
+    </w:p>
+    <w:p>
+      <w:pPr>
+        <w:pStyle w:val="ListBullet"/>
+        <w:spacing w:line="240" w:lineRule="auto"/>
+        <w:ind w:left="720"/>
+      </w:pPr>
+      <w:r>
+        <w:rPr>
+          <w:lang w:val="es_ES" w:bidi="es_ES"/>
+        </w:rPr>
+      </w:r>
+      <w:r>
+        <w:rPr>
+          <w:lang w:val="es_ES" w:bidi="es_ES"/>
+        </w:rPr>
+        <w:t>Josué 24.11–12.</w:t>
+      </w:r>
     </w:p>
     <w:p>
       <w:pPr>
@@ -7255,402 +6811,300 @@
           <w:lang w:val="es_ES" w:bidi="es_ES"/>
         </w:rPr>
       </w:r>
-      <w:hyperlink r:id="rId87">
-        <w:r>
-          <w:rPr>
-            <w:lang w:val="es_ES" w:bidi="es_ES"/>
-          </w:rPr>
-          <w:rPr>
-            <w:color w:val="0000EE"/>
-            <w:u w:val="single"/>
-          </w:rPr>
-          <w:t>Éxodo 24:17</w:t>
-        </w:r>
-      </w:hyperlink>
-    </w:p>
-    <w:p>
-      <w:pPr>
-        <w:pStyle w:val="ListBullet"/>
-        <w:spacing w:line="240" w:lineRule="auto"/>
-        <w:ind w:left="720"/>
-      </w:pPr>
-      <w:r>
-        <w:rPr>
-          <w:lang w:val="es_ES" w:bidi="es_ES"/>
-        </w:rPr>
-      </w:r>
-      <w:hyperlink r:id="rId88">
-        <w:r>
-          <w:rPr>
-            <w:lang w:val="es_ES" w:bidi="es_ES"/>
-          </w:rPr>
-          <w:rPr>
-            <w:color w:val="0000EE"/>
-            <w:u w:val="single"/>
-          </w:rPr>
-          <w:t>Números 14:9–10</w:t>
-        </w:r>
-      </w:hyperlink>
-    </w:p>
-    <w:p>
-      <w:pPr>
-        <w:pStyle w:val="ListBullet"/>
-        <w:spacing w:line="240" w:lineRule="auto"/>
-        <w:ind w:left="720"/>
-      </w:pPr>
-      <w:r>
-        <w:rPr>
-          <w:lang w:val="es_ES" w:bidi="es_ES"/>
-        </w:rPr>
-      </w:r>
-      <w:hyperlink r:id="rId89">
-        <w:r>
-          <w:rPr>
-            <w:lang w:val="es_ES" w:bidi="es_ES"/>
-          </w:rPr>
-          <w:rPr>
-            <w:color w:val="0000EE"/>
-            <w:u w:val="single"/>
-          </w:rPr>
-          <w:t>Isaías 35:2</w:t>
-        </w:r>
-      </w:hyperlink>
-    </w:p>
-    <w:p>
-      <w:pPr>
-        <w:pStyle w:val="ListBullet"/>
-        <w:spacing w:line="240" w:lineRule="auto"/>
-        <w:ind w:left="720"/>
-      </w:pPr>
-      <w:r>
-        <w:rPr>
-          <w:lang w:val="es_ES" w:bidi="es_ES"/>
-        </w:rPr>
-      </w:r>
-      <w:hyperlink r:id="rId90">
-        <w:r>
-          <w:rPr>
-            <w:lang w:val="es_ES" w:bidi="es_ES"/>
-          </w:rPr>
-          <w:rPr>
-            <w:color w:val="0000EE"/>
-            <w:u w:val="single"/>
-          </w:rPr>
-          <w:t>Lucas 18:43</w:t>
-        </w:r>
-      </w:hyperlink>
-    </w:p>
-    <w:p>
-      <w:pPr>
-        <w:pStyle w:val="ListBullet"/>
-        <w:spacing w:line="240" w:lineRule="auto"/>
-        <w:ind w:left="720"/>
-      </w:pPr>
-      <w:r>
-        <w:rPr>
-          <w:lang w:val="es_ES" w:bidi="es_ES"/>
-        </w:rPr>
-      </w:r>
-      <w:hyperlink r:id="rId91">
-        <w:r>
-          <w:rPr>
-            <w:lang w:val="es_ES" w:bidi="es_ES"/>
-          </w:rPr>
-          <w:rPr>
-            <w:color w:val="0000EE"/>
-            <w:u w:val="single"/>
-          </w:rPr>
-          <w:t>Lucas 2:9</w:t>
-        </w:r>
-      </w:hyperlink>
-    </w:p>
-    <w:p>
-      <w:pPr>
-        <w:pStyle w:val="ListBullet"/>
-        <w:spacing w:line="240" w:lineRule="auto"/>
-        <w:ind w:left="720"/>
-      </w:pPr>
-      <w:r>
-        <w:rPr>
-          <w:lang w:val="es_ES" w:bidi="es_ES"/>
-        </w:rPr>
-      </w:r>
-      <w:hyperlink r:id="rId92">
-        <w:r>
-          <w:rPr>
-            <w:lang w:val="es_ES" w:bidi="es_ES"/>
-          </w:rPr>
-          <w:rPr>
-            <w:color w:val="0000EE"/>
-            <w:u w:val="single"/>
-          </w:rPr>
-          <w:t>Juan 12:28</w:t>
-        </w:r>
-      </w:hyperlink>
-    </w:p>
-    <w:p>
-      <w:pPr>
-        <w:pStyle w:val="ListBullet"/>
-        <w:spacing w:line="240" w:lineRule="auto"/>
-        <w:ind w:left="720"/>
-      </w:pPr>
-      <w:r>
-        <w:rPr>
-          <w:lang w:val="es_ES" w:bidi="es_ES"/>
-        </w:rPr>
-      </w:r>
-      <w:hyperlink r:id="rId93">
-        <w:r>
-          <w:rPr>
-            <w:lang w:val="es_ES" w:bidi="es_ES"/>
-          </w:rPr>
-          <w:rPr>
-            <w:color w:val="0000EE"/>
-            <w:u w:val="single"/>
-          </w:rPr>
-          <w:t>Hechos 3:13–14</w:t>
-        </w:r>
-      </w:hyperlink>
-    </w:p>
-    <w:p>
-      <w:pPr>
-        <w:pStyle w:val="ListBullet"/>
-        <w:spacing w:line="240" w:lineRule="auto"/>
-        <w:ind w:left="720"/>
-      </w:pPr>
-      <w:r>
-        <w:rPr>
-          <w:lang w:val="es_ES" w:bidi="es_ES"/>
-        </w:rPr>
-      </w:r>
-      <w:hyperlink r:id="rId94">
-        <w:r>
-          <w:rPr>
-            <w:lang w:val="es_ES" w:bidi="es_ES"/>
-          </w:rPr>
-          <w:rPr>
-            <w:color w:val="0000EE"/>
-            <w:u w:val="single"/>
-          </w:rPr>
-          <w:t>Hechos 7:1–3</w:t>
-        </w:r>
-      </w:hyperlink>
-    </w:p>
-    <w:p>
-      <w:pPr>
-        <w:pStyle w:val="ListBullet"/>
-        <w:spacing w:line="240" w:lineRule="auto"/>
-        <w:ind w:left="720"/>
-      </w:pPr>
-      <w:r>
-        <w:rPr>
-          <w:lang w:val="es_ES" w:bidi="es_ES"/>
-        </w:rPr>
-      </w:r>
-      <w:hyperlink r:id="rId95">
-        <w:r>
-          <w:rPr>
-            <w:lang w:val="es_ES" w:bidi="es_ES"/>
-          </w:rPr>
-          <w:rPr>
-            <w:color w:val="0000EE"/>
-            <w:u w:val="single"/>
-          </w:rPr>
-          <w:t>Romanos 8:17</w:t>
-        </w:r>
-      </w:hyperlink>
-    </w:p>
-    <w:p>
-      <w:pPr>
-        <w:pStyle w:val="ListBullet"/>
-        <w:spacing w:line="240" w:lineRule="auto"/>
-        <w:ind w:left="720"/>
-      </w:pPr>
-      <w:r>
-        <w:rPr>
-          <w:lang w:val="es_ES" w:bidi="es_ES"/>
-        </w:rPr>
-      </w:r>
-      <w:hyperlink r:id="rId96">
-        <w:r>
-          <w:rPr>
-            <w:lang w:val="es_ES" w:bidi="es_ES"/>
-          </w:rPr>
-          <w:rPr>
-            <w:color w:val="0000EE"/>
-            <w:u w:val="single"/>
-          </w:rPr>
-          <w:t>1 Corintios 6:19–20</w:t>
-        </w:r>
-      </w:hyperlink>
-    </w:p>
-    <w:p>
-      <w:pPr>
-        <w:pStyle w:val="ListBullet"/>
-        <w:spacing w:line="240" w:lineRule="auto"/>
-        <w:ind w:left="720"/>
-      </w:pPr>
-      <w:r>
-        <w:rPr>
-          <w:lang w:val="es_ES" w:bidi="es_ES"/>
-        </w:rPr>
-      </w:r>
-      <w:hyperlink r:id="rId97">
-        <w:r>
-          <w:rPr>
-            <w:lang w:val="es_ES" w:bidi="es_ES"/>
-          </w:rPr>
-          <w:rPr>
-            <w:color w:val="0000EE"/>
-            <w:u w:val="single"/>
-          </w:rPr>
-          <w:t>Filipenses 2:14–16</w:t>
-        </w:r>
-      </w:hyperlink>
-    </w:p>
-    <w:p>
-      <w:pPr>
-        <w:pStyle w:val="ListBullet"/>
-        <w:spacing w:line="240" w:lineRule="auto"/>
-        <w:ind w:left="720"/>
-      </w:pPr>
-      <w:r>
-        <w:rPr>
-          <w:lang w:val="es_ES" w:bidi="es_ES"/>
-        </w:rPr>
-      </w:r>
-      <w:hyperlink r:id="rId98">
-        <w:r>
-          <w:rPr>
-            <w:lang w:val="es_ES" w:bidi="es_ES"/>
-          </w:rPr>
-          <w:rPr>
-            <w:color w:val="0000EE"/>
-            <w:u w:val="single"/>
-          </w:rPr>
-          <w:t>Filipenses 4:19</w:t>
-        </w:r>
-      </w:hyperlink>
-    </w:p>
-    <w:p>
-      <w:pPr>
-        <w:pStyle w:val="ListBullet"/>
-        <w:spacing w:line="240" w:lineRule="auto"/>
-        <w:ind w:left="720"/>
-      </w:pPr>
-      <w:r>
-        <w:rPr>
-          <w:lang w:val="es_ES" w:bidi="es_ES"/>
-        </w:rPr>
-      </w:r>
-      <w:hyperlink r:id="rId99">
-        <w:r>
-          <w:rPr>
-            <w:lang w:val="es_ES" w:bidi="es_ES"/>
-          </w:rPr>
-          <w:rPr>
-            <w:color w:val="0000EE"/>
-            <w:u w:val="single"/>
-          </w:rPr>
-          <w:t>Colosenses 3:1–4</w:t>
-        </w:r>
-      </w:hyperlink>
-    </w:p>
-    <w:p>
-      <w:pPr>
-        <w:pStyle w:val="ListBullet"/>
-        <w:spacing w:line="240" w:lineRule="auto"/>
-        <w:ind w:left="720"/>
-      </w:pPr>
-      <w:r>
-        <w:rPr>
-          <w:lang w:val="es_ES" w:bidi="es_ES"/>
-        </w:rPr>
-      </w:r>
-      <w:hyperlink r:id="rId100">
-        <w:r>
-          <w:rPr>
-            <w:lang w:val="es_ES" w:bidi="es_ES"/>
-          </w:rPr>
-          <w:rPr>
-            <w:color w:val="0000EE"/>
-            <w:u w:val="single"/>
-          </w:rPr>
-          <w:t>1 Tesalonicenses 2:5</w:t>
-        </w:r>
-      </w:hyperlink>
-    </w:p>
-    <w:p>
-      <w:pPr>
-        <w:pStyle w:val="ListBullet"/>
-        <w:spacing w:line="240" w:lineRule="auto"/>
-        <w:ind w:left="720"/>
-      </w:pPr>
-      <w:r>
-        <w:rPr>
-          <w:lang w:val="es_ES" w:bidi="es_ES"/>
-        </w:rPr>
-      </w:r>
-      <w:hyperlink r:id="rId101">
-        <w:r>
-          <w:rPr>
-            <w:lang w:val="es_ES" w:bidi="es_ES"/>
-          </w:rPr>
-          <w:rPr>
-            <w:color w:val="0000EE"/>
-            <w:u w:val="single"/>
-          </w:rPr>
-          <w:t>Santiago 2:1–4</w:t>
-        </w:r>
-      </w:hyperlink>
-    </w:p>
-    <w:p>
-      <w:pPr>
-        <w:pStyle w:val="ListBullet"/>
-        <w:spacing w:line="240" w:lineRule="auto"/>
-        <w:ind w:left="720"/>
-      </w:pPr>
-      <w:r>
-        <w:rPr>
-          <w:lang w:val="es_ES" w:bidi="es_ES"/>
-        </w:rPr>
-      </w:r>
-      <w:hyperlink r:id="rId102">
-        <w:r>
-          <w:rPr>
-            <w:lang w:val="es_ES" w:bidi="es_ES"/>
-          </w:rPr>
-          <w:rPr>
-            <w:color w:val="0000EE"/>
-            <w:u w:val="single"/>
-          </w:rPr>
-          <w:t>1 Pedro 4:15–16</w:t>
-        </w:r>
-      </w:hyperlink>
-    </w:p>
-    <w:p>
-      <w:pPr>
-        <w:pStyle w:val="ListBullet"/>
-        <w:spacing w:line="240" w:lineRule="auto"/>
-        <w:ind w:left="720"/>
-      </w:pPr>
-      <w:r>
-        <w:rPr>
-          <w:lang w:val="es_ES" w:bidi="es_ES"/>
-        </w:rPr>
-      </w:r>
-      <w:hyperlink r:id="rId103">
-        <w:r>
-          <w:rPr>
-            <w:lang w:val="es_ES" w:bidi="es_ES"/>
-          </w:rPr>
-          <w:rPr>
-            <w:color w:val="0000EE"/>
-            <w:u w:val="single"/>
-          </w:rPr>
-          <w:t>Apocalipsis 15:4</w:t>
-        </w:r>
-      </w:hyperlink>
+      <w:r>
+        <w:rPr>
+          <w:lang w:val="es_ES" w:bidi="es_ES"/>
+        </w:rPr>
+        <w:t>Éxodo 24:17</w:t>
+      </w:r>
+    </w:p>
+    <w:p>
+      <w:pPr>
+        <w:pStyle w:val="ListBullet"/>
+        <w:spacing w:line="240" w:lineRule="auto"/>
+        <w:ind w:left="720"/>
+      </w:pPr>
+      <w:r>
+        <w:rPr>
+          <w:lang w:val="es_ES" w:bidi="es_ES"/>
+        </w:rPr>
+      </w:r>
+      <w:r>
+        <w:rPr>
+          <w:lang w:val="es_ES" w:bidi="es_ES"/>
+        </w:rPr>
+        <w:t>Números 14:9–10</w:t>
+      </w:r>
+    </w:p>
+    <w:p>
+      <w:pPr>
+        <w:pStyle w:val="ListBullet"/>
+        <w:spacing w:line="240" w:lineRule="auto"/>
+        <w:ind w:left="720"/>
+      </w:pPr>
+      <w:r>
+        <w:rPr>
+          <w:lang w:val="es_ES" w:bidi="es_ES"/>
+        </w:rPr>
+      </w:r>
+      <w:r>
+        <w:rPr>
+          <w:lang w:val="es_ES" w:bidi="es_ES"/>
+        </w:rPr>
+        <w:t>Isaías 35:2</w:t>
+      </w:r>
+    </w:p>
+    <w:p>
+      <w:pPr>
+        <w:pStyle w:val="ListBullet"/>
+        <w:spacing w:line="240" w:lineRule="auto"/>
+        <w:ind w:left="720"/>
+      </w:pPr>
+      <w:r>
+        <w:rPr>
+          <w:lang w:val="es_ES" w:bidi="es_ES"/>
+        </w:rPr>
+      </w:r>
+      <w:r>
+        <w:rPr>
+          <w:lang w:val="es_ES" w:bidi="es_ES"/>
+        </w:rPr>
+        <w:t>Lucas 18:43</w:t>
+      </w:r>
+    </w:p>
+    <w:p>
+      <w:pPr>
+        <w:pStyle w:val="ListBullet"/>
+        <w:spacing w:line="240" w:lineRule="auto"/>
+        <w:ind w:left="720"/>
+      </w:pPr>
+      <w:r>
+        <w:rPr>
+          <w:lang w:val="es_ES" w:bidi="es_ES"/>
+        </w:rPr>
+      </w:r>
+      <w:r>
+        <w:rPr>
+          <w:lang w:val="es_ES" w:bidi="es_ES"/>
+        </w:rPr>
+        <w:t>Lucas 2:9</w:t>
+      </w:r>
+    </w:p>
+    <w:p>
+      <w:pPr>
+        <w:pStyle w:val="ListBullet"/>
+        <w:spacing w:line="240" w:lineRule="auto"/>
+        <w:ind w:left="720"/>
+      </w:pPr>
+      <w:r>
+        <w:rPr>
+          <w:lang w:val="es_ES" w:bidi="es_ES"/>
+        </w:rPr>
+      </w:r>
+      <w:r>
+        <w:rPr>
+          <w:lang w:val="es_ES" w:bidi="es_ES"/>
+        </w:rPr>
+        <w:t>Juan 12:28</w:t>
+      </w:r>
+    </w:p>
+    <w:p>
+      <w:pPr>
+        <w:pStyle w:val="ListBullet"/>
+        <w:spacing w:line="240" w:lineRule="auto"/>
+        <w:ind w:left="720"/>
+      </w:pPr>
+      <w:r>
+        <w:rPr>
+          <w:lang w:val="es_ES" w:bidi="es_ES"/>
+        </w:rPr>
+      </w:r>
+      <w:r>
+        <w:rPr>
+          <w:lang w:val="es_ES" w:bidi="es_ES"/>
+        </w:rPr>
+        <w:t>Hechos 3:13–14</w:t>
+      </w:r>
+    </w:p>
+    <w:p>
+      <w:pPr>
+        <w:pStyle w:val="ListBullet"/>
+        <w:spacing w:line="240" w:lineRule="auto"/>
+        <w:ind w:left="720"/>
+      </w:pPr>
+      <w:r>
+        <w:rPr>
+          <w:lang w:val="es_ES" w:bidi="es_ES"/>
+        </w:rPr>
+      </w:r>
+      <w:r>
+        <w:rPr>
+          <w:lang w:val="es_ES" w:bidi="es_ES"/>
+        </w:rPr>
+        <w:t>Hechos 7:1–3</w:t>
+      </w:r>
+    </w:p>
+    <w:p>
+      <w:pPr>
+        <w:pStyle w:val="ListBullet"/>
+        <w:spacing w:line="240" w:lineRule="auto"/>
+        <w:ind w:left="720"/>
+      </w:pPr>
+      <w:r>
+        <w:rPr>
+          <w:lang w:val="es_ES" w:bidi="es_ES"/>
+        </w:rPr>
+      </w:r>
+      <w:r>
+        <w:rPr>
+          <w:lang w:val="es_ES" w:bidi="es_ES"/>
+        </w:rPr>
+        <w:t>Romanos 8:17</w:t>
+      </w:r>
+    </w:p>
+    <w:p>
+      <w:pPr>
+        <w:pStyle w:val="ListBullet"/>
+        <w:spacing w:line="240" w:lineRule="auto"/>
+        <w:ind w:left="720"/>
+      </w:pPr>
+      <w:r>
+        <w:rPr>
+          <w:lang w:val="es_ES" w:bidi="es_ES"/>
+        </w:rPr>
+      </w:r>
+      <w:r>
+        <w:rPr>
+          <w:lang w:val="es_ES" w:bidi="es_ES"/>
+        </w:rPr>
+        <w:t>1 Corintios 6:19–20</w:t>
+      </w:r>
+    </w:p>
+    <w:p>
+      <w:pPr>
+        <w:pStyle w:val="ListBullet"/>
+        <w:spacing w:line="240" w:lineRule="auto"/>
+        <w:ind w:left="720"/>
+      </w:pPr>
+      <w:r>
+        <w:rPr>
+          <w:lang w:val="es_ES" w:bidi="es_ES"/>
+        </w:rPr>
+      </w:r>
+      <w:r>
+        <w:rPr>
+          <w:lang w:val="es_ES" w:bidi="es_ES"/>
+        </w:rPr>
+        <w:t>Filipenses 2:14–16</w:t>
+      </w:r>
+    </w:p>
+    <w:p>
+      <w:pPr>
+        <w:pStyle w:val="ListBullet"/>
+        <w:spacing w:line="240" w:lineRule="auto"/>
+        <w:ind w:left="720"/>
+      </w:pPr>
+      <w:r>
+        <w:rPr>
+          <w:lang w:val="es_ES" w:bidi="es_ES"/>
+        </w:rPr>
+      </w:r>
+      <w:r>
+        <w:rPr>
+          <w:lang w:val="es_ES" w:bidi="es_ES"/>
+        </w:rPr>
+        <w:t>Filipenses 4:19</w:t>
+      </w:r>
+    </w:p>
+    <w:p>
+      <w:pPr>
+        <w:pStyle w:val="ListBullet"/>
+        <w:spacing w:line="240" w:lineRule="auto"/>
+        <w:ind w:left="720"/>
+      </w:pPr>
+      <w:r>
+        <w:rPr>
+          <w:lang w:val="es_ES" w:bidi="es_ES"/>
+        </w:rPr>
+      </w:r>
+      <w:r>
+        <w:rPr>
+          <w:lang w:val="es_ES" w:bidi="es_ES"/>
+        </w:rPr>
+        <w:t>Colosenses 3:1–4</w:t>
+      </w:r>
+    </w:p>
+    <w:p>
+      <w:pPr>
+        <w:pStyle w:val="ListBullet"/>
+        <w:spacing w:line="240" w:lineRule="auto"/>
+        <w:ind w:left="720"/>
+      </w:pPr>
+      <w:r>
+        <w:rPr>
+          <w:lang w:val="es_ES" w:bidi="es_ES"/>
+        </w:rPr>
+      </w:r>
+      <w:r>
+        <w:rPr>
+          <w:lang w:val="es_ES" w:bidi="es_ES"/>
+        </w:rPr>
+        <w:t>1 Tesalonicenses 2:5</w:t>
+      </w:r>
+    </w:p>
+    <w:p>
+      <w:pPr>
+        <w:pStyle w:val="ListBullet"/>
+        <w:spacing w:line="240" w:lineRule="auto"/>
+        <w:ind w:left="720"/>
+      </w:pPr>
+      <w:r>
+        <w:rPr>
+          <w:lang w:val="es_ES" w:bidi="es_ES"/>
+        </w:rPr>
+      </w:r>
+      <w:r>
+        <w:rPr>
+          <w:lang w:val="es_ES" w:bidi="es_ES"/>
+        </w:rPr>
+        <w:t>Santiago 2:1–4</w:t>
+      </w:r>
+    </w:p>
+    <w:p>
+      <w:pPr>
+        <w:pStyle w:val="ListBullet"/>
+        <w:spacing w:line="240" w:lineRule="auto"/>
+        <w:ind w:left="720"/>
+      </w:pPr>
+      <w:r>
+        <w:rPr>
+          <w:lang w:val="es_ES" w:bidi="es_ES"/>
+        </w:rPr>
+      </w:r>
+      <w:r>
+        <w:rPr>
+          <w:lang w:val="es_ES" w:bidi="es_ES"/>
+        </w:rPr>
+        <w:t>1 Pedro 4:15–16</w:t>
+      </w:r>
+    </w:p>
+    <w:p>
+      <w:pPr>
+        <w:pStyle w:val="ListBullet"/>
+        <w:spacing w:line="240" w:lineRule="auto"/>
+        <w:ind w:left="720"/>
+      </w:pPr>
+      <w:r>
+        <w:rPr>
+          <w:lang w:val="es_ES" w:bidi="es_ES"/>
+        </w:rPr>
+      </w:r>
+      <w:r>
+        <w:rPr>
+          <w:lang w:val="es_ES" w:bidi="es_ES"/>
+        </w:rPr>
+        <w:t>Apocalipsis 15:4</w:t>
+      </w:r>
     </w:p>
     <w:p>
       <w:pPr>
@@ -8166,138 +7620,102 @@
           <w:lang w:val="es_ES" w:bidi="es_ES"/>
         </w:rPr>
       </w:r>
-      <w:hyperlink r:id="rId104">
-        <w:r>
-          <w:rPr>
-            <w:lang w:val="es_ES" w:bidi="es_ES"/>
-          </w:rPr>
-          <w:rPr>
-            <w:color w:val="0000EE"/>
-            <w:u w:val="single"/>
-          </w:rPr>
-          <w:t>Hechos 7.9–10.</w:t>
-        </w:r>
-      </w:hyperlink>
-    </w:p>
-    <w:p>
-      <w:pPr>
-        <w:pStyle w:val="ListBullet"/>
-        <w:spacing w:line="240" w:lineRule="auto"/>
-        <w:ind w:left="720"/>
-      </w:pPr>
-      <w:r>
-        <w:rPr>
-          <w:lang w:val="es_ES" w:bidi="es_ES"/>
-        </w:rPr>
-      </w:r>
-      <w:hyperlink r:id="rId105">
-        <w:r>
-          <w:rPr>
-            <w:lang w:val="es_ES" w:bidi="es_ES"/>
-          </w:rPr>
-          <w:rPr>
-            <w:color w:val="0000EE"/>
-            <w:u w:val="single"/>
-          </w:rPr>
-          <w:t>Hechos 23.22.</w:t>
-        </w:r>
-      </w:hyperlink>
-    </w:p>
-    <w:p>
-      <w:pPr>
-        <w:pStyle w:val="ListBullet"/>
-        <w:spacing w:line="240" w:lineRule="auto"/>
-        <w:ind w:left="720"/>
-      </w:pPr>
-      <w:r>
-        <w:rPr>
-          <w:lang w:val="es_ES" w:bidi="es_ES"/>
-        </w:rPr>
-      </w:r>
-      <w:hyperlink r:id="rId106">
-        <w:r>
-          <w:rPr>
-            <w:lang w:val="es_ES" w:bidi="es_ES"/>
-          </w:rPr>
-          <w:rPr>
-            <w:color w:val="0000EE"/>
-            <w:u w:val="single"/>
-          </w:rPr>
-          <w:t>Hechos 26.30.</w:t>
-        </w:r>
-      </w:hyperlink>
-    </w:p>
-    <w:p>
-      <w:pPr>
-        <w:pStyle w:val="ListBullet"/>
-        <w:spacing w:line="240" w:lineRule="auto"/>
-        <w:ind w:left="720"/>
-      </w:pPr>
-      <w:r>
-        <w:rPr>
-          <w:lang w:val="es_ES" w:bidi="es_ES"/>
-        </w:rPr>
-      </w:r>
-      <w:hyperlink r:id="rId107">
-        <w:r>
-          <w:rPr>
-            <w:lang w:val="es_ES" w:bidi="es_ES"/>
-          </w:rPr>
-          <w:rPr>
-            <w:color w:val="0000EE"/>
-            <w:u w:val="single"/>
-          </w:rPr>
-          <w:t>Marcos 13.9–10.</w:t>
-        </w:r>
-      </w:hyperlink>
-    </w:p>
-    <w:p>
-      <w:pPr>
-        <w:pStyle w:val="ListBullet"/>
-        <w:spacing w:line="240" w:lineRule="auto"/>
-        <w:ind w:left="720"/>
-      </w:pPr>
-      <w:r>
-        <w:rPr>
-          <w:lang w:val="es_ES" w:bidi="es_ES"/>
-        </w:rPr>
-      </w:r>
-      <w:hyperlink r:id="rId108">
-        <w:r>
-          <w:rPr>
-            <w:lang w:val="es_ES" w:bidi="es_ES"/>
-          </w:rPr>
-          <w:rPr>
-            <w:color w:val="0000EE"/>
-            <w:u w:val="single"/>
-          </w:rPr>
-          <w:t>Mateo 10.18.</w:t>
-        </w:r>
-      </w:hyperlink>
-    </w:p>
-    <w:p>
-      <w:pPr>
-        <w:pStyle w:val="ListBullet"/>
-        <w:spacing w:line="240" w:lineRule="auto"/>
-        <w:ind w:left="720"/>
-      </w:pPr>
-      <w:r>
-        <w:rPr>
-          <w:lang w:val="es_ES" w:bidi="es_ES"/>
-        </w:rPr>
-      </w:r>
-      <w:hyperlink r:id="rId109">
-        <w:r>
-          <w:rPr>
-            <w:lang w:val="es_ES" w:bidi="es_ES"/>
-          </w:rPr>
-          <w:rPr>
-            <w:color w:val="0000EE"/>
-            <w:u w:val="single"/>
-          </w:rPr>
-          <w:t>Mateo 27.1–2.</w:t>
-        </w:r>
-      </w:hyperlink>
+      <w:r>
+        <w:rPr>
+          <w:lang w:val="es_ES" w:bidi="es_ES"/>
+        </w:rPr>
+        <w:t>Hechos 7.9–10.</w:t>
+      </w:r>
+    </w:p>
+    <w:p>
+      <w:pPr>
+        <w:pStyle w:val="ListBullet"/>
+        <w:spacing w:line="240" w:lineRule="auto"/>
+        <w:ind w:left="720"/>
+      </w:pPr>
+      <w:r>
+        <w:rPr>
+          <w:lang w:val="es_ES" w:bidi="es_ES"/>
+        </w:rPr>
+      </w:r>
+      <w:r>
+        <w:rPr>
+          <w:lang w:val="es_ES" w:bidi="es_ES"/>
+        </w:rPr>
+        <w:t>Hechos 23.22.</w:t>
+      </w:r>
+    </w:p>
+    <w:p>
+      <w:pPr>
+        <w:pStyle w:val="ListBullet"/>
+        <w:spacing w:line="240" w:lineRule="auto"/>
+        <w:ind w:left="720"/>
+      </w:pPr>
+      <w:r>
+        <w:rPr>
+          <w:lang w:val="es_ES" w:bidi="es_ES"/>
+        </w:rPr>
+      </w:r>
+      <w:r>
+        <w:rPr>
+          <w:lang w:val="es_ES" w:bidi="es_ES"/>
+        </w:rPr>
+        <w:t>Hechos 26.30.</w:t>
+      </w:r>
+    </w:p>
+    <w:p>
+      <w:pPr>
+        <w:pStyle w:val="ListBullet"/>
+        <w:spacing w:line="240" w:lineRule="auto"/>
+        <w:ind w:left="720"/>
+      </w:pPr>
+      <w:r>
+        <w:rPr>
+          <w:lang w:val="es_ES" w:bidi="es_ES"/>
+        </w:rPr>
+      </w:r>
+      <w:r>
+        <w:rPr>
+          <w:lang w:val="es_ES" w:bidi="es_ES"/>
+        </w:rPr>
+        <w:t>Marcos 13.9–10.</w:t>
+      </w:r>
+    </w:p>
+    <w:p>
+      <w:pPr>
+        <w:pStyle w:val="ListBullet"/>
+        <w:spacing w:line="240" w:lineRule="auto"/>
+        <w:ind w:left="720"/>
+      </w:pPr>
+      <w:r>
+        <w:rPr>
+          <w:lang w:val="es_ES" w:bidi="es_ES"/>
+        </w:rPr>
+      </w:r>
+      <w:r>
+        <w:rPr>
+          <w:lang w:val="es_ES" w:bidi="es_ES"/>
+        </w:rPr>
+        <w:t>Mateo 10.18.</w:t>
+      </w:r>
+    </w:p>
+    <w:p>
+      <w:pPr>
+        <w:pStyle w:val="ListBullet"/>
+        <w:spacing w:line="240" w:lineRule="auto"/>
+        <w:ind w:left="720"/>
+      </w:pPr>
+      <w:r>
+        <w:rPr>
+          <w:lang w:val="es_ES" w:bidi="es_ES"/>
+        </w:rPr>
+      </w:r>
+      <w:r>
+        <w:rPr>
+          <w:lang w:val="es_ES" w:bidi="es_ES"/>
+        </w:rPr>
+        <w:t>Mateo 27.1–2.</w:t>
+      </w:r>
     </w:p>
     <w:p>
       <w:pPr>
@@ -8579,186 +7997,138 @@
           <w:lang w:val="es_ES" w:bidi="es_ES"/>
         </w:rPr>
       </w:r>
-      <w:hyperlink r:id="rId110">
-        <w:r>
-          <w:rPr>
-            <w:lang w:val="es_ES" w:bidi="es_ES"/>
-          </w:rPr>
-          <w:rPr>
-            <w:color w:val="0000EE"/>
-            <w:u w:val="single"/>
-          </w:rPr>
-          <w:t>Hechos 3:17–18</w:t>
-        </w:r>
-      </w:hyperlink>
-    </w:p>
-    <w:p>
-      <w:pPr>
-        <w:pStyle w:val="ListBullet"/>
-        <w:spacing w:line="240" w:lineRule="auto"/>
-        <w:ind w:left="720"/>
-      </w:pPr>
-      <w:r>
-        <w:rPr>
-          <w:lang w:val="es_ES" w:bidi="es_ES"/>
-        </w:rPr>
-      </w:r>
-      <w:hyperlink r:id="rId111">
-        <w:r>
-          <w:rPr>
-            <w:lang w:val="es_ES" w:bidi="es_ES"/>
-          </w:rPr>
-          <w:rPr>
-            <w:color w:val="0000EE"/>
-            <w:u w:val="single"/>
-          </w:rPr>
-          <w:t>Hechos 7:35–37</w:t>
-        </w:r>
-      </w:hyperlink>
-    </w:p>
-    <w:p>
-      <w:pPr>
-        <w:pStyle w:val="ListBullet"/>
-        <w:spacing w:line="240" w:lineRule="auto"/>
-        <w:ind w:left="720"/>
-      </w:pPr>
-      <w:r>
-        <w:rPr>
-          <w:lang w:val="es_ES" w:bidi="es_ES"/>
-        </w:rPr>
-      </w:r>
-      <w:hyperlink r:id="rId112">
-        <w:r>
-          <w:rPr>
-            <w:lang w:val="es_ES" w:bidi="es_ES"/>
-          </w:rPr>
-          <w:rPr>
-            <w:color w:val="0000EE"/>
-            <w:u w:val="single"/>
-          </w:rPr>
-          <w:t>Lucas 12:11</w:t>
-        </w:r>
-      </w:hyperlink>
-    </w:p>
-    <w:p>
-      <w:pPr>
-        <w:pStyle w:val="ListBullet"/>
-        <w:spacing w:line="240" w:lineRule="auto"/>
-        <w:ind w:left="720"/>
-      </w:pPr>
-      <w:r>
-        <w:rPr>
-          <w:lang w:val="es_ES" w:bidi="es_ES"/>
-        </w:rPr>
-      </w:r>
-      <w:hyperlink r:id="rId113">
-        <w:r>
-          <w:rPr>
-            <w:lang w:val="es_ES" w:bidi="es_ES"/>
-          </w:rPr>
-          <w:rPr>
-            <w:color w:val="0000EE"/>
-            <w:u w:val="single"/>
-          </w:rPr>
-          <w:t>Lucas 23:35</w:t>
-        </w:r>
-      </w:hyperlink>
-    </w:p>
-    <w:p>
-      <w:pPr>
-        <w:pStyle w:val="ListBullet"/>
-        <w:spacing w:line="240" w:lineRule="auto"/>
-        <w:ind w:left="720"/>
-      </w:pPr>
-      <w:r>
-        <w:rPr>
-          <w:lang w:val="es_ES" w:bidi="es_ES"/>
-        </w:rPr>
-      </w:r>
-      <w:hyperlink r:id="rId114">
-        <w:r>
-          <w:rPr>
-            <w:lang w:val="es_ES" w:bidi="es_ES"/>
-          </w:rPr>
-          <w:rPr>
-            <w:color w:val="0000EE"/>
-            <w:u w:val="single"/>
-          </w:rPr>
-          <w:t>Marcos 10:42</w:t>
-        </w:r>
-      </w:hyperlink>
-    </w:p>
-    <w:p>
-      <w:pPr>
-        <w:pStyle w:val="ListBullet"/>
-        <w:spacing w:line="240" w:lineRule="auto"/>
-        <w:ind w:left="720"/>
-      </w:pPr>
-      <w:r>
-        <w:rPr>
-          <w:lang w:val="es_ES" w:bidi="es_ES"/>
-        </w:rPr>
-      </w:r>
-      <w:hyperlink r:id="rId115">
-        <w:r>
-          <w:rPr>
-            <w:lang w:val="es_ES" w:bidi="es_ES"/>
-          </w:rPr>
-          <w:rPr>
-            <w:color w:val="0000EE"/>
-            <w:u w:val="single"/>
-          </w:rPr>
-          <w:t>Mateo 9:32–34</w:t>
-        </w:r>
-      </w:hyperlink>
-    </w:p>
-    <w:p>
-      <w:pPr>
-        <w:pStyle w:val="ListBullet"/>
-        <w:spacing w:line="240" w:lineRule="auto"/>
-        <w:ind w:left="720"/>
-      </w:pPr>
-      <w:r>
-        <w:rPr>
-          <w:lang w:val="es_ES" w:bidi="es_ES"/>
-        </w:rPr>
-      </w:r>
-      <w:hyperlink r:id="rId116">
-        <w:r>
-          <w:rPr>
-            <w:lang w:val="es_ES" w:bidi="es_ES"/>
-          </w:rPr>
-          <w:rPr>
-            <w:color w:val="0000EE"/>
-            <w:u w:val="single"/>
-          </w:rPr>
-          <w:t>Mateo 20:25</w:t>
-        </w:r>
-      </w:hyperlink>
-    </w:p>
-    <w:p>
-      <w:pPr>
-        <w:pStyle w:val="ListBullet"/>
-        <w:spacing w:line="240" w:lineRule="auto"/>
-        <w:ind w:left="720"/>
-      </w:pPr>
-      <w:r>
-        <w:rPr>
-          <w:lang w:val="es_ES" w:bidi="es_ES"/>
-        </w:rPr>
-      </w:r>
-      <w:hyperlink r:id="rId117">
-        <w:r>
-          <w:rPr>
-            <w:lang w:val="es_ES" w:bidi="es_ES"/>
-          </w:rPr>
-          <w:rPr>
-            <w:color w:val="0000EE"/>
-            <w:u w:val="single"/>
-          </w:rPr>
-          <w:t>Tito 3:1</w:t>
-        </w:r>
-      </w:hyperlink>
+      <w:r>
+        <w:rPr>
+          <w:lang w:val="es_ES" w:bidi="es_ES"/>
+        </w:rPr>
+        <w:t>Hechos 3:17–18</w:t>
+      </w:r>
+    </w:p>
+    <w:p>
+      <w:pPr>
+        <w:pStyle w:val="ListBullet"/>
+        <w:spacing w:line="240" w:lineRule="auto"/>
+        <w:ind w:left="720"/>
+      </w:pPr>
+      <w:r>
+        <w:rPr>
+          <w:lang w:val="es_ES" w:bidi="es_ES"/>
+        </w:rPr>
+      </w:r>
+      <w:r>
+        <w:rPr>
+          <w:lang w:val="es_ES" w:bidi="es_ES"/>
+        </w:rPr>
+        <w:t>Hechos 7:35–37</w:t>
+      </w:r>
+    </w:p>
+    <w:p>
+      <w:pPr>
+        <w:pStyle w:val="ListBullet"/>
+        <w:spacing w:line="240" w:lineRule="auto"/>
+        <w:ind w:left="720"/>
+      </w:pPr>
+      <w:r>
+        <w:rPr>
+          <w:lang w:val="es_ES" w:bidi="es_ES"/>
+        </w:rPr>
+      </w:r>
+      <w:r>
+        <w:rPr>
+          <w:lang w:val="es_ES" w:bidi="es_ES"/>
+        </w:rPr>
+        <w:t>Lucas 12:11</w:t>
+      </w:r>
+    </w:p>
+    <w:p>
+      <w:pPr>
+        <w:pStyle w:val="ListBullet"/>
+        <w:spacing w:line="240" w:lineRule="auto"/>
+        <w:ind w:left="720"/>
+      </w:pPr>
+      <w:r>
+        <w:rPr>
+          <w:lang w:val="es_ES" w:bidi="es_ES"/>
+        </w:rPr>
+      </w:r>
+      <w:r>
+        <w:rPr>
+          <w:lang w:val="es_ES" w:bidi="es_ES"/>
+        </w:rPr>
+        <w:t>Lucas 23:35</w:t>
+      </w:r>
+    </w:p>
+    <w:p>
+      <w:pPr>
+        <w:pStyle w:val="ListBullet"/>
+        <w:spacing w:line="240" w:lineRule="auto"/>
+        <w:ind w:left="720"/>
+      </w:pPr>
+      <w:r>
+        <w:rPr>
+          <w:lang w:val="es_ES" w:bidi="es_ES"/>
+        </w:rPr>
+      </w:r>
+      <w:r>
+        <w:rPr>
+          <w:lang w:val="es_ES" w:bidi="es_ES"/>
+        </w:rPr>
+        <w:t>Marcos 10:42</w:t>
+      </w:r>
+    </w:p>
+    <w:p>
+      <w:pPr>
+        <w:pStyle w:val="ListBullet"/>
+        <w:spacing w:line="240" w:lineRule="auto"/>
+        <w:ind w:left="720"/>
+      </w:pPr>
+      <w:r>
+        <w:rPr>
+          <w:lang w:val="es_ES" w:bidi="es_ES"/>
+        </w:rPr>
+      </w:r>
+      <w:r>
+        <w:rPr>
+          <w:lang w:val="es_ES" w:bidi="es_ES"/>
+        </w:rPr>
+        <w:t>Mateo 9:32–34</w:t>
+      </w:r>
+    </w:p>
+    <w:p>
+      <w:pPr>
+        <w:pStyle w:val="ListBullet"/>
+        <w:spacing w:line="240" w:lineRule="auto"/>
+        <w:ind w:left="720"/>
+      </w:pPr>
+      <w:r>
+        <w:rPr>
+          <w:lang w:val="es_ES" w:bidi="es_ES"/>
+        </w:rPr>
+      </w:r>
+      <w:r>
+        <w:rPr>
+          <w:lang w:val="es_ES" w:bidi="es_ES"/>
+        </w:rPr>
+        <w:t>Mateo 20:25</w:t>
+      </w:r>
+    </w:p>
+    <w:p>
+      <w:pPr>
+        <w:pStyle w:val="ListBullet"/>
+        <w:spacing w:line="240" w:lineRule="auto"/>
+        <w:ind w:left="720"/>
+      </w:pPr>
+      <w:r>
+        <w:rPr>
+          <w:lang w:val="es_ES" w:bidi="es_ES"/>
+        </w:rPr>
+      </w:r>
+      <w:r>
+        <w:rPr>
+          <w:lang w:val="es_ES" w:bidi="es_ES"/>
+        </w:rPr>
+        <w:t>Tito 3:1</w:t>
+      </w:r>
     </w:p>
     <w:p>
       <w:pPr>
@@ -8976,66 +8346,48 @@
           <w:lang w:val="es_ES" w:bidi="es_ES"/>
         </w:rPr>
       </w:r>
-      <w:hyperlink r:id="rId118">
-        <w:r>
-          <w:rPr>
-            <w:lang w:val="es_ES" w:bidi="es_ES"/>
-          </w:rPr>
-          <w:rPr>
-            <w:color w:val="0000EE"/>
-            <w:u w:val="single"/>
-          </w:rPr>
-          <w:t>Juan 19.17.</w:t>
-        </w:r>
-      </w:hyperlink>
-    </w:p>
-    <w:p>
-      <w:pPr>
-        <w:pStyle w:val="ListBullet"/>
-        <w:spacing w:line="240" w:lineRule="auto"/>
-        <w:ind w:left="720"/>
-      </w:pPr>
-      <w:r>
-        <w:rPr>
-          <w:lang w:val="es_ES" w:bidi="es_ES"/>
-        </w:rPr>
-      </w:r>
-      <w:hyperlink r:id="rId119">
-        <w:r>
-          <w:rPr>
-            <w:lang w:val="es_ES" w:bidi="es_ES"/>
-          </w:rPr>
-          <w:rPr>
-            <w:color w:val="0000EE"/>
-            <w:u w:val="single"/>
-          </w:rPr>
-          <w:t>Marcos 15.22.</w:t>
-        </w:r>
-      </w:hyperlink>
-    </w:p>
-    <w:p>
-      <w:pPr>
-        <w:pStyle w:val="ListBullet"/>
-        <w:spacing w:line="240" w:lineRule="auto"/>
-        <w:ind w:left="720"/>
-      </w:pPr>
-      <w:r>
-        <w:rPr>
-          <w:lang w:val="es_ES" w:bidi="es_ES"/>
-        </w:rPr>
-      </w:r>
-      <w:hyperlink r:id="rId120">
-        <w:r>
-          <w:rPr>
-            <w:lang w:val="es_ES" w:bidi="es_ES"/>
-          </w:rPr>
-          <w:rPr>
-            <w:color w:val="0000EE"/>
-            <w:u w:val="single"/>
-          </w:rPr>
-          <w:t>Mateo 27.33.</w:t>
-        </w:r>
-      </w:hyperlink>
+      <w:r>
+        <w:rPr>
+          <w:lang w:val="es_ES" w:bidi="es_ES"/>
+        </w:rPr>
+        <w:t>Juan 19.17.</w:t>
+      </w:r>
+    </w:p>
+    <w:p>
+      <w:pPr>
+        <w:pStyle w:val="ListBullet"/>
+        <w:spacing w:line="240" w:lineRule="auto"/>
+        <w:ind w:left="720"/>
+      </w:pPr>
+      <w:r>
+        <w:rPr>
+          <w:lang w:val="es_ES" w:bidi="es_ES"/>
+        </w:rPr>
+      </w:r>
+      <w:r>
+        <w:rPr>
+          <w:lang w:val="es_ES" w:bidi="es_ES"/>
+        </w:rPr>
+        <w:t>Marcos 15.22.</w:t>
+      </w:r>
+    </w:p>
+    <w:p>
+      <w:pPr>
+        <w:pStyle w:val="ListBullet"/>
+        <w:spacing w:line="240" w:lineRule="auto"/>
+        <w:ind w:left="720"/>
+      </w:pPr>
+      <w:r>
+        <w:rPr>
+          <w:lang w:val="es_ES" w:bidi="es_ES"/>
+        </w:rPr>
+      </w:r>
+      <w:r>
+        <w:rPr>
+          <w:lang w:val="es_ES" w:bidi="es_ES"/>
+        </w:rPr>
+        <w:t>Mateo 27.33.</w:t>
+      </w:r>
     </w:p>
     <w:p>
       <w:pPr>
@@ -9253,90 +8605,66 @@
           <w:lang w:val="es_ES" w:bidi="es_ES"/>
         </w:rPr>
       </w:r>
-      <w:hyperlink r:id="rId121">
-        <w:r>
-          <w:rPr>
-            <w:lang w:val="es_ES" w:bidi="es_ES"/>
-          </w:rPr>
-          <w:rPr>
-            <w:color w:val="0000EE"/>
-            <w:u w:val="single"/>
-          </w:rPr>
-          <w:t>1 Crónicas 20.4–5.</w:t>
-        </w:r>
-      </w:hyperlink>
-    </w:p>
-    <w:p>
-      <w:pPr>
-        <w:pStyle w:val="ListBullet"/>
-        <w:spacing w:line="240" w:lineRule="auto"/>
-        <w:ind w:left="720"/>
-      </w:pPr>
-      <w:r>
-        <w:rPr>
-          <w:lang w:val="es_ES" w:bidi="es_ES"/>
-        </w:rPr>
-      </w:r>
-      <w:hyperlink r:id="rId122">
-        <w:r>
-          <w:rPr>
-            <w:lang w:val="es_ES" w:bidi="es_ES"/>
-          </w:rPr>
-          <w:rPr>
-            <w:color w:val="0000EE"/>
-            <w:u w:val="single"/>
-          </w:rPr>
-          <w:t>1 Samuel 17.4–5.</w:t>
-        </w:r>
-      </w:hyperlink>
-    </w:p>
-    <w:p>
-      <w:pPr>
-        <w:pStyle w:val="ListBullet"/>
-        <w:spacing w:line="240" w:lineRule="auto"/>
-        <w:ind w:left="720"/>
-      </w:pPr>
-      <w:r>
-        <w:rPr>
-          <w:lang w:val="es_ES" w:bidi="es_ES"/>
-        </w:rPr>
-      </w:r>
-      <w:hyperlink r:id="rId123">
-        <w:r>
-          <w:rPr>
-            <w:lang w:val="es_ES" w:bidi="es_ES"/>
-          </w:rPr>
-          <w:rPr>
-            <w:color w:val="0000EE"/>
-            <w:u w:val="single"/>
-          </w:rPr>
-          <w:t>1 Samuel 21.8–9.</w:t>
-        </w:r>
-      </w:hyperlink>
-    </w:p>
-    <w:p>
-      <w:pPr>
-        <w:pStyle w:val="ListBullet"/>
-        <w:spacing w:line="240" w:lineRule="auto"/>
-        <w:ind w:left="720"/>
-      </w:pPr>
-      <w:r>
-        <w:rPr>
-          <w:lang w:val="es_ES" w:bidi="es_ES"/>
-        </w:rPr>
-      </w:r>
-      <w:hyperlink r:id="rId124">
-        <w:r>
-          <w:rPr>
-            <w:lang w:val="es_ES" w:bidi="es_ES"/>
-          </w:rPr>
-          <w:rPr>
-            <w:color w:val="0000EE"/>
-            <w:u w:val="single"/>
-          </w:rPr>
-          <w:t>1 Samuel 22.9–10.</w:t>
-        </w:r>
-      </w:hyperlink>
+      <w:r>
+        <w:rPr>
+          <w:lang w:val="es_ES" w:bidi="es_ES"/>
+        </w:rPr>
+        <w:t>1 Crónicas 20.4–5.</w:t>
+      </w:r>
+    </w:p>
+    <w:p>
+      <w:pPr>
+        <w:pStyle w:val="ListBullet"/>
+        <w:spacing w:line="240" w:lineRule="auto"/>
+        <w:ind w:left="720"/>
+      </w:pPr>
+      <w:r>
+        <w:rPr>
+          <w:lang w:val="es_ES" w:bidi="es_ES"/>
+        </w:rPr>
+      </w:r>
+      <w:r>
+        <w:rPr>
+          <w:lang w:val="es_ES" w:bidi="es_ES"/>
+        </w:rPr>
+        <w:t>1 Samuel 17.4–5.</w:t>
+      </w:r>
+    </w:p>
+    <w:p>
+      <w:pPr>
+        <w:pStyle w:val="ListBullet"/>
+        <w:spacing w:line="240" w:lineRule="auto"/>
+        <w:ind w:left="720"/>
+      </w:pPr>
+      <w:r>
+        <w:rPr>
+          <w:lang w:val="es_ES" w:bidi="es_ES"/>
+        </w:rPr>
+      </w:r>
+      <w:r>
+        <w:rPr>
+          <w:lang w:val="es_ES" w:bidi="es_ES"/>
+        </w:rPr>
+        <w:t>1 Samuel 21.8–9.</w:t>
+      </w:r>
+    </w:p>
+    <w:p>
+      <w:pPr>
+        <w:pStyle w:val="ListBullet"/>
+        <w:spacing w:line="240" w:lineRule="auto"/>
+        <w:ind w:left="720"/>
+      </w:pPr>
+      <w:r>
+        <w:rPr>
+          <w:lang w:val="es_ES" w:bidi="es_ES"/>
+        </w:rPr>
+      </w:r>
+      <w:r>
+        <w:rPr>
+          <w:lang w:val="es_ES" w:bidi="es_ES"/>
+        </w:rPr>
+        <w:t>1 Samuel 22.9–10.</w:t>
+      </w:r>
     </w:p>
     <w:p>
       <w:pPr>
@@ -9608,138 +8936,102 @@
           <w:lang w:val="es_ES" w:bidi="es_ES"/>
         </w:rPr>
       </w:r>
-      <w:hyperlink r:id="rId125">
-        <w:r>
-          <w:rPr>
-            <w:lang w:val="es_ES" w:bidi="es_ES"/>
-          </w:rPr>
-          <w:rPr>
-            <w:color w:val="0000EE"/>
-            <w:u w:val="single"/>
-          </w:rPr>
-          <w:t>2 Pedro 2.6.</w:t>
-        </w:r>
-      </w:hyperlink>
-    </w:p>
-    <w:p>
-      <w:pPr>
-        <w:pStyle w:val="ListBullet"/>
-        <w:spacing w:line="240" w:lineRule="auto"/>
-        <w:ind w:left="720"/>
-      </w:pPr>
-      <w:r>
-        <w:rPr>
-          <w:lang w:val="es_ES" w:bidi="es_ES"/>
-        </w:rPr>
-      </w:r>
-      <w:hyperlink r:id="rId50">
-        <w:r>
-          <w:rPr>
-            <w:lang w:val="es_ES" w:bidi="es_ES"/>
-          </w:rPr>
-          <w:rPr>
-            <w:color w:val="0000EE"/>
-            <w:u w:val="single"/>
-          </w:rPr>
-          <w:t>Génesis 10.19.</w:t>
-        </w:r>
-      </w:hyperlink>
-    </w:p>
-    <w:p>
-      <w:pPr>
-        <w:pStyle w:val="ListBullet"/>
-        <w:spacing w:line="240" w:lineRule="auto"/>
-        <w:ind w:left="720"/>
-      </w:pPr>
-      <w:r>
-        <w:rPr>
-          <w:lang w:val="es_ES" w:bidi="es_ES"/>
-        </w:rPr>
-      </w:r>
-      <w:hyperlink r:id="rId126">
-        <w:r>
-          <w:rPr>
-            <w:lang w:val="es_ES" w:bidi="es_ES"/>
-          </w:rPr>
-          <w:rPr>
-            <w:color w:val="0000EE"/>
-            <w:u w:val="single"/>
-          </w:rPr>
-          <w:t>Génesis 14.1–2.</w:t>
-        </w:r>
-      </w:hyperlink>
-    </w:p>
-    <w:p>
-      <w:pPr>
-        <w:pStyle w:val="ListBullet"/>
-        <w:spacing w:line="240" w:lineRule="auto"/>
-        <w:ind w:left="720"/>
-      </w:pPr>
-      <w:r>
-        <w:rPr>
-          <w:lang w:val="es_ES" w:bidi="es_ES"/>
-        </w:rPr>
-      </w:r>
-      <w:hyperlink r:id="rId127">
-        <w:r>
-          <w:rPr>
-            <w:lang w:val="es_ES" w:bidi="es_ES"/>
-          </w:rPr>
-          <w:rPr>
-            <w:color w:val="0000EE"/>
-            <w:u w:val="single"/>
-          </w:rPr>
-          <w:t>Génesis 18.21.</w:t>
-        </w:r>
-      </w:hyperlink>
-    </w:p>
-    <w:p>
-      <w:pPr>
-        <w:pStyle w:val="ListBullet"/>
-        <w:spacing w:line="240" w:lineRule="auto"/>
-        <w:ind w:left="720"/>
-      </w:pPr>
-      <w:r>
-        <w:rPr>
-          <w:lang w:val="es_ES" w:bidi="es_ES"/>
-        </w:rPr>
-      </w:r>
-      <w:hyperlink r:id="rId128">
-        <w:r>
-          <w:rPr>
-            <w:lang w:val="es_ES" w:bidi="es_ES"/>
-          </w:rPr>
-          <w:rPr>
-            <w:color w:val="0000EE"/>
-            <w:u w:val="single"/>
-          </w:rPr>
-          <w:t>Isaías 1.9.</w:t>
-        </w:r>
-      </w:hyperlink>
-    </w:p>
-    <w:p>
-      <w:pPr>
-        <w:pStyle w:val="ListBullet"/>
-        <w:spacing w:line="240" w:lineRule="auto"/>
-        <w:ind w:left="720"/>
-      </w:pPr>
-      <w:r>
-        <w:rPr>
-          <w:lang w:val="es_ES" w:bidi="es_ES"/>
-        </w:rPr>
-      </w:r>
-      <w:hyperlink r:id="rId129">
-        <w:r>
-          <w:rPr>
-            <w:lang w:val="es_ES" w:bidi="es_ES"/>
-          </w:rPr>
-          <w:rPr>
-            <w:color w:val="0000EE"/>
-            <w:u w:val="single"/>
-          </w:rPr>
-          <w:t>Mateo 10.15.</w:t>
-        </w:r>
-      </w:hyperlink>
+      <w:r>
+        <w:rPr>
+          <w:lang w:val="es_ES" w:bidi="es_ES"/>
+        </w:rPr>
+        <w:t>2 Pedro 2.6.</w:t>
+      </w:r>
+    </w:p>
+    <w:p>
+      <w:pPr>
+        <w:pStyle w:val="ListBullet"/>
+        <w:spacing w:line="240" w:lineRule="auto"/>
+        <w:ind w:left="720"/>
+      </w:pPr>
+      <w:r>
+        <w:rPr>
+          <w:lang w:val="es_ES" w:bidi="es_ES"/>
+        </w:rPr>
+      </w:r>
+      <w:r>
+        <w:rPr>
+          <w:lang w:val="es_ES" w:bidi="es_ES"/>
+        </w:rPr>
+        <w:t>Génesis 10.19.</w:t>
+      </w:r>
+    </w:p>
+    <w:p>
+      <w:pPr>
+        <w:pStyle w:val="ListBullet"/>
+        <w:spacing w:line="240" w:lineRule="auto"/>
+        <w:ind w:left="720"/>
+      </w:pPr>
+      <w:r>
+        <w:rPr>
+          <w:lang w:val="es_ES" w:bidi="es_ES"/>
+        </w:rPr>
+      </w:r>
+      <w:r>
+        <w:rPr>
+          <w:lang w:val="es_ES" w:bidi="es_ES"/>
+        </w:rPr>
+        <w:t>Génesis 14.1–2.</w:t>
+      </w:r>
+    </w:p>
+    <w:p>
+      <w:pPr>
+        <w:pStyle w:val="ListBullet"/>
+        <w:spacing w:line="240" w:lineRule="auto"/>
+        <w:ind w:left="720"/>
+      </w:pPr>
+      <w:r>
+        <w:rPr>
+          <w:lang w:val="es_ES" w:bidi="es_ES"/>
+        </w:rPr>
+      </w:r>
+      <w:r>
+        <w:rPr>
+          <w:lang w:val="es_ES" w:bidi="es_ES"/>
+        </w:rPr>
+        <w:t>Génesis 18.21.</w:t>
+      </w:r>
+    </w:p>
+    <w:p>
+      <w:pPr>
+        <w:pStyle w:val="ListBullet"/>
+        <w:spacing w:line="240" w:lineRule="auto"/>
+        <w:ind w:left="720"/>
+      </w:pPr>
+      <w:r>
+        <w:rPr>
+          <w:lang w:val="es_ES" w:bidi="es_ES"/>
+        </w:rPr>
+      </w:r>
+      <w:r>
+        <w:rPr>
+          <w:lang w:val="es_ES" w:bidi="es_ES"/>
+        </w:rPr>
+        <w:t>Isaías 1.9.</w:t>
+      </w:r>
+    </w:p>
+    <w:p>
+      <w:pPr>
+        <w:pStyle w:val="ListBullet"/>
+        <w:spacing w:line="240" w:lineRule="auto"/>
+        <w:ind w:left="720"/>
+      </w:pPr>
+      <w:r>
+        <w:rPr>
+          <w:lang w:val="es_ES" w:bidi="es_ES"/>
+        </w:rPr>
+      </w:r>
+      <w:r>
+        <w:rPr>
+          <w:lang w:val="es_ES" w:bidi="es_ES"/>
+        </w:rPr>
+        <w:t>Mateo 10.15.</w:t>
+      </w:r>
     </w:p>
     <w:p>
       <w:pPr>
@@ -9981,114 +9273,84 @@
           <w:lang w:val="es_ES" w:bidi="es_ES"/>
         </w:rPr>
       </w:r>
-      <w:hyperlink r:id="rId130">
-        <w:r>
-          <w:rPr>
-            <w:lang w:val="es_ES" w:bidi="es_ES"/>
-          </w:rPr>
-          <w:rPr>
-            <w:color w:val="0000EE"/>
-            <w:u w:val="single"/>
-          </w:rPr>
-          <w:t>Éxodo 8.22–24.</w:t>
-        </w:r>
-      </w:hyperlink>
-    </w:p>
-    <w:p>
-      <w:pPr>
-        <w:pStyle w:val="ListBullet"/>
-        <w:spacing w:line="240" w:lineRule="auto"/>
-        <w:ind w:left="720"/>
-      </w:pPr>
-      <w:r>
-        <w:rPr>
-          <w:lang w:val="es_ES" w:bidi="es_ES"/>
-        </w:rPr>
-      </w:r>
-      <w:hyperlink r:id="rId131">
-        <w:r>
-          <w:rPr>
-            <w:lang w:val="es_ES" w:bidi="es_ES"/>
-          </w:rPr>
-          <w:rPr>
-            <w:color w:val="0000EE"/>
-            <w:u w:val="single"/>
-          </w:rPr>
-          <w:t>Génesis 45.11.</w:t>
-        </w:r>
-      </w:hyperlink>
-    </w:p>
-    <w:p>
-      <w:pPr>
-        <w:pStyle w:val="ListBullet"/>
-        <w:spacing w:line="240" w:lineRule="auto"/>
-        <w:ind w:left="720"/>
-      </w:pPr>
-      <w:r>
-        <w:rPr>
-          <w:lang w:val="es_ES" w:bidi="es_ES"/>
-        </w:rPr>
-      </w:r>
-      <w:hyperlink r:id="rId132">
-        <w:r>
-          <w:rPr>
-            <w:lang w:val="es_ES" w:bidi="es_ES"/>
-          </w:rPr>
-          <w:rPr>
-            <w:color w:val="0000EE"/>
-            <w:u w:val="single"/>
-          </w:rPr>
-          <w:t>Génesis 47.2.</w:t>
-        </w:r>
-      </w:hyperlink>
-    </w:p>
-    <w:p>
-      <w:pPr>
-        <w:pStyle w:val="ListBullet"/>
-        <w:spacing w:line="240" w:lineRule="auto"/>
-        <w:ind w:left="720"/>
-      </w:pPr>
-      <w:r>
-        <w:rPr>
-          <w:lang w:val="es_ES" w:bidi="es_ES"/>
-        </w:rPr>
-      </w:r>
-      <w:hyperlink r:id="rId133">
-        <w:r>
-          <w:rPr>
-            <w:lang w:val="es_ES" w:bidi="es_ES"/>
-          </w:rPr>
-          <w:rPr>
-            <w:color w:val="0000EE"/>
-            <w:u w:val="single"/>
-          </w:rPr>
-          <w:t>Génesis 50.7–9.</w:t>
-        </w:r>
-      </w:hyperlink>
-    </w:p>
-    <w:p>
-      <w:pPr>
-        <w:pStyle w:val="ListBullet"/>
-        <w:spacing w:line="240" w:lineRule="auto"/>
-        <w:ind w:left="720"/>
-      </w:pPr>
-      <w:r>
-        <w:rPr>
-          <w:lang w:val="es_ES" w:bidi="es_ES"/>
-        </w:rPr>
-      </w:r>
-      <w:hyperlink r:id="rId51">
-        <w:r>
-          <w:rPr>
-            <w:lang w:val="es_ES" w:bidi="es_ES"/>
-          </w:rPr>
-          <w:rPr>
-            <w:color w:val="0000EE"/>
-            <w:u w:val="single"/>
-          </w:rPr>
-          <w:t>Josué 10.40–41.</w:t>
-        </w:r>
-      </w:hyperlink>
+      <w:r>
+        <w:rPr>
+          <w:lang w:val="es_ES" w:bidi="es_ES"/>
+        </w:rPr>
+        <w:t>Éxodo 8.22–24.</w:t>
+      </w:r>
+    </w:p>
+    <w:p>
+      <w:pPr>
+        <w:pStyle w:val="ListBullet"/>
+        <w:spacing w:line="240" w:lineRule="auto"/>
+        <w:ind w:left="720"/>
+      </w:pPr>
+      <w:r>
+        <w:rPr>
+          <w:lang w:val="es_ES" w:bidi="es_ES"/>
+        </w:rPr>
+      </w:r>
+      <w:r>
+        <w:rPr>
+          <w:lang w:val="es_ES" w:bidi="es_ES"/>
+        </w:rPr>
+        <w:t>Génesis 45.11.</w:t>
+      </w:r>
+    </w:p>
+    <w:p>
+      <w:pPr>
+        <w:pStyle w:val="ListBullet"/>
+        <w:spacing w:line="240" w:lineRule="auto"/>
+        <w:ind w:left="720"/>
+      </w:pPr>
+      <w:r>
+        <w:rPr>
+          <w:lang w:val="es_ES" w:bidi="es_ES"/>
+        </w:rPr>
+      </w:r>
+      <w:r>
+        <w:rPr>
+          <w:lang w:val="es_ES" w:bidi="es_ES"/>
+        </w:rPr>
+        <w:t>Génesis 47.2.</w:t>
+      </w:r>
+    </w:p>
+    <w:p>
+      <w:pPr>
+        <w:pStyle w:val="ListBullet"/>
+        <w:spacing w:line="240" w:lineRule="auto"/>
+        <w:ind w:left="720"/>
+      </w:pPr>
+      <w:r>
+        <w:rPr>
+          <w:lang w:val="es_ES" w:bidi="es_ES"/>
+        </w:rPr>
+      </w:r>
+      <w:r>
+        <w:rPr>
+          <w:lang w:val="es_ES" w:bidi="es_ES"/>
+        </w:rPr>
+        <w:t>Génesis 50.7–9.</w:t>
+      </w:r>
+    </w:p>
+    <w:p>
+      <w:pPr>
+        <w:pStyle w:val="ListBullet"/>
+        <w:spacing w:line="240" w:lineRule="auto"/>
+        <w:ind w:left="720"/>
+      </w:pPr>
+      <w:r>
+        <w:rPr>
+          <w:lang w:val="es_ES" w:bidi="es_ES"/>
+        </w:rPr>
+      </w:r>
+      <w:r>
+        <w:rPr>
+          <w:lang w:val="es_ES" w:bidi="es_ES"/>
+        </w:rPr>
+        <w:t>Josué 10.40–41.</w:t>
+      </w:r>
     </w:p>
     <w:p>
       <w:pPr>
@@ -10319,234 +9581,174 @@
           <w:lang w:val="es_ES" w:bidi="es_ES"/>
         </w:rPr>
       </w:r>
-      <w:hyperlink r:id="rId134">
-        <w:r>
-          <w:rPr>
-            <w:lang w:val="es_ES" w:bidi="es_ES"/>
-          </w:rPr>
-          <w:rPr>
-            <w:color w:val="0000EE"/>
-            <w:u w:val="single"/>
-          </w:rPr>
-          <w:t>Hechos 4:33.</w:t>
-        </w:r>
-      </w:hyperlink>
-    </w:p>
-    <w:p>
-      <w:pPr>
-        <w:pStyle w:val="ListBullet"/>
-        <w:spacing w:line="240" w:lineRule="auto"/>
-        <w:ind w:left="720"/>
-      </w:pPr>
-      <w:r>
-        <w:rPr>
-          <w:lang w:val="es_ES" w:bidi="es_ES"/>
-        </w:rPr>
-      </w:r>
-      <w:hyperlink r:id="rId135">
-        <w:r>
-          <w:rPr>
-            <w:lang w:val="es_ES" w:bidi="es_ES"/>
-          </w:rPr>
-          <w:rPr>
-            <w:color w:val="0000EE"/>
-            <w:u w:val="single"/>
-          </w:rPr>
-          <w:t>Hechos 6:8.</w:t>
-        </w:r>
-      </w:hyperlink>
-    </w:p>
-    <w:p>
-      <w:pPr>
-        <w:pStyle w:val="ListBullet"/>
-        <w:spacing w:line="240" w:lineRule="auto"/>
-        <w:ind w:left="720"/>
-      </w:pPr>
-      <w:r>
-        <w:rPr>
-          <w:lang w:val="es_ES" w:bidi="es_ES"/>
-        </w:rPr>
-      </w:r>
-      <w:hyperlink r:id="rId136">
-        <w:r>
-          <w:rPr>
-            <w:lang w:val="es_ES" w:bidi="es_ES"/>
-          </w:rPr>
-          <w:rPr>
-            <w:color w:val="0000EE"/>
-            <w:u w:val="single"/>
-          </w:rPr>
-          <w:t>Hechos 14:4.</w:t>
-        </w:r>
-      </w:hyperlink>
-    </w:p>
-    <w:p>
-      <w:pPr>
-        <w:pStyle w:val="ListBullet"/>
-        <w:spacing w:line="240" w:lineRule="auto"/>
-        <w:ind w:left="720"/>
-      </w:pPr>
-      <w:r>
-        <w:rPr>
-          <w:lang w:val="es_ES" w:bidi="es_ES"/>
-        </w:rPr>
-      </w:r>
-      <w:hyperlink r:id="rId137">
-        <w:r>
-          <w:rPr>
-            <w:lang w:val="es_ES" w:bidi="es_ES"/>
-          </w:rPr>
-          <w:rPr>
-            <w:color w:val="0000EE"/>
-            <w:u w:val="single"/>
-          </w:rPr>
-          <w:t>Colosenses 4:6.</w:t>
-        </w:r>
-      </w:hyperlink>
-    </w:p>
-    <w:p>
-      <w:pPr>
-        <w:pStyle w:val="ListBullet"/>
-        <w:spacing w:line="240" w:lineRule="auto"/>
-        <w:ind w:left="720"/>
-      </w:pPr>
-      <w:r>
-        <w:rPr>
-          <w:lang w:val="es_ES" w:bidi="es_ES"/>
-        </w:rPr>
-      </w:r>
-      <w:hyperlink r:id="rId138">
-        <w:r>
-          <w:rPr>
-            <w:lang w:val="es_ES" w:bidi="es_ES"/>
-          </w:rPr>
-          <w:rPr>
-            <w:color w:val="0000EE"/>
-            <w:u w:val="single"/>
-          </w:rPr>
-          <w:t>Colosenses 4:18.</w:t>
-        </w:r>
-      </w:hyperlink>
-    </w:p>
-    <w:p>
-      <w:pPr>
-        <w:pStyle w:val="ListBullet"/>
-        <w:spacing w:line="240" w:lineRule="auto"/>
-        <w:ind w:left="720"/>
-      </w:pPr>
-      <w:r>
-        <w:rPr>
-          <w:lang w:val="es_ES" w:bidi="es_ES"/>
-        </w:rPr>
-      </w:r>
-      <w:hyperlink r:id="rId139">
-        <w:r>
-          <w:rPr>
-            <w:lang w:val="es_ES" w:bidi="es_ES"/>
-          </w:rPr>
-          <w:rPr>
-            <w:color w:val="0000EE"/>
-            <w:u w:val="single"/>
-          </w:rPr>
-          <w:t>Génesis 43:28–29.</w:t>
-        </w:r>
-      </w:hyperlink>
-    </w:p>
-    <w:p>
-      <w:pPr>
-        <w:pStyle w:val="ListBullet"/>
-        <w:spacing w:line="240" w:lineRule="auto"/>
-        <w:ind w:left="720"/>
-      </w:pPr>
-      <w:r>
-        <w:rPr>
-          <w:lang w:val="es_ES" w:bidi="es_ES"/>
-        </w:rPr>
-      </w:r>
-      <w:hyperlink r:id="rId140">
-        <w:r>
-          <w:rPr>
-            <w:lang w:val="es_ES" w:bidi="es_ES"/>
-          </w:rPr>
-          <w:rPr>
-            <w:color w:val="0000EE"/>
-            <w:u w:val="single"/>
-          </w:rPr>
-          <w:t>Santiago 4:7.</w:t>
-        </w:r>
-      </w:hyperlink>
-    </w:p>
-    <w:p>
-      <w:pPr>
-        <w:pStyle w:val="ListBullet"/>
-        <w:spacing w:line="240" w:lineRule="auto"/>
-        <w:ind w:left="720"/>
-      </w:pPr>
-      <w:r>
-        <w:rPr>
-          <w:lang w:val="es_ES" w:bidi="es_ES"/>
-        </w:rPr>
-      </w:r>
-      <w:hyperlink r:id="rId141">
-        <w:r>
-          <w:rPr>
-            <w:lang w:val="es_ES" w:bidi="es_ES"/>
-          </w:rPr>
-          <w:rPr>
-            <w:color w:val="0000EE"/>
-            <w:u w:val="single"/>
-          </w:rPr>
-          <w:t>Juan 1:16.</w:t>
-        </w:r>
-      </w:hyperlink>
-    </w:p>
-    <w:p>
-      <w:pPr>
-        <w:pStyle w:val="ListBullet"/>
-        <w:spacing w:line="240" w:lineRule="auto"/>
-        <w:ind w:left="720"/>
-      </w:pPr>
-      <w:r>
-        <w:rPr>
-          <w:lang w:val="es_ES" w:bidi="es_ES"/>
-        </w:rPr>
-      </w:r>
-      <w:hyperlink r:id="rId142">
-        <w:r>
-          <w:rPr>
-            <w:lang w:val="es_ES" w:bidi="es_ES"/>
-          </w:rPr>
-          <w:rPr>
-            <w:color w:val="0000EE"/>
-            <w:u w:val="single"/>
-          </w:rPr>
-          <w:t>Filipenses 4:21–23.</w:t>
-        </w:r>
-      </w:hyperlink>
-    </w:p>
-    <w:p>
-      <w:pPr>
-        <w:pStyle w:val="ListBullet"/>
-        <w:spacing w:line="240" w:lineRule="auto"/>
-        <w:ind w:left="720"/>
-      </w:pPr>
-      <w:r>
-        <w:rPr>
-          <w:lang w:val="es_ES" w:bidi="es_ES"/>
-        </w:rPr>
-      </w:r>
-      <w:hyperlink r:id="rId143">
-        <w:r>
-          <w:rPr>
-            <w:lang w:val="es_ES" w:bidi="es_ES"/>
-          </w:rPr>
-          <w:rPr>
-            <w:color w:val="0000EE"/>
-            <w:u w:val="single"/>
-          </w:rPr>
-          <w:t>Apocalipsis 22:20–21.</w:t>
-        </w:r>
-      </w:hyperlink>
+      <w:r>
+        <w:rPr>
+          <w:lang w:val="es_ES" w:bidi="es_ES"/>
+        </w:rPr>
+        <w:t>Hechos 4:33.</w:t>
+      </w:r>
+    </w:p>
+    <w:p>
+      <w:pPr>
+        <w:pStyle w:val="ListBullet"/>
+        <w:spacing w:line="240" w:lineRule="auto"/>
+        <w:ind w:left="720"/>
+      </w:pPr>
+      <w:r>
+        <w:rPr>
+          <w:lang w:val="es_ES" w:bidi="es_ES"/>
+        </w:rPr>
+      </w:r>
+      <w:r>
+        <w:rPr>
+          <w:lang w:val="es_ES" w:bidi="es_ES"/>
+        </w:rPr>
+        <w:t>Hechos 6:8.</w:t>
+      </w:r>
+    </w:p>
+    <w:p>
+      <w:pPr>
+        <w:pStyle w:val="ListBullet"/>
+        <w:spacing w:line="240" w:lineRule="auto"/>
+        <w:ind w:left="720"/>
+      </w:pPr>
+      <w:r>
+        <w:rPr>
+          <w:lang w:val="es_ES" w:bidi="es_ES"/>
+        </w:rPr>
+      </w:r>
+      <w:r>
+        <w:rPr>
+          <w:lang w:val="es_ES" w:bidi="es_ES"/>
+        </w:rPr>
+        <w:t>Hechos 14:4.</w:t>
+      </w:r>
+    </w:p>
+    <w:p>
+      <w:pPr>
+        <w:pStyle w:val="ListBullet"/>
+        <w:spacing w:line="240" w:lineRule="auto"/>
+        <w:ind w:left="720"/>
+      </w:pPr>
+      <w:r>
+        <w:rPr>
+          <w:lang w:val="es_ES" w:bidi="es_ES"/>
+        </w:rPr>
+      </w:r>
+      <w:r>
+        <w:rPr>
+          <w:lang w:val="es_ES" w:bidi="es_ES"/>
+        </w:rPr>
+        <w:t>Colosenses 4:6.</w:t>
+      </w:r>
+    </w:p>
+    <w:p>
+      <w:pPr>
+        <w:pStyle w:val="ListBullet"/>
+        <w:spacing w:line="240" w:lineRule="auto"/>
+        <w:ind w:left="720"/>
+      </w:pPr>
+      <w:r>
+        <w:rPr>
+          <w:lang w:val="es_ES" w:bidi="es_ES"/>
+        </w:rPr>
+      </w:r>
+      <w:r>
+        <w:rPr>
+          <w:lang w:val="es_ES" w:bidi="es_ES"/>
+        </w:rPr>
+        <w:t>Colosenses 4:18.</w:t>
+      </w:r>
+    </w:p>
+    <w:p>
+      <w:pPr>
+        <w:pStyle w:val="ListBullet"/>
+        <w:spacing w:line="240" w:lineRule="auto"/>
+        <w:ind w:left="720"/>
+      </w:pPr>
+      <w:r>
+        <w:rPr>
+          <w:lang w:val="es_ES" w:bidi="es_ES"/>
+        </w:rPr>
+      </w:r>
+      <w:r>
+        <w:rPr>
+          <w:lang w:val="es_ES" w:bidi="es_ES"/>
+        </w:rPr>
+        <w:t>Génesis 43:28–29.</w:t>
+      </w:r>
+    </w:p>
+    <w:p>
+      <w:pPr>
+        <w:pStyle w:val="ListBullet"/>
+        <w:spacing w:line="240" w:lineRule="auto"/>
+        <w:ind w:left="720"/>
+      </w:pPr>
+      <w:r>
+        <w:rPr>
+          <w:lang w:val="es_ES" w:bidi="es_ES"/>
+        </w:rPr>
+      </w:r>
+      <w:r>
+        <w:rPr>
+          <w:lang w:val="es_ES" w:bidi="es_ES"/>
+        </w:rPr>
+        <w:t>Santiago 4:7.</w:t>
+      </w:r>
+    </w:p>
+    <w:p>
+      <w:pPr>
+        <w:pStyle w:val="ListBullet"/>
+        <w:spacing w:line="240" w:lineRule="auto"/>
+        <w:ind w:left="720"/>
+      </w:pPr>
+      <w:r>
+        <w:rPr>
+          <w:lang w:val="es_ES" w:bidi="es_ES"/>
+        </w:rPr>
+      </w:r>
+      <w:r>
+        <w:rPr>
+          <w:lang w:val="es_ES" w:bidi="es_ES"/>
+        </w:rPr>
+        <w:t>Juan 1:16.</w:t>
+      </w:r>
+    </w:p>
+    <w:p>
+      <w:pPr>
+        <w:pStyle w:val="ListBullet"/>
+        <w:spacing w:line="240" w:lineRule="auto"/>
+        <w:ind w:left="720"/>
+      </w:pPr>
+      <w:r>
+        <w:rPr>
+          <w:lang w:val="es_ES" w:bidi="es_ES"/>
+        </w:rPr>
+      </w:r>
+      <w:r>
+        <w:rPr>
+          <w:lang w:val="es_ES" w:bidi="es_ES"/>
+        </w:rPr>
+        <w:t>Filipenses 4:21–23.</w:t>
+      </w:r>
+    </w:p>
+    <w:p>
+      <w:pPr>
+        <w:pStyle w:val="ListBullet"/>
+        <w:spacing w:line="240" w:lineRule="auto"/>
+        <w:ind w:left="720"/>
+      </w:pPr>
+      <w:r>
+        <w:rPr>
+          <w:lang w:val="es_ES" w:bidi="es_ES"/>
+        </w:rPr>
+      </w:r>
+      <w:r>
+        <w:rPr>
+          <w:lang w:val="es_ES" w:bidi="es_ES"/>
+        </w:rPr>
+        <w:t>Apocalipsis 22:20–21.</w:t>
+      </w:r>
     </w:p>
     <w:p>
       <w:pPr>
@@ -10804,114 +10006,84 @@
           <w:lang w:val="es_ES" w:bidi="es_ES"/>
         </w:rPr>
       </w:r>
-      <w:hyperlink r:id="rId144">
-        <w:r>
-          <w:rPr>
-            <w:lang w:val="es_ES" w:bidi="es_ES"/>
-          </w:rPr>
-          <w:rPr>
-            <w:color w:val="0000EE"/>
-            <w:u w:val="single"/>
-          </w:rPr>
-          <w:t>2 Reyes 25:16–17</w:t>
-        </w:r>
-      </w:hyperlink>
-    </w:p>
-    <w:p>
-      <w:pPr>
-        <w:pStyle w:val="ListBullet"/>
-        <w:spacing w:line="240" w:lineRule="auto"/>
-        <w:ind w:left="720"/>
-      </w:pPr>
-      <w:r>
-        <w:rPr>
-          <w:lang w:val="es_ES" w:bidi="es_ES"/>
-        </w:rPr>
-      </w:r>
-      <w:hyperlink r:id="rId145">
-        <w:r>
-          <w:rPr>
-            <w:lang w:val="es_ES" w:bidi="es_ES"/>
-          </w:rPr>
-          <w:rPr>
-            <w:color w:val="0000EE"/>
-            <w:u w:val="single"/>
-          </w:rPr>
-          <w:t>Deuteronomio 8:7–8</w:t>
-        </w:r>
-      </w:hyperlink>
-    </w:p>
-    <w:p>
-      <w:pPr>
-        <w:pStyle w:val="ListBullet"/>
-        <w:spacing w:line="240" w:lineRule="auto"/>
-        <w:ind w:left="720"/>
-      </w:pPr>
-      <w:r>
-        <w:rPr>
-          <w:lang w:val="es_ES" w:bidi="es_ES"/>
-        </w:rPr>
-      </w:r>
-      <w:hyperlink r:id="rId146">
-        <w:r>
-          <w:rPr>
-            <w:lang w:val="es_ES" w:bidi="es_ES"/>
-          </w:rPr>
-          <w:rPr>
-            <w:color w:val="0000EE"/>
-            <w:u w:val="single"/>
-          </w:rPr>
-          <w:t>Jeremías 52:22–23</w:t>
-        </w:r>
-      </w:hyperlink>
-    </w:p>
-    <w:p>
-      <w:pPr>
-        <w:pStyle w:val="ListBullet"/>
-        <w:spacing w:line="240" w:lineRule="auto"/>
-        <w:ind w:left="720"/>
-      </w:pPr>
-      <w:r>
-        <w:rPr>
-          <w:lang w:val="es_ES" w:bidi="es_ES"/>
-        </w:rPr>
-      </w:r>
-      <w:hyperlink r:id="rId147">
-        <w:r>
-          <w:rPr>
-            <w:lang w:val="es_ES" w:bidi="es_ES"/>
-          </w:rPr>
-          <w:rPr>
-            <w:color w:val="0000EE"/>
-            <w:u w:val="single"/>
-          </w:rPr>
-          <w:t>Números 13:23–24</w:t>
-        </w:r>
-      </w:hyperlink>
-    </w:p>
-    <w:p>
-      <w:pPr>
-        <w:pStyle w:val="ListBullet"/>
-        <w:spacing w:line="240" w:lineRule="auto"/>
-        <w:ind w:left="720"/>
-      </w:pPr>
-      <w:r>
-        <w:rPr>
-          <w:lang w:val="es_ES" w:bidi="es_ES"/>
-        </w:rPr>
-      </w:r>
-      <w:hyperlink r:id="rId148">
-        <w:r>
-          <w:rPr>
-            <w:lang w:val="es_ES" w:bidi="es_ES"/>
-          </w:rPr>
-          <w:rPr>
-            <w:color w:val="0000EE"/>
-            <w:u w:val="single"/>
-          </w:rPr>
-          <w:t>Números 20:5</w:t>
-        </w:r>
-      </w:hyperlink>
+      <w:r>
+        <w:rPr>
+          <w:lang w:val="es_ES" w:bidi="es_ES"/>
+        </w:rPr>
+        <w:t>2 Reyes 25:16–17</w:t>
+      </w:r>
+    </w:p>
+    <w:p>
+      <w:pPr>
+        <w:pStyle w:val="ListBullet"/>
+        <w:spacing w:line="240" w:lineRule="auto"/>
+        <w:ind w:left="720"/>
+      </w:pPr>
+      <w:r>
+        <w:rPr>
+          <w:lang w:val="es_ES" w:bidi="es_ES"/>
+        </w:rPr>
+      </w:r>
+      <w:r>
+        <w:rPr>
+          <w:lang w:val="es_ES" w:bidi="es_ES"/>
+        </w:rPr>
+        <w:t>Deuteronomio 8:7–8</w:t>
+      </w:r>
+    </w:p>
+    <w:p>
+      <w:pPr>
+        <w:pStyle w:val="ListBullet"/>
+        <w:spacing w:line="240" w:lineRule="auto"/>
+        <w:ind w:left="720"/>
+      </w:pPr>
+      <w:r>
+        <w:rPr>
+          <w:lang w:val="es_ES" w:bidi="es_ES"/>
+        </w:rPr>
+      </w:r>
+      <w:r>
+        <w:rPr>
+          <w:lang w:val="es_ES" w:bidi="es_ES"/>
+        </w:rPr>
+        <w:t>Jeremías 52:22–23</w:t>
+      </w:r>
+    </w:p>
+    <w:p>
+      <w:pPr>
+        <w:pStyle w:val="ListBullet"/>
+        <w:spacing w:line="240" w:lineRule="auto"/>
+        <w:ind w:left="720"/>
+      </w:pPr>
+      <w:r>
+        <w:rPr>
+          <w:lang w:val="es_ES" w:bidi="es_ES"/>
+        </w:rPr>
+      </w:r>
+      <w:r>
+        <w:rPr>
+          <w:lang w:val="es_ES" w:bidi="es_ES"/>
+        </w:rPr>
+        <w:t>Números 13:23–24</w:t>
+      </w:r>
+    </w:p>
+    <w:p>
+      <w:pPr>
+        <w:pStyle w:val="ListBullet"/>
+        <w:spacing w:line="240" w:lineRule="auto"/>
+        <w:ind w:left="720"/>
+      </w:pPr>
+      <w:r>
+        <w:rPr>
+          <w:lang w:val="es_ES" w:bidi="es_ES"/>
+        </w:rPr>
+      </w:r>
+      <w:r>
+        <w:rPr>
+          <w:lang w:val="es_ES" w:bidi="es_ES"/>
+        </w:rPr>
+        <w:t>Números 20:5</w:t>
+      </w:r>
     </w:p>
     <w:p>
       <w:pPr>
@@ -11109,114 +10281,84 @@
           <w:lang w:val="es_ES" w:bidi="es_ES"/>
         </w:rPr>
       </w:r>
-      <w:hyperlink r:id="rId149">
-        <w:r>
-          <w:rPr>
-            <w:lang w:val="es_ES" w:bidi="es_ES"/>
-          </w:rPr>
-          <w:rPr>
-            <w:color w:val="0000EE"/>
-            <w:u w:val="single"/>
-          </w:rPr>
-          <w:t>Mateo 27.29</w:t>
-        </w:r>
-      </w:hyperlink>
-    </w:p>
-    <w:p>
-      <w:pPr>
-        <w:pStyle w:val="ListBullet"/>
-        <w:spacing w:line="240" w:lineRule="auto"/>
-        <w:ind w:left="720"/>
-      </w:pPr>
-      <w:r>
-        <w:rPr>
-          <w:lang w:val="es_ES" w:bidi="es_ES"/>
-        </w:rPr>
-      </w:r>
-      <w:hyperlink r:id="rId150">
-        <w:r>
-          <w:rPr>
-            <w:lang w:val="es_ES" w:bidi="es_ES"/>
-          </w:rPr>
-          <w:rPr>
-            <w:color w:val="0000EE"/>
-            <w:u w:val="single"/>
-          </w:rPr>
-          <w:t>Mateo 28.8–10</w:t>
-        </w:r>
-      </w:hyperlink>
-    </w:p>
-    <w:p>
-      <w:pPr>
-        <w:pStyle w:val="ListBullet"/>
-        <w:spacing w:line="240" w:lineRule="auto"/>
-        <w:ind w:left="720"/>
-      </w:pPr>
-      <w:r>
-        <w:rPr>
-          <w:lang w:val="es_ES" w:bidi="es_ES"/>
-        </w:rPr>
-      </w:r>
-      <w:hyperlink r:id="rId151">
-        <w:r>
-          <w:rPr>
-            <w:lang w:val="es_ES" w:bidi="es_ES"/>
-          </w:rPr>
-          <w:rPr>
-            <w:color w:val="0000EE"/>
-            <w:u w:val="single"/>
-          </w:rPr>
-          <w:t>Salmos 78.48</w:t>
-        </w:r>
-      </w:hyperlink>
-    </w:p>
-    <w:p>
-      <w:pPr>
-        <w:pStyle w:val="ListBullet"/>
-        <w:spacing w:line="240" w:lineRule="auto"/>
-        <w:ind w:left="720"/>
-      </w:pPr>
-      <w:r>
-        <w:rPr>
-          <w:lang w:val="es_ES" w:bidi="es_ES"/>
-        </w:rPr>
-      </w:r>
-      <w:hyperlink r:id="rId152">
-        <w:r>
-          <w:rPr>
-            <w:lang w:val="es_ES" w:bidi="es_ES"/>
-          </w:rPr>
-          <w:rPr>
-            <w:color w:val="0000EE"/>
-            <w:u w:val="single"/>
-          </w:rPr>
-          <w:t>Salmos 148.8</w:t>
-        </w:r>
-      </w:hyperlink>
-    </w:p>
-    <w:p>
-      <w:pPr>
-        <w:pStyle w:val="ListBullet"/>
-        <w:spacing w:line="240" w:lineRule="auto"/>
-        <w:ind w:left="720"/>
-      </w:pPr>
-      <w:r>
-        <w:rPr>
-          <w:lang w:val="es_ES" w:bidi="es_ES"/>
-        </w:rPr>
-      </w:r>
-      <w:hyperlink r:id="rId153">
-        <w:r>
-          <w:rPr>
-            <w:lang w:val="es_ES" w:bidi="es_ES"/>
-          </w:rPr>
-          <w:rPr>
-            <w:color w:val="0000EE"/>
-            <w:u w:val="single"/>
-          </w:rPr>
-          <w:t>Apocalipsis 8.7</w:t>
-        </w:r>
-      </w:hyperlink>
+      <w:r>
+        <w:rPr>
+          <w:lang w:val="es_ES" w:bidi="es_ES"/>
+        </w:rPr>
+        <w:t>Mateo 27.29</w:t>
+      </w:r>
+    </w:p>
+    <w:p>
+      <w:pPr>
+        <w:pStyle w:val="ListBullet"/>
+        <w:spacing w:line="240" w:lineRule="auto"/>
+        <w:ind w:left="720"/>
+      </w:pPr>
+      <w:r>
+        <w:rPr>
+          <w:lang w:val="es_ES" w:bidi="es_ES"/>
+        </w:rPr>
+      </w:r>
+      <w:r>
+        <w:rPr>
+          <w:lang w:val="es_ES" w:bidi="es_ES"/>
+        </w:rPr>
+        <w:t>Mateo 28.8–10</w:t>
+      </w:r>
+    </w:p>
+    <w:p>
+      <w:pPr>
+        <w:pStyle w:val="ListBullet"/>
+        <w:spacing w:line="240" w:lineRule="auto"/>
+        <w:ind w:left="720"/>
+      </w:pPr>
+      <w:r>
+        <w:rPr>
+          <w:lang w:val="es_ES" w:bidi="es_ES"/>
+        </w:rPr>
+      </w:r>
+      <w:r>
+        <w:rPr>
+          <w:lang w:val="es_ES" w:bidi="es_ES"/>
+        </w:rPr>
+        <w:t>Salmos 78.48</w:t>
+      </w:r>
+    </w:p>
+    <w:p>
+      <w:pPr>
+        <w:pStyle w:val="ListBullet"/>
+        <w:spacing w:line="240" w:lineRule="auto"/>
+        <w:ind w:left="720"/>
+      </w:pPr>
+      <w:r>
+        <w:rPr>
+          <w:lang w:val="es_ES" w:bidi="es_ES"/>
+        </w:rPr>
+      </w:r>
+      <w:r>
+        <w:rPr>
+          <w:lang w:val="es_ES" w:bidi="es_ES"/>
+        </w:rPr>
+        <w:t>Salmos 148.8</w:t>
+      </w:r>
+    </w:p>
+    <w:p>
+      <w:pPr>
+        <w:pStyle w:val="ListBullet"/>
+        <w:spacing w:line="240" w:lineRule="auto"/>
+        <w:ind w:left="720"/>
+      </w:pPr>
+      <w:r>
+        <w:rPr>
+          <w:lang w:val="es_ES" w:bidi="es_ES"/>
+        </w:rPr>
+      </w:r>
+      <w:r>
+        <w:rPr>
+          <w:lang w:val="es_ES" w:bidi="es_ES"/>
+        </w:rPr>
+        <w:t>Apocalipsis 8.7</w:t>
+      </w:r>
     </w:p>
     <w:p>
       <w:pPr>
@@ -11420,162 +10562,120 @@
           <w:lang w:val="es_ES" w:bidi="es_ES"/>
         </w:rPr>
       </w:r>
-      <w:hyperlink r:id="rId154">
-        <w:r>
-          <w:rPr>
-            <w:lang w:val="es_ES" w:bidi="es_ES"/>
-          </w:rPr>
-          <w:rPr>
-            <w:color w:val="0000EE"/>
-            <w:u w:val="single"/>
-          </w:rPr>
-          <w:t>Génesis 42.3</w:t>
-        </w:r>
-      </w:hyperlink>
-    </w:p>
-    <w:p>
-      <w:pPr>
-        <w:pStyle w:val="ListBullet"/>
-        <w:spacing w:line="240" w:lineRule="auto"/>
-        <w:ind w:left="720"/>
-      </w:pPr>
-      <w:r>
-        <w:rPr>
-          <w:lang w:val="es_ES" w:bidi="es_ES"/>
-        </w:rPr>
-      </w:r>
-      <w:hyperlink r:id="rId155">
-        <w:r>
-          <w:rPr>
-            <w:lang w:val="es_ES" w:bidi="es_ES"/>
-          </w:rPr>
-          <w:rPr>
-            <w:color w:val="0000EE"/>
-            <w:u w:val="single"/>
-          </w:rPr>
-          <w:t>Génesis 42.26–28</w:t>
-        </w:r>
-      </w:hyperlink>
-    </w:p>
-    <w:p>
-      <w:pPr>
-        <w:pStyle w:val="ListBullet"/>
-        <w:spacing w:line="240" w:lineRule="auto"/>
-        <w:ind w:left="720"/>
-      </w:pPr>
-      <w:r>
-        <w:rPr>
-          <w:lang w:val="es_ES" w:bidi="es_ES"/>
-        </w:rPr>
-      </w:r>
-      <w:hyperlink r:id="rId156">
-        <w:r>
-          <w:rPr>
-            <w:lang w:val="es_ES" w:bidi="es_ES"/>
-          </w:rPr>
-          <w:rPr>
-            <w:color w:val="0000EE"/>
-            <w:u w:val="single"/>
-          </w:rPr>
-          <w:t>Génesis 43.1–2</w:t>
-        </w:r>
-      </w:hyperlink>
-    </w:p>
-    <w:p>
-      <w:pPr>
-        <w:pStyle w:val="ListBullet"/>
-        <w:spacing w:line="240" w:lineRule="auto"/>
-        <w:ind w:left="720"/>
-      </w:pPr>
-      <w:r>
-        <w:rPr>
-          <w:lang w:val="es_ES" w:bidi="es_ES"/>
-        </w:rPr>
-      </w:r>
-      <w:hyperlink r:id="rId157">
-        <w:r>
-          <w:rPr>
-            <w:lang w:val="es_ES" w:bidi="es_ES"/>
-          </w:rPr>
-          <w:rPr>
-            <w:color w:val="0000EE"/>
-            <w:u w:val="single"/>
-          </w:rPr>
-          <w:t>Lucas 6.2</w:t>
-        </w:r>
-      </w:hyperlink>
-    </w:p>
-    <w:p>
-      <w:pPr>
-        <w:pStyle w:val="ListBullet"/>
-        <w:spacing w:line="240" w:lineRule="auto"/>
-        <w:ind w:left="720"/>
-      </w:pPr>
-      <w:r>
-        <w:rPr>
-          <w:lang w:val="es_ES" w:bidi="es_ES"/>
-        </w:rPr>
-      </w:r>
-      <w:hyperlink r:id="rId158">
-        <w:r>
-          <w:rPr>
-            <w:lang w:val="es_ES" w:bidi="es_ES"/>
-          </w:rPr>
-          <w:rPr>
-            <w:color w:val="0000EE"/>
-            <w:u w:val="single"/>
-          </w:rPr>
-          <w:t>Marcos 2.24</w:t>
-        </w:r>
-      </w:hyperlink>
-    </w:p>
-    <w:p>
-      <w:pPr>
-        <w:pStyle w:val="ListBullet"/>
-        <w:spacing w:line="240" w:lineRule="auto"/>
-        <w:ind w:left="720"/>
-      </w:pPr>
-      <w:r>
-        <w:rPr>
-          <w:lang w:val="es_ES" w:bidi="es_ES"/>
-        </w:rPr>
-      </w:r>
-      <w:hyperlink r:id="rId159">
-        <w:r>
-          <w:rPr>
-            <w:lang w:val="es_ES" w:bidi="es_ES"/>
-          </w:rPr>
-          <w:rPr>
-            <w:color w:val="0000EE"/>
-            <w:u w:val="single"/>
-          </w:rPr>
-          <w:t>Mateo 13.7–9</w:t>
-        </w:r>
-      </w:hyperlink>
-    </w:p>
-    <w:p>
-      <w:pPr>
-        <w:pStyle w:val="ListBullet"/>
-        <w:spacing w:line="240" w:lineRule="auto"/>
-        <w:ind w:left="720"/>
-      </w:pPr>
-      <w:r>
-        <w:rPr>
-          <w:lang w:val="es_ES" w:bidi="es_ES"/>
-        </w:rPr>
-      </w:r>
-      <w:hyperlink r:id="rId160">
-        <w:r>
-          <w:rPr>
-            <w:lang w:val="es_ES" w:bidi="es_ES"/>
-          </w:rPr>
-          <w:rPr>
-            <w:color w:val="0000EE"/>
-            <w:u w:val="single"/>
-          </w:rPr>
-          <w:t>Rut 1.22</w:t>
-        </w:r>
-      </w:hyperlink>
+      <w:r>
+        <w:rPr>
+          <w:lang w:val="es_ES" w:bidi="es_ES"/>
+        </w:rPr>
+        <w:t>Génesis 42.3</w:t>
+      </w:r>
+    </w:p>
+    <w:p>
+      <w:pPr>
+        <w:pStyle w:val="ListBullet"/>
+        <w:spacing w:line="240" w:lineRule="auto"/>
+        <w:ind w:left="720"/>
+      </w:pPr>
+      <w:r>
+        <w:rPr>
+          <w:lang w:val="es_ES" w:bidi="es_ES"/>
+        </w:rPr>
+      </w:r>
+      <w:r>
+        <w:rPr>
+          <w:lang w:val="es_ES" w:bidi="es_ES"/>
+        </w:rPr>
+        <w:t>Génesis 42.26–28</w:t>
+      </w:r>
+    </w:p>
+    <w:p>
+      <w:pPr>
+        <w:pStyle w:val="ListBullet"/>
+        <w:spacing w:line="240" w:lineRule="auto"/>
+        <w:ind w:left="720"/>
+      </w:pPr>
+      <w:r>
+        <w:rPr>
+          <w:lang w:val="es_ES" w:bidi="es_ES"/>
+        </w:rPr>
+      </w:r>
+      <w:r>
+        <w:rPr>
+          <w:lang w:val="es_ES" w:bidi="es_ES"/>
+        </w:rPr>
+        <w:t>Génesis 43.1–2</w:t>
+      </w:r>
+    </w:p>
+    <w:p>
+      <w:pPr>
+        <w:pStyle w:val="ListBullet"/>
+        <w:spacing w:line="240" w:lineRule="auto"/>
+        <w:ind w:left="720"/>
+      </w:pPr>
+      <w:r>
+        <w:rPr>
+          <w:lang w:val="es_ES" w:bidi="es_ES"/>
+        </w:rPr>
+      </w:r>
+      <w:r>
+        <w:rPr>
+          <w:lang w:val="es_ES" w:bidi="es_ES"/>
+        </w:rPr>
+        <w:t>Lucas 6.2</w:t>
+      </w:r>
+    </w:p>
+    <w:p>
+      <w:pPr>
+        <w:pStyle w:val="ListBullet"/>
+        <w:spacing w:line="240" w:lineRule="auto"/>
+        <w:ind w:left="720"/>
+      </w:pPr>
+      <w:r>
+        <w:rPr>
+          <w:lang w:val="es_ES" w:bidi="es_ES"/>
+        </w:rPr>
+      </w:r>
+      <w:r>
+        <w:rPr>
+          <w:lang w:val="es_ES" w:bidi="es_ES"/>
+        </w:rPr>
+        <w:t>Marcos 2.24</w:t>
+      </w:r>
+    </w:p>
+    <w:p>
+      <w:pPr>
+        <w:pStyle w:val="ListBullet"/>
+        <w:spacing w:line="240" w:lineRule="auto"/>
+        <w:ind w:left="720"/>
+      </w:pPr>
+      <w:r>
+        <w:rPr>
+          <w:lang w:val="es_ES" w:bidi="es_ES"/>
+        </w:rPr>
+      </w:r>
+      <w:r>
+        <w:rPr>
+          <w:lang w:val="es_ES" w:bidi="es_ES"/>
+        </w:rPr>
+        <w:t>Mateo 13.7–9</w:t>
+      </w:r>
+    </w:p>
+    <w:p>
+      <w:pPr>
+        <w:pStyle w:val="ListBullet"/>
+        <w:spacing w:line="240" w:lineRule="auto"/>
+        <w:ind w:left="720"/>
+      </w:pPr>
+      <w:r>
+        <w:rPr>
+          <w:lang w:val="es_ES" w:bidi="es_ES"/>
+        </w:rPr>
+      </w:r>
+      <w:r>
+        <w:rPr>
+          <w:lang w:val="es_ES" w:bidi="es_ES"/>
+        </w:rPr>
+        <w:t>Rut 1.22</w:t>
+      </w:r>
     </w:p>
     <w:p>
       <w:pPr>
@@ -11874,114 +10974,84 @@
           <w:lang w:val="es_ES" w:bidi="es_ES"/>
         </w:rPr>
       </w:r>
-      <w:hyperlink r:id="rId161">
-        <w:r>
-          <w:rPr>
-            <w:lang w:val="es_ES" w:bidi="es_ES"/>
-          </w:rPr>
-          <w:rPr>
-            <w:color w:val="0000EE"/>
-            <w:u w:val="single"/>
-          </w:rPr>
-          <w:t>Gálatas 4:26</w:t>
-        </w:r>
-      </w:hyperlink>
-    </w:p>
-    <w:p>
-      <w:pPr>
-        <w:pStyle w:val="ListBullet"/>
-        <w:spacing w:line="240" w:lineRule="auto"/>
-        <w:ind w:left="720"/>
-      </w:pPr>
-      <w:r>
-        <w:rPr>
-          <w:lang w:val="es_ES" w:bidi="es_ES"/>
-        </w:rPr>
-      </w:r>
-      <w:hyperlink r:id="rId162">
-        <w:r>
-          <w:rPr>
-            <w:lang w:val="es_ES" w:bidi="es_ES"/>
-          </w:rPr>
-          <w:rPr>
-            <w:color w:val="0000EE"/>
-            <w:u w:val="single"/>
-          </w:rPr>
-          <w:t>Gálatas 5:1</w:t>
-        </w:r>
-      </w:hyperlink>
-    </w:p>
-    <w:p>
-      <w:pPr>
-        <w:pStyle w:val="ListBullet"/>
-        <w:spacing w:line="240" w:lineRule="auto"/>
-        <w:ind w:left="720"/>
-      </w:pPr>
-      <w:r>
-        <w:rPr>
-          <w:lang w:val="es_ES" w:bidi="es_ES"/>
-        </w:rPr>
-      </w:r>
-      <w:hyperlink r:id="rId163">
-        <w:r>
-          <w:rPr>
-            <w:lang w:val="es_ES" w:bidi="es_ES"/>
-          </w:rPr>
-          <w:rPr>
-            <w:color w:val="0000EE"/>
-            <w:u w:val="single"/>
-          </w:rPr>
-          <w:t>Isaías 61:1</w:t>
-        </w:r>
-      </w:hyperlink>
-    </w:p>
-    <w:p>
-      <w:pPr>
-        <w:pStyle w:val="ListBullet"/>
-        <w:spacing w:line="240" w:lineRule="auto"/>
-        <w:ind w:left="720"/>
-      </w:pPr>
-      <w:r>
-        <w:rPr>
-          <w:lang w:val="es_ES" w:bidi="es_ES"/>
-        </w:rPr>
-      </w:r>
-      <w:hyperlink r:id="rId164">
-        <w:r>
-          <w:rPr>
-            <w:lang w:val="es_ES" w:bidi="es_ES"/>
-          </w:rPr>
-          <w:rPr>
-            <w:color w:val="0000EE"/>
-            <w:u w:val="single"/>
-          </w:rPr>
-          <w:t>Levítico 25:10</w:t>
-        </w:r>
-      </w:hyperlink>
-    </w:p>
-    <w:p>
-      <w:pPr>
-        <w:pStyle w:val="ListBullet"/>
-        <w:spacing w:line="240" w:lineRule="auto"/>
-        <w:ind w:left="720"/>
-      </w:pPr>
-      <w:r>
-        <w:rPr>
-          <w:lang w:val="es_ES" w:bidi="es_ES"/>
-        </w:rPr>
-      </w:r>
-      <w:hyperlink r:id="rId165">
-        <w:r>
-          <w:rPr>
-            <w:lang w:val="es_ES" w:bidi="es_ES"/>
-          </w:rPr>
-          <w:rPr>
-            <w:color w:val="0000EE"/>
-            <w:u w:val="single"/>
-          </w:rPr>
-          <w:t>Romanos 6:18</w:t>
-        </w:r>
-      </w:hyperlink>
+      <w:r>
+        <w:rPr>
+          <w:lang w:val="es_ES" w:bidi="es_ES"/>
+        </w:rPr>
+        <w:t>Gálatas 4:26</w:t>
+      </w:r>
+    </w:p>
+    <w:p>
+      <w:pPr>
+        <w:pStyle w:val="ListBullet"/>
+        <w:spacing w:line="240" w:lineRule="auto"/>
+        <w:ind w:left="720"/>
+      </w:pPr>
+      <w:r>
+        <w:rPr>
+          <w:lang w:val="es_ES" w:bidi="es_ES"/>
+        </w:rPr>
+      </w:r>
+      <w:r>
+        <w:rPr>
+          <w:lang w:val="es_ES" w:bidi="es_ES"/>
+        </w:rPr>
+        <w:t>Gálatas 5:1</w:t>
+      </w:r>
+    </w:p>
+    <w:p>
+      <w:pPr>
+        <w:pStyle w:val="ListBullet"/>
+        <w:spacing w:line="240" w:lineRule="auto"/>
+        <w:ind w:left="720"/>
+      </w:pPr>
+      <w:r>
+        <w:rPr>
+          <w:lang w:val="es_ES" w:bidi="es_ES"/>
+        </w:rPr>
+      </w:r>
+      <w:r>
+        <w:rPr>
+          <w:lang w:val="es_ES" w:bidi="es_ES"/>
+        </w:rPr>
+        <w:t>Isaías 61:1</w:t>
+      </w:r>
+    </w:p>
+    <w:p>
+      <w:pPr>
+        <w:pStyle w:val="ListBullet"/>
+        <w:spacing w:line="240" w:lineRule="auto"/>
+        <w:ind w:left="720"/>
+      </w:pPr>
+      <w:r>
+        <w:rPr>
+          <w:lang w:val="es_ES" w:bidi="es_ES"/>
+        </w:rPr>
+      </w:r>
+      <w:r>
+        <w:rPr>
+          <w:lang w:val="es_ES" w:bidi="es_ES"/>
+        </w:rPr>
+        <w:t>Levítico 25:10</w:t>
+      </w:r>
+    </w:p>
+    <w:p>
+      <w:pPr>
+        <w:pStyle w:val="ListBullet"/>
+        <w:spacing w:line="240" w:lineRule="auto"/>
+        <w:ind w:left="720"/>
+      </w:pPr>
+      <w:r>
+        <w:rPr>
+          <w:lang w:val="es_ES" w:bidi="es_ES"/>
+        </w:rPr>
+      </w:r>
+      <w:r>
+        <w:rPr>
+          <w:lang w:val="es_ES" w:bidi="es_ES"/>
+        </w:rPr>
+        <w:t>Romanos 6:18</w:t>
+      </w:r>
     </w:p>
     <w:p>
       <w:pPr>
@@ -12265,90 +11335,66 @@
           <w:lang w:val="es_ES" w:bidi="es_ES"/>
         </w:rPr>
       </w:r>
-      <w:hyperlink r:id="rId166">
-        <w:r>
-          <w:rPr>
-            <w:lang w:val="es_ES" w:bidi="es_ES"/>
-          </w:rPr>
-          <w:rPr>
-            <w:color w:val="0000EE"/>
-            <w:u w:val="single"/>
-          </w:rPr>
-          <w:t>Daniel 8.21.</w:t>
-        </w:r>
-      </w:hyperlink>
-    </w:p>
-    <w:p>
-      <w:pPr>
-        <w:pStyle w:val="ListBullet"/>
-        <w:spacing w:line="240" w:lineRule="auto"/>
-        <w:ind w:left="720"/>
-      </w:pPr>
-      <w:r>
-        <w:rPr>
-          <w:lang w:val="es_ES" w:bidi="es_ES"/>
-        </w:rPr>
-      </w:r>
-      <w:hyperlink r:id="rId167">
-        <w:r>
-          <w:rPr>
-            <w:lang w:val="es_ES" w:bidi="es_ES"/>
-          </w:rPr>
-          <w:rPr>
-            <w:color w:val="0000EE"/>
-            <w:u w:val="single"/>
-          </w:rPr>
-          <w:t>Daniel 10.20–21.</w:t>
-        </w:r>
-      </w:hyperlink>
-    </w:p>
-    <w:p>
-      <w:pPr>
-        <w:pStyle w:val="ListBullet"/>
-        <w:spacing w:line="240" w:lineRule="auto"/>
-        <w:ind w:left="720"/>
-      </w:pPr>
-      <w:r>
-        <w:rPr>
-          <w:lang w:val="es_ES" w:bidi="es_ES"/>
-        </w:rPr>
-      </w:r>
-      <w:hyperlink r:id="rId168">
-        <w:r>
-          <w:rPr>
-            <w:lang w:val="es_ES" w:bidi="es_ES"/>
-          </w:rPr>
-          <w:rPr>
-            <w:color w:val="0000EE"/>
-            <w:u w:val="single"/>
-          </w:rPr>
-          <w:t>Daniel 11.1–2.</w:t>
-        </w:r>
-      </w:hyperlink>
-    </w:p>
-    <w:p>
-      <w:pPr>
-        <w:pStyle w:val="ListBullet"/>
-        <w:spacing w:line="240" w:lineRule="auto"/>
-        <w:ind w:left="720"/>
-      </w:pPr>
-      <w:r>
-        <w:rPr>
-          <w:lang w:val="es_ES" w:bidi="es_ES"/>
-        </w:rPr>
-      </w:r>
-      <w:hyperlink r:id="rId169">
-        <w:r>
-          <w:rPr>
-            <w:lang w:val="es_ES" w:bidi="es_ES"/>
-          </w:rPr>
-          <w:rPr>
-            <w:color w:val="0000EE"/>
-            <w:u w:val="single"/>
-          </w:rPr>
-          <w:t>Zacarías 9.13.</w:t>
-        </w:r>
-      </w:hyperlink>
+      <w:r>
+        <w:rPr>
+          <w:lang w:val="es_ES" w:bidi="es_ES"/>
+        </w:rPr>
+        <w:t>Daniel 8.21.</w:t>
+      </w:r>
+    </w:p>
+    <w:p>
+      <w:pPr>
+        <w:pStyle w:val="ListBullet"/>
+        <w:spacing w:line="240" w:lineRule="auto"/>
+        <w:ind w:left="720"/>
+      </w:pPr>
+      <w:r>
+        <w:rPr>
+          <w:lang w:val="es_ES" w:bidi="es_ES"/>
+        </w:rPr>
+      </w:r>
+      <w:r>
+        <w:rPr>
+          <w:lang w:val="es_ES" w:bidi="es_ES"/>
+        </w:rPr>
+        <w:t>Daniel 10.20–21.</w:t>
+      </w:r>
+    </w:p>
+    <w:p>
+      <w:pPr>
+        <w:pStyle w:val="ListBullet"/>
+        <w:spacing w:line="240" w:lineRule="auto"/>
+        <w:ind w:left="720"/>
+      </w:pPr>
+      <w:r>
+        <w:rPr>
+          <w:lang w:val="es_ES" w:bidi="es_ES"/>
+        </w:rPr>
+      </w:r>
+      <w:r>
+        <w:rPr>
+          <w:lang w:val="es_ES" w:bidi="es_ES"/>
+        </w:rPr>
+        <w:t>Daniel 11.1–2.</w:t>
+      </w:r>
+    </w:p>
+    <w:p>
+      <w:pPr>
+        <w:pStyle w:val="ListBullet"/>
+        <w:spacing w:line="240" w:lineRule="auto"/>
+        <w:ind w:left="720"/>
+      </w:pPr>
+      <w:r>
+        <w:rPr>
+          <w:lang w:val="es_ES" w:bidi="es_ES"/>
+        </w:rPr>
+      </w:r>
+      <w:r>
+        <w:rPr>
+          <w:lang w:val="es_ES" w:bidi="es_ES"/>
+        </w:rPr>
+        <w:t>Zacarías 9.13.</w:t>
+      </w:r>
     </w:p>
     <w:p>
       <w:pPr>
@@ -12620,162 +11666,120 @@
           <w:lang w:val="es_ES" w:bidi="es_ES"/>
         </w:rPr>
       </w:r>
-      <w:hyperlink r:id="rId170">
-        <w:r>
-          <w:rPr>
-            <w:lang w:val="es_ES" w:bidi="es_ES"/>
-          </w:rPr>
-          <w:rPr>
-            <w:color w:val="0000EE"/>
-            <w:u w:val="single"/>
-          </w:rPr>
-          <w:t>Hechos 6.1.</w:t>
-        </w:r>
-      </w:hyperlink>
-    </w:p>
-    <w:p>
-      <w:pPr>
-        <w:pStyle w:val="ListBullet"/>
-        <w:spacing w:line="240" w:lineRule="auto"/>
-        <w:ind w:left="720"/>
-      </w:pPr>
-      <w:r>
-        <w:rPr>
-          <w:lang w:val="es_ES" w:bidi="es_ES"/>
-        </w:rPr>
-      </w:r>
-      <w:hyperlink r:id="rId171">
-        <w:r>
-          <w:rPr>
-            <w:lang w:val="es_ES" w:bidi="es_ES"/>
-          </w:rPr>
-          <w:rPr>
-            <w:color w:val="0000EE"/>
-            <w:u w:val="single"/>
-          </w:rPr>
-          <w:t>Hechos 9.29.</w:t>
-        </w:r>
-      </w:hyperlink>
-    </w:p>
-    <w:p>
-      <w:pPr>
-        <w:pStyle w:val="ListBullet"/>
-        <w:spacing w:line="240" w:lineRule="auto"/>
-        <w:ind w:left="720"/>
-      </w:pPr>
-      <w:r>
-        <w:rPr>
-          <w:lang w:val="es_ES" w:bidi="es_ES"/>
-        </w:rPr>
-      </w:r>
-      <w:hyperlink r:id="rId172">
-        <w:r>
-          <w:rPr>
-            <w:lang w:val="es_ES" w:bidi="es_ES"/>
-          </w:rPr>
-          <w:rPr>
-            <w:color w:val="0000EE"/>
-            <w:u w:val="single"/>
-          </w:rPr>
-          <w:t>Hechos 11.20.</w:t>
-        </w:r>
-      </w:hyperlink>
-    </w:p>
-    <w:p>
-      <w:pPr>
-        <w:pStyle w:val="ListBullet"/>
-        <w:spacing w:line="240" w:lineRule="auto"/>
-        <w:ind w:left="720"/>
-      </w:pPr>
-      <w:r>
-        <w:rPr>
-          <w:lang w:val="es_ES" w:bidi="es_ES"/>
-        </w:rPr>
-      </w:r>
-      <w:hyperlink r:id="rId173">
-        <w:r>
-          <w:rPr>
-            <w:lang w:val="es_ES" w:bidi="es_ES"/>
-          </w:rPr>
-          <w:rPr>
-            <w:color w:val="0000EE"/>
-            <w:u w:val="single"/>
-          </w:rPr>
-          <w:t>Hechos 14.1–2.</w:t>
-        </w:r>
-      </w:hyperlink>
-    </w:p>
-    <w:p>
-      <w:pPr>
-        <w:pStyle w:val="ListBullet"/>
-        <w:spacing w:line="240" w:lineRule="auto"/>
-        <w:ind w:left="720"/>
-      </w:pPr>
-      <w:r>
-        <w:rPr>
-          <w:lang w:val="es_ES" w:bidi="es_ES"/>
-        </w:rPr>
-      </w:r>
-      <w:hyperlink r:id="rId174">
-        <w:r>
-          <w:rPr>
-            <w:lang w:val="es_ES" w:bidi="es_ES"/>
-          </w:rPr>
-          <w:rPr>
-            <w:color w:val="0000EE"/>
-            <w:u w:val="single"/>
-          </w:rPr>
-          <w:t>Colosenses 3.11.</w:t>
-        </w:r>
-      </w:hyperlink>
-    </w:p>
-    <w:p>
-      <w:pPr>
-        <w:pStyle w:val="ListBullet"/>
-        <w:spacing w:line="240" w:lineRule="auto"/>
-        <w:ind w:left="720"/>
-      </w:pPr>
-      <w:r>
-        <w:rPr>
-          <w:lang w:val="es_ES" w:bidi="es_ES"/>
-        </w:rPr>
-      </w:r>
-      <w:hyperlink r:id="rId175">
-        <w:r>
-          <w:rPr>
-            <w:lang w:val="es_ES" w:bidi="es_ES"/>
-          </w:rPr>
-          <w:rPr>
-            <w:color w:val="0000EE"/>
-            <w:u w:val="single"/>
-          </w:rPr>
-          <w:t>Gálatas 2.3–5.</w:t>
-        </w:r>
-      </w:hyperlink>
-    </w:p>
-    <w:p>
-      <w:pPr>
-        <w:pStyle w:val="ListBullet"/>
-        <w:spacing w:line="240" w:lineRule="auto"/>
-        <w:ind w:left="720"/>
-      </w:pPr>
-      <w:r>
-        <w:rPr>
-          <w:lang w:val="es_ES" w:bidi="es_ES"/>
-        </w:rPr>
-      </w:r>
-      <w:hyperlink r:id="rId176">
-        <w:r>
-          <w:rPr>
-            <w:lang w:val="es_ES" w:bidi="es_ES"/>
-          </w:rPr>
-          <w:rPr>
-            <w:color w:val="0000EE"/>
-            <w:u w:val="single"/>
-          </w:rPr>
-          <w:t>Juan 7.35.</w:t>
-        </w:r>
-      </w:hyperlink>
+      <w:r>
+        <w:rPr>
+          <w:lang w:val="es_ES" w:bidi="es_ES"/>
+        </w:rPr>
+        <w:t>Hechos 6.1.</w:t>
+      </w:r>
+    </w:p>
+    <w:p>
+      <w:pPr>
+        <w:pStyle w:val="ListBullet"/>
+        <w:spacing w:line="240" w:lineRule="auto"/>
+        <w:ind w:left="720"/>
+      </w:pPr>
+      <w:r>
+        <w:rPr>
+          <w:lang w:val="es_ES" w:bidi="es_ES"/>
+        </w:rPr>
+      </w:r>
+      <w:r>
+        <w:rPr>
+          <w:lang w:val="es_ES" w:bidi="es_ES"/>
+        </w:rPr>
+        <w:t>Hechos 9.29.</w:t>
+      </w:r>
+    </w:p>
+    <w:p>
+      <w:pPr>
+        <w:pStyle w:val="ListBullet"/>
+        <w:spacing w:line="240" w:lineRule="auto"/>
+        <w:ind w:left="720"/>
+      </w:pPr>
+      <w:r>
+        <w:rPr>
+          <w:lang w:val="es_ES" w:bidi="es_ES"/>
+        </w:rPr>
+      </w:r>
+      <w:r>
+        <w:rPr>
+          <w:lang w:val="es_ES" w:bidi="es_ES"/>
+        </w:rPr>
+        <w:t>Hechos 11.20.</w:t>
+      </w:r>
+    </w:p>
+    <w:p>
+      <w:pPr>
+        <w:pStyle w:val="ListBullet"/>
+        <w:spacing w:line="240" w:lineRule="auto"/>
+        <w:ind w:left="720"/>
+      </w:pPr>
+      <w:r>
+        <w:rPr>
+          <w:lang w:val="es_ES" w:bidi="es_ES"/>
+        </w:rPr>
+      </w:r>
+      <w:r>
+        <w:rPr>
+          <w:lang w:val="es_ES" w:bidi="es_ES"/>
+        </w:rPr>
+        <w:t>Hechos 14.1–2.</w:t>
+      </w:r>
+    </w:p>
+    <w:p>
+      <w:pPr>
+        <w:pStyle w:val="ListBullet"/>
+        <w:spacing w:line="240" w:lineRule="auto"/>
+        <w:ind w:left="720"/>
+      </w:pPr>
+      <w:r>
+        <w:rPr>
+          <w:lang w:val="es_ES" w:bidi="es_ES"/>
+        </w:rPr>
+      </w:r>
+      <w:r>
+        <w:rPr>
+          <w:lang w:val="es_ES" w:bidi="es_ES"/>
+        </w:rPr>
+        <w:t>Colosenses 3.11.</w:t>
+      </w:r>
+    </w:p>
+    <w:p>
+      <w:pPr>
+        <w:pStyle w:val="ListBullet"/>
+        <w:spacing w:line="240" w:lineRule="auto"/>
+        <w:ind w:left="720"/>
+      </w:pPr>
+      <w:r>
+        <w:rPr>
+          <w:lang w:val="es_ES" w:bidi="es_ES"/>
+        </w:rPr>
+      </w:r>
+      <w:r>
+        <w:rPr>
+          <w:lang w:val="es_ES" w:bidi="es_ES"/>
+        </w:rPr>
+        <w:t>Gálatas 2.3–5.</w:t>
+      </w:r>
+    </w:p>
+    <w:p>
+      <w:pPr>
+        <w:pStyle w:val="ListBullet"/>
+        <w:spacing w:line="240" w:lineRule="auto"/>
+        <w:ind w:left="720"/>
+      </w:pPr>
+      <w:r>
+        <w:rPr>
+          <w:lang w:val="es_ES" w:bidi="es_ES"/>
+        </w:rPr>
+      </w:r>
+      <w:r>
+        <w:rPr>
+          <w:lang w:val="es_ES" w:bidi="es_ES"/>
+        </w:rPr>
+        <w:t>Juan 7.35.</w:t>
+      </w:r>
     </w:p>
     <w:p>
       <w:pPr>
@@ -13140,114 +12144,84 @@
           <w:lang w:val="es_ES" w:bidi="es_ES"/>
         </w:rPr>
       </w:r>
-      <w:hyperlink r:id="rId177">
-        <w:r>
-          <w:rPr>
-            <w:lang w:val="es_ES" w:bidi="es_ES"/>
-          </w:rPr>
-          <w:rPr>
-            <w:color w:val="0000EE"/>
-            <w:u w:val="single"/>
-          </w:rPr>
-          <w:t>1 Reyes 8:51–53</w:t>
-        </w:r>
-      </w:hyperlink>
-    </w:p>
-    <w:p>
-      <w:pPr>
-        <w:pStyle w:val="ListBullet"/>
-        <w:spacing w:line="240" w:lineRule="auto"/>
-        <w:ind w:left="720"/>
-      </w:pPr>
-      <w:r>
-        <w:rPr>
-          <w:lang w:val="es_ES" w:bidi="es_ES"/>
-        </w:rPr>
-      </w:r>
-      <w:hyperlink r:id="rId178">
-        <w:r>
-          <w:rPr>
-            <w:lang w:val="es_ES" w:bidi="es_ES"/>
-          </w:rPr>
-          <w:rPr>
-            <w:color w:val="0000EE"/>
-            <w:u w:val="single"/>
-          </w:rPr>
-          <w:t>1 Samuel 8:7</w:t>
-        </w:r>
-      </w:hyperlink>
-    </w:p>
-    <w:p>
-      <w:pPr>
-        <w:pStyle w:val="ListBullet"/>
-        <w:spacing w:line="240" w:lineRule="auto"/>
-        <w:ind w:left="720"/>
-      </w:pPr>
-      <w:r>
-        <w:rPr>
-          <w:lang w:val="es_ES" w:bidi="es_ES"/>
-        </w:rPr>
-      </w:r>
-      <w:hyperlink r:id="rId179">
-        <w:r>
-          <w:rPr>
-            <w:lang w:val="es_ES" w:bidi="es_ES"/>
-          </w:rPr>
-          <w:rPr>
-            <w:color w:val="0000EE"/>
-            <w:u w:val="single"/>
-          </w:rPr>
-          <w:t>Deuteronomio 28:9</w:t>
-        </w:r>
-      </w:hyperlink>
-    </w:p>
-    <w:p>
-      <w:pPr>
-        <w:pStyle w:val="ListBullet"/>
-        <w:spacing w:line="240" w:lineRule="auto"/>
-        <w:ind w:left="720"/>
-      </w:pPr>
-      <w:r>
-        <w:rPr>
-          <w:lang w:val="es_ES" w:bidi="es_ES"/>
-        </w:rPr>
-      </w:r>
-      <w:hyperlink r:id="rId180">
-        <w:r>
-          <w:rPr>
-            <w:lang w:val="es_ES" w:bidi="es_ES"/>
-          </w:rPr>
-          <w:rPr>
-            <w:color w:val="0000EE"/>
-            <w:u w:val="single"/>
-          </w:rPr>
-          <w:t>Génesis 49:16</w:t>
-        </w:r>
-      </w:hyperlink>
-    </w:p>
-    <w:p>
-      <w:pPr>
-        <w:pStyle w:val="ListBullet"/>
-        <w:spacing w:line="240" w:lineRule="auto"/>
-        <w:ind w:left="720"/>
-      </w:pPr>
-      <w:r>
-        <w:rPr>
-          <w:lang w:val="es_ES" w:bidi="es_ES"/>
-        </w:rPr>
-      </w:r>
-      <w:hyperlink r:id="rId181">
-        <w:r>
-          <w:rPr>
-            <w:lang w:val="es_ES" w:bidi="es_ES"/>
-          </w:rPr>
-          <w:rPr>
-            <w:color w:val="0000EE"/>
-            <w:u w:val="single"/>
-          </w:rPr>
-          <w:t>Rut 1:16</w:t>
-        </w:r>
-      </w:hyperlink>
+      <w:r>
+        <w:rPr>
+          <w:lang w:val="es_ES" w:bidi="es_ES"/>
+        </w:rPr>
+        <w:t>1 Reyes 8:51–53</w:t>
+      </w:r>
+    </w:p>
+    <w:p>
+      <w:pPr>
+        <w:pStyle w:val="ListBullet"/>
+        <w:spacing w:line="240" w:lineRule="auto"/>
+        <w:ind w:left="720"/>
+      </w:pPr>
+      <w:r>
+        <w:rPr>
+          <w:lang w:val="es_ES" w:bidi="es_ES"/>
+        </w:rPr>
+      </w:r>
+      <w:r>
+        <w:rPr>
+          <w:lang w:val="es_ES" w:bidi="es_ES"/>
+        </w:rPr>
+        <w:t>1 Samuel 8:7</w:t>
+      </w:r>
+    </w:p>
+    <w:p>
+      <w:pPr>
+        <w:pStyle w:val="ListBullet"/>
+        <w:spacing w:line="240" w:lineRule="auto"/>
+        <w:ind w:left="720"/>
+      </w:pPr>
+      <w:r>
+        <w:rPr>
+          <w:lang w:val="es_ES" w:bidi="es_ES"/>
+        </w:rPr>
+      </w:r>
+      <w:r>
+        <w:rPr>
+          <w:lang w:val="es_ES" w:bidi="es_ES"/>
+        </w:rPr>
+        <w:t>Deuteronomio 28:9</w:t>
+      </w:r>
+    </w:p>
+    <w:p>
+      <w:pPr>
+        <w:pStyle w:val="ListBullet"/>
+        <w:spacing w:line="240" w:lineRule="auto"/>
+        <w:ind w:left="720"/>
+      </w:pPr>
+      <w:r>
+        <w:rPr>
+          <w:lang w:val="es_ES" w:bidi="es_ES"/>
+        </w:rPr>
+      </w:r>
+      <w:r>
+        <w:rPr>
+          <w:lang w:val="es_ES" w:bidi="es_ES"/>
+        </w:rPr>
+        <w:t>Génesis 49:16</w:t>
+      </w:r>
+    </w:p>
+    <w:p>
+      <w:pPr>
+        <w:pStyle w:val="ListBullet"/>
+        <w:spacing w:line="240" w:lineRule="auto"/>
+        <w:ind w:left="720"/>
+      </w:pPr>
+      <w:r>
+        <w:rPr>
+          <w:lang w:val="es_ES" w:bidi="es_ES"/>
+        </w:rPr>
+      </w:r>
+      <w:r>
+        <w:rPr>
+          <w:lang w:val="es_ES" w:bidi="es_ES"/>
+        </w:rPr>
+        <w:t>Rut 1:16</w:t>
+      </w:r>
     </w:p>
     <w:p>
       <w:pPr>
@@ -13711,90 +12685,66 @@
           <w:lang w:val="es_ES" w:bidi="es_ES"/>
         </w:rPr>
       </w:r>
-      <w:hyperlink r:id="rId182">
-        <w:r>
-          <w:rPr>
-            <w:lang w:val="es_ES" w:bidi="es_ES"/>
-          </w:rPr>
-          <w:rPr>
-            <w:color w:val="0000EE"/>
-            <w:u w:val="single"/>
-          </w:rPr>
-          <w:t>1 Samuel 10:26–27.</w:t>
-        </w:r>
-      </w:hyperlink>
-    </w:p>
-    <w:p>
-      <w:pPr>
-        <w:pStyle w:val="ListBullet"/>
-        <w:spacing w:line="240" w:lineRule="auto"/>
-        <w:ind w:left="720"/>
-      </w:pPr>
-      <w:r>
-        <w:rPr>
-          <w:lang w:val="es_ES" w:bidi="es_ES"/>
-        </w:rPr>
-      </w:r>
-      <w:hyperlink r:id="rId183">
-        <w:r>
-          <w:rPr>
-            <w:lang w:val="es_ES" w:bidi="es_ES"/>
-          </w:rPr>
-          <w:rPr>
-            <w:color w:val="0000EE"/>
-            <w:u w:val="single"/>
-          </w:rPr>
-          <w:t>2 Samuel 21:6.</w:t>
-        </w:r>
-      </w:hyperlink>
-    </w:p>
-    <w:p>
-      <w:pPr>
-        <w:pStyle w:val="ListBullet"/>
-        <w:spacing w:line="240" w:lineRule="auto"/>
-        <w:ind w:left="720"/>
-      </w:pPr>
-      <w:r>
-        <w:rPr>
-          <w:lang w:val="es_ES" w:bidi="es_ES"/>
-        </w:rPr>
-      </w:r>
-      <w:hyperlink r:id="rId184">
-        <w:r>
-          <w:rPr>
-            <w:lang w:val="es_ES" w:bidi="es_ES"/>
-          </w:rPr>
-          <w:rPr>
-            <w:color w:val="0000EE"/>
-            <w:u w:val="single"/>
-          </w:rPr>
-          <w:t>Oseas 9:9.</w:t>
-        </w:r>
-      </w:hyperlink>
-    </w:p>
-    <w:p>
-      <w:pPr>
-        <w:pStyle w:val="ListBullet"/>
-        <w:spacing w:line="240" w:lineRule="auto"/>
-        <w:ind w:left="720"/>
-      </w:pPr>
-      <w:r>
-        <w:rPr>
-          <w:lang w:val="es_ES" w:bidi="es_ES"/>
-        </w:rPr>
-      </w:r>
-      <w:hyperlink r:id="rId185">
-        <w:r>
-          <w:rPr>
-            <w:lang w:val="es_ES" w:bidi="es_ES"/>
-          </w:rPr>
-          <w:rPr>
-            <w:color w:val="0000EE"/>
-            <w:u w:val="single"/>
-          </w:rPr>
-          <w:t>Jueces 19:12–13.</w:t>
-        </w:r>
-      </w:hyperlink>
+      <w:r>
+        <w:rPr>
+          <w:lang w:val="es_ES" w:bidi="es_ES"/>
+        </w:rPr>
+        <w:t>1 Samuel 10:26–27.</w:t>
+      </w:r>
+    </w:p>
+    <w:p>
+      <w:pPr>
+        <w:pStyle w:val="ListBullet"/>
+        <w:spacing w:line="240" w:lineRule="auto"/>
+        <w:ind w:left="720"/>
+      </w:pPr>
+      <w:r>
+        <w:rPr>
+          <w:lang w:val="es_ES" w:bidi="es_ES"/>
+        </w:rPr>
+      </w:r>
+      <w:r>
+        <w:rPr>
+          <w:lang w:val="es_ES" w:bidi="es_ES"/>
+        </w:rPr>
+        <w:t>2 Samuel 21:6.</w:t>
+      </w:r>
+    </w:p>
+    <w:p>
+      <w:pPr>
+        <w:pStyle w:val="ListBullet"/>
+        <w:spacing w:line="240" w:lineRule="auto"/>
+        <w:ind w:left="720"/>
+      </w:pPr>
+      <w:r>
+        <w:rPr>
+          <w:lang w:val="es_ES" w:bidi="es_ES"/>
+        </w:rPr>
+      </w:r>
+      <w:r>
+        <w:rPr>
+          <w:lang w:val="es_ES" w:bidi="es_ES"/>
+        </w:rPr>
+        <w:t>Oseas 9:9.</w:t>
+      </w:r>
+    </w:p>
+    <w:p>
+      <w:pPr>
+        <w:pStyle w:val="ListBullet"/>
+        <w:spacing w:line="240" w:lineRule="auto"/>
+        <w:ind w:left="720"/>
+      </w:pPr>
+      <w:r>
+        <w:rPr>
+          <w:lang w:val="es_ES" w:bidi="es_ES"/>
+        </w:rPr>
+      </w:r>
+      <w:r>
+        <w:rPr>
+          <w:lang w:val="es_ES" w:bidi="es_ES"/>
+        </w:rPr>
+        <w:t>Jueces 19:12–13.</w:t>
+      </w:r>
     </w:p>
     <w:p>
       <w:pPr>
@@ -14058,114 +13008,84 @@
           <w:lang w:val="es_ES" w:bidi="es_ES"/>
         </w:rPr>
       </w:r>
-      <w:hyperlink r:id="rId186">
-        <w:r>
-          <w:rPr>
-            <w:lang w:val="es_ES" w:bidi="es_ES"/>
-          </w:rPr>
-          <w:rPr>
-            <w:color w:val="0000EE"/>
-            <w:u w:val="single"/>
-          </w:rPr>
-          <w:t>1 Crónicas 21:5</w:t>
-        </w:r>
-      </w:hyperlink>
-    </w:p>
-    <w:p>
-      <w:pPr>
-        <w:pStyle w:val="ListBullet"/>
-        <w:spacing w:line="240" w:lineRule="auto"/>
-        <w:ind w:left="720"/>
-      </w:pPr>
-      <w:r>
-        <w:rPr>
-          <w:lang w:val="es_ES" w:bidi="es_ES"/>
-        </w:rPr>
-      </w:r>
-      <w:hyperlink r:id="rId187">
-        <w:r>
-          <w:rPr>
-            <w:lang w:val="es_ES" w:bidi="es_ES"/>
-          </w:rPr>
-          <w:rPr>
-            <w:color w:val="0000EE"/>
-            <w:u w:val="single"/>
-          </w:rPr>
-          <w:t>Hechos 21:33</w:t>
-        </w:r>
-      </w:hyperlink>
-    </w:p>
-    <w:p>
-      <w:pPr>
-        <w:pStyle w:val="ListBullet"/>
-        <w:spacing w:line="240" w:lineRule="auto"/>
-        <w:ind w:left="720"/>
-      </w:pPr>
-      <w:r>
-        <w:rPr>
-          <w:lang w:val="es_ES" w:bidi="es_ES"/>
-        </w:rPr>
-      </w:r>
-      <w:hyperlink r:id="rId188">
-        <w:r>
-          <w:rPr>
-            <w:lang w:val="es_ES" w:bidi="es_ES"/>
-          </w:rPr>
-          <w:rPr>
-            <w:color w:val="0000EE"/>
-            <w:u w:val="single"/>
-          </w:rPr>
-          <w:t>Lucas 3:14</w:t>
-        </w:r>
-      </w:hyperlink>
-    </w:p>
-    <w:p>
-      <w:pPr>
-        <w:pStyle w:val="ListBullet"/>
-        <w:spacing w:line="240" w:lineRule="auto"/>
-        <w:ind w:left="720"/>
-      </w:pPr>
-      <w:r>
-        <w:rPr>
-          <w:lang w:val="es_ES" w:bidi="es_ES"/>
-        </w:rPr>
-      </w:r>
-      <w:hyperlink r:id="rId189">
-        <w:r>
-          <w:rPr>
-            <w:lang w:val="es_ES" w:bidi="es_ES"/>
-          </w:rPr>
-          <w:rPr>
-            <w:color w:val="0000EE"/>
-            <w:u w:val="single"/>
-          </w:rPr>
-          <w:t>Lucas 23:11</w:t>
-        </w:r>
-      </w:hyperlink>
-    </w:p>
-    <w:p>
-      <w:pPr>
-        <w:pStyle w:val="ListBullet"/>
-        <w:spacing w:line="240" w:lineRule="auto"/>
-        <w:ind w:left="720"/>
-      </w:pPr>
-      <w:r>
-        <w:rPr>
-          <w:lang w:val="es_ES" w:bidi="es_ES"/>
-        </w:rPr>
-      </w:r>
-      <w:hyperlink r:id="rId190">
-        <w:r>
-          <w:rPr>
-            <w:lang w:val="es_ES" w:bidi="es_ES"/>
-          </w:rPr>
-          <w:rPr>
-            <w:color w:val="0000EE"/>
-            <w:u w:val="single"/>
-          </w:rPr>
-          <w:t>Mateo 8:8–10</w:t>
-        </w:r>
-      </w:hyperlink>
+      <w:r>
+        <w:rPr>
+          <w:lang w:val="es_ES" w:bidi="es_ES"/>
+        </w:rPr>
+        <w:t>1 Crónicas 21:5</w:t>
+      </w:r>
+    </w:p>
+    <w:p>
+      <w:pPr>
+        <w:pStyle w:val="ListBullet"/>
+        <w:spacing w:line="240" w:lineRule="auto"/>
+        <w:ind w:left="720"/>
+      </w:pPr>
+      <w:r>
+        <w:rPr>
+          <w:lang w:val="es_ES" w:bidi="es_ES"/>
+        </w:rPr>
+      </w:r>
+      <w:r>
+        <w:rPr>
+          <w:lang w:val="es_ES" w:bidi="es_ES"/>
+        </w:rPr>
+        <w:t>Hechos 21:33</w:t>
+      </w:r>
+    </w:p>
+    <w:p>
+      <w:pPr>
+        <w:pStyle w:val="ListBullet"/>
+        <w:spacing w:line="240" w:lineRule="auto"/>
+        <w:ind w:left="720"/>
+      </w:pPr>
+      <w:r>
+        <w:rPr>
+          <w:lang w:val="es_ES" w:bidi="es_ES"/>
+        </w:rPr>
+      </w:r>
+      <w:r>
+        <w:rPr>
+          <w:lang w:val="es_ES" w:bidi="es_ES"/>
+        </w:rPr>
+        <w:t>Lucas 3:14</w:t>
+      </w:r>
+    </w:p>
+    <w:p>
+      <w:pPr>
+        <w:pStyle w:val="ListBullet"/>
+        <w:spacing w:line="240" w:lineRule="auto"/>
+        <w:ind w:left="720"/>
+      </w:pPr>
+      <w:r>
+        <w:rPr>
+          <w:lang w:val="es_ES" w:bidi="es_ES"/>
+        </w:rPr>
+      </w:r>
+      <w:r>
+        <w:rPr>
+          <w:lang w:val="es_ES" w:bidi="es_ES"/>
+        </w:rPr>
+        <w:t>Lucas 23:11</w:t>
+      </w:r>
+    </w:p>
+    <w:p>
+      <w:pPr>
+        <w:pStyle w:val="ListBullet"/>
+        <w:spacing w:line="240" w:lineRule="auto"/>
+        <w:ind w:left="720"/>
+      </w:pPr>
+      <w:r>
+        <w:rPr>
+          <w:lang w:val="es_ES" w:bidi="es_ES"/>
+        </w:rPr>
+      </w:r>
+      <w:r>
+        <w:rPr>
+          <w:lang w:val="es_ES" w:bidi="es_ES"/>
+        </w:rPr>
+        <w:t>Mateo 8:8–10</w:t>
+      </w:r>
     </w:p>
     <w:p>
       <w:pPr>
@@ -14375,90 +13295,66 @@
           <w:lang w:val="es_ES" w:bidi="es_ES"/>
         </w:rPr>
       </w:r>
-      <w:hyperlink r:id="rId191">
-        <w:r>
-          <w:rPr>
-            <w:lang w:val="es_ES" w:bidi="es_ES"/>
-          </w:rPr>
-          <w:rPr>
-            <w:color w:val="0000EE"/>
-            <w:u w:val="single"/>
-          </w:rPr>
-          <w:t>1 Crónicas 2:23</w:t>
-        </w:r>
-      </w:hyperlink>
-    </w:p>
-    <w:p>
-      <w:pPr>
-        <w:pStyle w:val="ListBullet"/>
-        <w:spacing w:line="240" w:lineRule="auto"/>
-        <w:ind w:left="720"/>
-      </w:pPr>
-      <w:r>
-        <w:rPr>
-          <w:lang w:val="es_ES" w:bidi="es_ES"/>
-        </w:rPr>
-      </w:r>
-      <w:hyperlink r:id="rId192">
-        <w:r>
-          <w:rPr>
-            <w:lang w:val="es_ES" w:bidi="es_ES"/>
-          </w:rPr>
-          <w:rPr>
-            <w:color w:val="0000EE"/>
-            <w:u w:val="single"/>
-          </w:rPr>
-          <w:t>2 Samuel 3:2–3</w:t>
-        </w:r>
-      </w:hyperlink>
-    </w:p>
-    <w:p>
-      <w:pPr>
-        <w:pStyle w:val="ListBullet"/>
-        <w:spacing w:line="240" w:lineRule="auto"/>
-        <w:ind w:left="720"/>
-      </w:pPr>
-      <w:r>
-        <w:rPr>
-          <w:lang w:val="es_ES" w:bidi="es_ES"/>
-        </w:rPr>
-      </w:r>
-      <w:hyperlink r:id="rId193">
-        <w:r>
-          <w:rPr>
-            <w:lang w:val="es_ES" w:bidi="es_ES"/>
-          </w:rPr>
-          <w:rPr>
-            <w:color w:val="0000EE"/>
-            <w:u w:val="single"/>
-          </w:rPr>
-          <w:t>Deuteronomio 3:14</w:t>
-        </w:r>
-      </w:hyperlink>
-    </w:p>
-    <w:p>
-      <w:pPr>
-        <w:pStyle w:val="ListBullet"/>
-        <w:spacing w:line="240" w:lineRule="auto"/>
-        <w:ind w:left="720"/>
-      </w:pPr>
-      <w:r>
-        <w:rPr>
-          <w:lang w:val="es_ES" w:bidi="es_ES"/>
-        </w:rPr>
-      </w:r>
-      <w:hyperlink r:id="rId194">
-        <w:r>
-          <w:rPr>
-            <w:lang w:val="es_ES" w:bidi="es_ES"/>
-          </w:rPr>
-          <w:rPr>
-            <w:color w:val="0000EE"/>
-            <w:u w:val="single"/>
-          </w:rPr>
-          <w:t>Josué 12:3–5</w:t>
-        </w:r>
-      </w:hyperlink>
+      <w:r>
+        <w:rPr>
+          <w:lang w:val="es_ES" w:bidi="es_ES"/>
+        </w:rPr>
+        <w:t>1 Crónicas 2:23</w:t>
+      </w:r>
+    </w:p>
+    <w:p>
+      <w:pPr>
+        <w:pStyle w:val="ListBullet"/>
+        <w:spacing w:line="240" w:lineRule="auto"/>
+        <w:ind w:left="720"/>
+      </w:pPr>
+      <w:r>
+        <w:rPr>
+          <w:lang w:val="es_ES" w:bidi="es_ES"/>
+        </w:rPr>
+      </w:r>
+      <w:r>
+        <w:rPr>
+          <w:lang w:val="es_ES" w:bidi="es_ES"/>
+        </w:rPr>
+        <w:t>2 Samuel 3:2–3</w:t>
+      </w:r>
+    </w:p>
+    <w:p>
+      <w:pPr>
+        <w:pStyle w:val="ListBullet"/>
+        <w:spacing w:line="240" w:lineRule="auto"/>
+        <w:ind w:left="720"/>
+      </w:pPr>
+      <w:r>
+        <w:rPr>
+          <w:lang w:val="es_ES" w:bidi="es_ES"/>
+        </w:rPr>
+      </w:r>
+      <w:r>
+        <w:rPr>
+          <w:lang w:val="es_ES" w:bidi="es_ES"/>
+        </w:rPr>
+        <w:t>Deuteronomio 3:14</w:t>
+      </w:r>
+    </w:p>
+    <w:p>
+      <w:pPr>
+        <w:pStyle w:val="ListBullet"/>
+        <w:spacing w:line="240" w:lineRule="auto"/>
+        <w:ind w:left="720"/>
+      </w:pPr>
+      <w:r>
+        <w:rPr>
+          <w:lang w:val="es_ES" w:bidi="es_ES"/>
+        </w:rPr>
+      </w:r>
+      <w:r>
+        <w:rPr>
+          <w:lang w:val="es_ES" w:bidi="es_ES"/>
+        </w:rPr>
+        <w:t>Josué 12:3–5</w:t>
+      </w:r>
     </w:p>
     <w:p>
       <w:pPr>
@@ -14817,138 +13713,102 @@
           <w:lang w:val="es_ES" w:bidi="es_ES"/>
         </w:rPr>
       </w:r>
-      <w:hyperlink r:id="rId195">
-        <w:r>
-          <w:rPr>
-            <w:lang w:val="es_ES" w:bidi="es_ES"/>
-          </w:rPr>
-          <w:rPr>
-            <w:color w:val="0000EE"/>
-            <w:u w:val="single"/>
-          </w:rPr>
-          <w:t>Ezequiel 1.5</w:t>
-        </w:r>
-      </w:hyperlink>
-    </w:p>
-    <w:p>
-      <w:pPr>
-        <w:pStyle w:val="ListBullet"/>
-        <w:spacing w:line="240" w:lineRule="auto"/>
-        <w:ind w:left="720"/>
-      </w:pPr>
-      <w:r>
-        <w:rPr>
-          <w:lang w:val="es_ES" w:bidi="es_ES"/>
-        </w:rPr>
-      </w:r>
-      <w:hyperlink r:id="rId196">
-        <w:r>
-          <w:rPr>
-            <w:lang w:val="es_ES" w:bidi="es_ES"/>
-          </w:rPr>
-          <w:rPr>
-            <w:color w:val="0000EE"/>
-            <w:u w:val="single"/>
-          </w:rPr>
-          <w:t>Marcos 8.24</w:t>
-        </w:r>
-      </w:hyperlink>
-    </w:p>
-    <w:p>
-      <w:pPr>
-        <w:pStyle w:val="ListBullet"/>
-        <w:spacing w:line="240" w:lineRule="auto"/>
-        <w:ind w:left="720"/>
-      </w:pPr>
-      <w:r>
-        <w:rPr>
-          <w:lang w:val="es_ES" w:bidi="es_ES"/>
-        </w:rPr>
-      </w:r>
-      <w:hyperlink r:id="rId197">
-        <w:r>
-          <w:rPr>
-            <w:lang w:val="es_ES" w:bidi="es_ES"/>
-          </w:rPr>
-          <w:rPr>
-            <w:color w:val="0000EE"/>
-            <w:u w:val="single"/>
-          </w:rPr>
-          <w:t>Mateo 17.2</w:t>
-        </w:r>
-      </w:hyperlink>
-    </w:p>
-    <w:p>
-      <w:pPr>
-        <w:pStyle w:val="ListBullet"/>
-        <w:spacing w:line="240" w:lineRule="auto"/>
-        <w:ind w:left="720"/>
-      </w:pPr>
-      <w:r>
-        <w:rPr>
-          <w:lang w:val="es_ES" w:bidi="es_ES"/>
-        </w:rPr>
-      </w:r>
-      <w:hyperlink r:id="rId198">
-        <w:r>
-          <w:rPr>
-            <w:lang w:val="es_ES" w:bidi="es_ES"/>
-          </w:rPr>
-          <w:rPr>
-            <w:color w:val="0000EE"/>
-            <w:u w:val="single"/>
-          </w:rPr>
-          <w:t>Mateo 18.3</w:t>
-        </w:r>
-      </w:hyperlink>
-    </w:p>
-    <w:p>
-      <w:pPr>
-        <w:pStyle w:val="ListBullet"/>
-        <w:spacing w:line="240" w:lineRule="auto"/>
-        <w:ind w:left="720"/>
-      </w:pPr>
-      <w:r>
-        <w:rPr>
-          <w:lang w:val="es_ES" w:bidi="es_ES"/>
-        </w:rPr>
-      </w:r>
-      <w:hyperlink r:id="rId199">
-        <w:r>
-          <w:rPr>
-            <w:lang w:val="es_ES" w:bidi="es_ES"/>
-          </w:rPr>
-          <w:rPr>
-            <w:color w:val="0000EE"/>
-            <w:u w:val="single"/>
-          </w:rPr>
-          <w:t>Salmos 73.5</w:t>
-        </w:r>
-      </w:hyperlink>
-    </w:p>
-    <w:p>
-      <w:pPr>
-        <w:pStyle w:val="ListBullet"/>
-        <w:spacing w:line="240" w:lineRule="auto"/>
-        <w:ind w:left="720"/>
-      </w:pPr>
-      <w:r>
-        <w:rPr>
-          <w:lang w:val="es_ES" w:bidi="es_ES"/>
-        </w:rPr>
-      </w:r>
-      <w:hyperlink r:id="rId200">
-        <w:r>
-          <w:rPr>
-            <w:lang w:val="es_ES" w:bidi="es_ES"/>
-          </w:rPr>
-          <w:rPr>
-            <w:color w:val="0000EE"/>
-            <w:u w:val="single"/>
-          </w:rPr>
-          <w:t>Apocalipsis 1.12–13</w:t>
-        </w:r>
-      </w:hyperlink>
+      <w:r>
+        <w:rPr>
+          <w:lang w:val="es_ES" w:bidi="es_ES"/>
+        </w:rPr>
+        <w:t>Ezequiel 1.5</w:t>
+      </w:r>
+    </w:p>
+    <w:p>
+      <w:pPr>
+        <w:pStyle w:val="ListBullet"/>
+        <w:spacing w:line="240" w:lineRule="auto"/>
+        <w:ind w:left="720"/>
+      </w:pPr>
+      <w:r>
+        <w:rPr>
+          <w:lang w:val="es_ES" w:bidi="es_ES"/>
+        </w:rPr>
+      </w:r>
+      <w:r>
+        <w:rPr>
+          <w:lang w:val="es_ES" w:bidi="es_ES"/>
+        </w:rPr>
+        <w:t>Marcos 8.24</w:t>
+      </w:r>
+    </w:p>
+    <w:p>
+      <w:pPr>
+        <w:pStyle w:val="ListBullet"/>
+        <w:spacing w:line="240" w:lineRule="auto"/>
+        <w:ind w:left="720"/>
+      </w:pPr>
+      <w:r>
+        <w:rPr>
+          <w:lang w:val="es_ES" w:bidi="es_ES"/>
+        </w:rPr>
+      </w:r>
+      <w:r>
+        <w:rPr>
+          <w:lang w:val="es_ES" w:bidi="es_ES"/>
+        </w:rPr>
+        <w:t>Mateo 17.2</w:t>
+      </w:r>
+    </w:p>
+    <w:p>
+      <w:pPr>
+        <w:pStyle w:val="ListBullet"/>
+        <w:spacing w:line="240" w:lineRule="auto"/>
+        <w:ind w:left="720"/>
+      </w:pPr>
+      <w:r>
+        <w:rPr>
+          <w:lang w:val="es_ES" w:bidi="es_ES"/>
+        </w:rPr>
+      </w:r>
+      <w:r>
+        <w:rPr>
+          <w:lang w:val="es_ES" w:bidi="es_ES"/>
+        </w:rPr>
+        <w:t>Mateo 18.3</w:t>
+      </w:r>
+    </w:p>
+    <w:p>
+      <w:pPr>
+        <w:pStyle w:val="ListBullet"/>
+        <w:spacing w:line="240" w:lineRule="auto"/>
+        <w:ind w:left="720"/>
+      </w:pPr>
+      <w:r>
+        <w:rPr>
+          <w:lang w:val="es_ES" w:bidi="es_ES"/>
+        </w:rPr>
+      </w:r>
+      <w:r>
+        <w:rPr>
+          <w:lang w:val="es_ES" w:bidi="es_ES"/>
+        </w:rPr>
+        <w:t>Salmos 73.5</w:t>
+      </w:r>
+    </w:p>
+    <w:p>
+      <w:pPr>
+        <w:pStyle w:val="ListBullet"/>
+        <w:spacing w:line="240" w:lineRule="auto"/>
+        <w:ind w:left="720"/>
+      </w:pPr>
+      <w:r>
+        <w:rPr>
+          <w:lang w:val="es_ES" w:bidi="es_ES"/>
+        </w:rPr>
+      </w:r>
+      <w:r>
+        <w:rPr>
+          <w:lang w:val="es_ES" w:bidi="es_ES"/>
+        </w:rPr>
+        <w:t>Apocalipsis 1.12–13</w:t>
+      </w:r>
     </w:p>
     <w:p>
       <w:pPr>
